--- a/CE/Rules.docx
+++ b/CE/Rules.docx
@@ -26496,7 +26496,7 @@
           <w:b w:val="0"/>
           <w:i w:val="0"/>
         </w:rPr>
-        <w:t xml:space="preserve"> Before gaining its token, each Fatigued side's field takes a Break check: roll a D6 per retinue in the field, up to 5 dice, each ≥ its modified Morale value; failures are casualties. A Break check never triggers a Panic check, and Unbreakable auto-passes it. A check ever modified to 7 or more Routs the whole army.</w:t>
+        <w:t xml:space="preserve"> Before gaining its token, each Fatigued side's field takes a Break check: roll a D6 per retinue in the field, up to 5 dice, each ≥ its modified Morale value; failures are casualties. A Break check never triggers a Panic check. A check ever modified to 7 or more Routs the whole army.</w:t>
       </w:r>
     </w:p>
     <w:p>
@@ -26525,7 +26525,7 @@
           <w:b w:val="0"/>
           <w:i w:val="0"/>
         </w:rPr>
-        <w:t xml:space="preserve"> Each Fatigued side then gains a Fatigue token — each token is −1 to that army's Strike, Parry, Recover, and Morale rolls (to a maximum of 6+ on the rolls; Morale is uncapped). Tokens stack and last until the Battle ends.</w:t>
+        <w:t xml:space="preserve"> Each Fatigued side then gains a Fatigue token — each token is −1 to that army's Strike and Morale rolls (Strike to a maximum of 6+; Morale uncapped); while Fatigued, retinues can't Parry or Recover. Tokens stack and last until the Battle ends.</w:t>
       </w:r>
     </w:p>
     <w:p>

--- a/CE/Rules.docx
+++ b/CE/Rules.docx
@@ -147,7 +147,7 @@
           <w:b w:val="0"/>
           <w:i w:val="0"/>
         </w:rPr>
-        <w:t xml:space="preserve"> your way to victory? Pick your Faction, command your Domain, and pursue your craft in this political grand strategy, where every action you attempt can be </w:t>
+        <w:t xml:space="preserve"> your way to victory? Pick your Faction, command your Domain, and pursue your Craft in this political grand strategy, where every action you attempt can be </w:t>
       </w:r>
       <w:r>
         <w:rPr>
@@ -233,7 +233,7 @@
           <w:b w:val="0"/>
           <w:i w:val="0"/>
         </w:rPr>
-        <w:t>Between turns, you’re managing a medieval economy: taxing settlements, building pursuit chains from raw materials into production into powerful pursuits and monuments, trading with neighbors, and keeping your Public Order stable enough that your people don’t descend into open rebellion. Stretch too thin and your armies can’t march, your tax income plummets, and your enemies smell blood.</w:t>
+        <w:t>Between turns, you’re managing a medieval economy: taxing settlements, building pursuit chains from Raw Materials into production into powerful pursuits and monuments, trading with neighbors, and keeping your Public Order stable enough that your people don’t descend into open rebellion. Stretch too thin and your armies can’t march, your tax income plummets, and your enemies smell blood.</w:t>
       </w:r>
     </w:p>
     <w:p>
@@ -2367,39 +2367,7 @@
           <w:b w:val="0"/>
           <w:i w:val="0"/>
         </w:rPr>
-        <w:t xml:space="preserve">2.2 When two effects conflict, the one that says </w:t>
-      </w:r>
-      <w:r>
-        <w:rPr>
-          <w:rFonts w:ascii="EB Garamond" w:hAnsi="EB Garamond"/>
-          <w:b/>
-          <w:i w:val="0"/>
-        </w:rPr>
-        <w:t>can't</w:t>
-      </w:r>
-      <w:r>
-        <w:rPr>
-          <w:rFonts w:ascii="EB Garamond" w:hAnsi="EB Garamond"/>
-          <w:b w:val="0"/>
-          <w:i w:val="0"/>
-        </w:rPr>
-        <w:t xml:space="preserve"> (or </w:t>
-      </w:r>
-      <w:r>
-        <w:rPr>
-          <w:rFonts w:ascii="EB Garamond" w:hAnsi="EB Garamond"/>
-          <w:b/>
-          <w:i w:val="0"/>
-        </w:rPr>
-        <w:t>doesn't</w:t>
-      </w:r>
-      <w:r>
-        <w:rPr>
-          <w:rFonts w:ascii="EB Garamond" w:hAnsi="EB Garamond"/>
-          <w:b w:val="0"/>
-          <w:i w:val="0"/>
-        </w:rPr>
-        <w:t>) takes precedence over one that says you may or must.</w:t>
+        <w:t>2.2 When two effects conflict, the one that says can't (or doesn't) takes precedence over one that says you may or must.</w:t>
       </w:r>
     </w:p>
     <w:p>
@@ -2428,119 +2396,7 @@
           <w:b w:val="0"/>
           <w:i w:val="0"/>
         </w:rPr>
-        <w:t xml:space="preserve"> All information is public: </w:t>
-      </w:r>
-      <w:r>
-        <w:rPr>
-          <w:rFonts w:ascii="EB Garamond" w:hAnsi="EB Garamond"/>
-          <w:b/>
-          <w:i w:val="0"/>
-        </w:rPr>
-        <w:t>resources</w:t>
-      </w:r>
-      <w:r>
-        <w:rPr>
-          <w:rFonts w:ascii="EB Garamond" w:hAnsi="EB Garamond"/>
-          <w:b w:val="0"/>
-          <w:i w:val="0"/>
-        </w:rPr>
-        <w:t xml:space="preserve">, </w:t>
-      </w:r>
-      <w:r>
-        <w:rPr>
-          <w:rFonts w:ascii="EB Garamond" w:hAnsi="EB Garamond"/>
-          <w:b/>
-          <w:i w:val="0"/>
-        </w:rPr>
-        <w:t>domains</w:t>
-      </w:r>
-      <w:r>
-        <w:rPr>
-          <w:rFonts w:ascii="EB Garamond" w:hAnsi="EB Garamond"/>
-          <w:b w:val="0"/>
-          <w:i w:val="0"/>
-        </w:rPr>
-        <w:t xml:space="preserve">, </w:t>
-      </w:r>
-      <w:r>
-        <w:rPr>
-          <w:rFonts w:ascii="EB Garamond" w:hAnsi="EB Garamond"/>
-          <w:b/>
-          <w:i w:val="0"/>
-        </w:rPr>
-        <w:t>Treaties</w:t>
-      </w:r>
-      <w:r>
-        <w:rPr>
-          <w:rFonts w:ascii="EB Garamond" w:hAnsi="EB Garamond"/>
-          <w:b w:val="0"/>
-          <w:i w:val="0"/>
-        </w:rPr>
-        <w:t xml:space="preserve">, </w:t>
-      </w:r>
-      <w:r>
-        <w:rPr>
-          <w:rFonts w:ascii="EB Garamond" w:hAnsi="EB Garamond"/>
-          <w:b/>
-          <w:i w:val="0"/>
-        </w:rPr>
-        <w:t>Armies</w:t>
-      </w:r>
-      <w:r>
-        <w:rPr>
-          <w:rFonts w:ascii="EB Garamond" w:hAnsi="EB Garamond"/>
-          <w:b w:val="0"/>
-          <w:i w:val="0"/>
-        </w:rPr>
-        <w:t xml:space="preserve">, </w:t>
-      </w:r>
-      <w:r>
-        <w:rPr>
-          <w:rFonts w:ascii="EB Garamond" w:hAnsi="EB Garamond"/>
-          <w:b/>
-          <w:i w:val="0"/>
-        </w:rPr>
-        <w:t>Pursuits</w:t>
-      </w:r>
-      <w:r>
-        <w:rPr>
-          <w:rFonts w:ascii="EB Garamond" w:hAnsi="EB Garamond"/>
-          <w:b w:val="0"/>
-          <w:i w:val="0"/>
-        </w:rPr>
-        <w:t xml:space="preserve">, and </w:t>
-      </w:r>
-      <w:r>
-        <w:rPr>
-          <w:rFonts w:ascii="EB Garamond" w:hAnsi="EB Garamond"/>
-          <w:b/>
-          <w:i w:val="0"/>
-        </w:rPr>
-        <w:t>Garrisons</w:t>
-      </w:r>
-      <w:r>
-        <w:rPr>
-          <w:rFonts w:ascii="EB Garamond" w:hAnsi="EB Garamond"/>
-          <w:b w:val="0"/>
-          <w:i w:val="0"/>
-        </w:rPr>
-        <w:t xml:space="preserve"> are known to all </w:t>
-      </w:r>
-      <w:r>
-        <w:rPr>
-          <w:rFonts w:ascii="EB Garamond" w:hAnsi="EB Garamond"/>
-          <w:b/>
-          <w:i w:val="0"/>
-        </w:rPr>
-        <w:t>players</w:t>
-      </w:r>
-      <w:r>
-        <w:rPr>
-          <w:rFonts w:ascii="EB Garamond" w:hAnsi="EB Garamond"/>
-          <w:b w:val="0"/>
-          <w:i w:val="0"/>
-        </w:rPr>
-        <w:t>.</w:t>
+        <w:t xml:space="preserve"> All information is public: resources, Domains, Treaties, Armies, Pursuits, and Garrisons are known to all players.</w:t>
       </w:r>
     </w:p>
     <w:p>
@@ -2897,55 +2753,7 @@
           <w:b w:val="0"/>
           <w:i w:val="0"/>
         </w:rPr>
-        <w:t xml:space="preserve"> On a single vote, you may spend </w:t>
-      </w:r>
-      <w:r>
-        <w:rPr>
-          <w:rFonts w:ascii="EB Garamond" w:hAnsi="EB Garamond"/>
-          <w:b/>
-          <w:i w:val="0"/>
-        </w:rPr>
-        <w:t>influence</w:t>
-      </w:r>
-      <w:r>
-        <w:rPr>
-          <w:rFonts w:ascii="EB Garamond" w:hAnsi="EB Garamond"/>
-          <w:b w:val="0"/>
-          <w:i w:val="0"/>
-        </w:rPr>
-        <w:t xml:space="preserve"> equal to 1 + your </w:t>
-      </w:r>
-      <w:r>
-        <w:rPr>
-          <w:rFonts w:ascii="EB Garamond" w:hAnsi="EB Garamond"/>
-          <w:b/>
-          <w:i w:val="0"/>
-        </w:rPr>
-        <w:t>Standing</w:t>
-      </w:r>
-      <w:r>
-        <w:rPr>
-          <w:rFonts w:ascii="EB Garamond" w:hAnsi="EB Garamond"/>
-          <w:b w:val="0"/>
-          <w:i w:val="0"/>
-        </w:rPr>
-        <w:t xml:space="preserve"> in that </w:t>
-      </w:r>
-      <w:r>
-        <w:rPr>
-          <w:rFonts w:ascii="EB Garamond" w:hAnsi="EB Garamond"/>
-          <w:b/>
-          <w:i w:val="0"/>
-        </w:rPr>
-        <w:t>domain</w:t>
-      </w:r>
-      <w:r>
-        <w:rPr>
-          <w:rFonts w:ascii="EB Garamond" w:hAnsi="EB Garamond"/>
-          <w:b w:val="0"/>
-          <w:i w:val="0"/>
-        </w:rPr>
-        <w:t xml:space="preserve"> (Untested = 1, Rising = 2, Established = 3, Sovereign = 4).</w:t>
+        <w:t xml:space="preserve"> On a single vote, you may spend Influence equal to 1 + your Standing in that Domain (Untested = 1, Rising = 2, Established = 3, Sovereign = 4).</w:t>
       </w:r>
     </w:p>
     <w:p>
@@ -2974,39 +2782,7 @@
           <w:b w:val="0"/>
           <w:i w:val="0"/>
         </w:rPr>
-        <w:t xml:space="preserve"> A Pursuit is </w:t>
-      </w:r>
-      <w:r>
-        <w:rPr>
-          <w:rFonts w:ascii="EB Garamond" w:hAnsi="EB Garamond"/>
-          <w:b/>
-          <w:i w:val="0"/>
-        </w:rPr>
-        <w:t>efficient</w:t>
-      </w:r>
-      <w:r>
-        <w:rPr>
-          <w:rFonts w:ascii="EB Garamond" w:hAnsi="EB Garamond"/>
-          <w:b w:val="0"/>
-          <w:i w:val="0"/>
-        </w:rPr>
-        <w:t xml:space="preserve"> with the raw material or Pursuit named on its tile. While a Pursuit shares a </w:t>
-      </w:r>
-      <w:r>
-        <w:rPr>
-          <w:rFonts w:ascii="EB Garamond" w:hAnsi="EB Garamond"/>
-          <w:b/>
-          <w:i w:val="0"/>
-        </w:rPr>
-        <w:t>settlement ward</w:t>
-      </w:r>
-      <w:r>
-        <w:rPr>
-          <w:rFonts w:ascii="EB Garamond" w:hAnsi="EB Garamond"/>
-          <w:b w:val="0"/>
-          <w:i w:val="0"/>
-        </w:rPr>
-        <w:t xml:space="preserve"> with the thing it's efficient with, it doesn't consume a ward of its own.</w:t>
+        <w:t xml:space="preserve"> A Pursuit is efficient with the Raw Material or Pursuit named on its tile. While a Pursuit shares a Settlement Ward with the thing it's efficient with, it doesn't consume a Ward of its own.</w:t>
       </w:r>
     </w:p>
     <w:p>
@@ -3119,7 +2895,7 @@
           <w:b w:val="0"/>
           <w:i w:val="0"/>
         </w:rPr>
-        <w:t xml:space="preserve"> — a Council vote on a Domain; each Player then performs one action of that Domain.</w:t>
+        <w:t xml:space="preserve"> — a Council vote on a Domain; each player then performs one action of that Domain.</w:t>
       </w:r>
     </w:p>
     <w:p>
@@ -3206,7 +2982,7 @@
           <w:b w:val="0"/>
           <w:i w:val="0"/>
         </w:rPr>
-        <w:t xml:space="preserve"> — cleanup, change season, score Renown, spend one Domain Point, pass the Host.</w:t>
+        <w:t xml:space="preserve"> — cleanup, change Season, score Renown, spend one Domain Point, pass the Host.</w:t>
       </w:r>
     </w:p>
     <w:p>
@@ -3224,39 +3000,7 @@
           <w:b w:val="0"/>
           <w:i w:val="0"/>
         </w:rPr>
-        <w:t xml:space="preserve"> Each turn one Player is the </w:t>
-      </w:r>
-      <w:r>
-        <w:rPr>
-          <w:rFonts w:ascii="EB Garamond" w:hAnsi="EB Garamond"/>
-          <w:b/>
-          <w:i w:val="0"/>
-        </w:rPr>
-        <w:t>Host</w:t>
-      </w:r>
-      <w:r>
-        <w:rPr>
-          <w:rFonts w:ascii="EB Garamond" w:hAnsi="EB Garamond"/>
-          <w:b w:val="0"/>
-          <w:i w:val="0"/>
-        </w:rPr>
-        <w:t xml:space="preserve">, and the </w:t>
-      </w:r>
-      <w:r>
-        <w:rPr>
-          <w:rFonts w:ascii="EB Garamond" w:hAnsi="EB Garamond"/>
-          <w:b/>
-          <w:i w:val="0"/>
-        </w:rPr>
-        <w:t>starting player</w:t>
-      </w:r>
-      <w:r>
-        <w:rPr>
-          <w:rFonts w:ascii="EB Garamond" w:hAnsi="EB Garamond"/>
-          <w:b w:val="0"/>
-          <w:i w:val="0"/>
-        </w:rPr>
-        <w:t xml:space="preserve"> is the player directly clockwise from them. The role passes clockwise each Rest Phase (except in Spring). The Host runs most of that Empire Phase's administration: collecting and distributing Trade Income, resolving Bandit Mechanics, and breaking ties (Council vote, bandit targeting, and anything not otherwise resolvable). The Host Card carries the step-by-step detail.</w:t>
+        <w:t xml:space="preserve"> Each turn one player is the Host, and the starting player is the player directly clockwise from them. The role passes clockwise each Rest Phase (except in Spring). The Host runs most of that Empire Phase's administration: collecting and distributing Trade Income, resolving Bandit Mechanics, and breaking ties (Council vote, Bandit targeting, and anything not otherwise resolvable). The Host Card carries the step-by-step detail.</w:t>
       </w:r>
     </w:p>
     <w:p>
@@ -3282,23 +3026,7 @@
           <w:b w:val="0"/>
           <w:i w:val="0"/>
         </w:rPr>
-        <w:t xml:space="preserve">Many actions set a </w:t>
-      </w:r>
-      <w:r>
-        <w:rPr>
-          <w:rFonts w:ascii="EB Garamond" w:hAnsi="EB Garamond"/>
-          <w:b/>
-          <w:i w:val="0"/>
-        </w:rPr>
-        <w:t>Timer</w:t>
-      </w:r>
-      <w:r>
-        <w:rPr>
-          <w:rFonts w:ascii="EB Garamond" w:hAnsi="EB Garamond"/>
-          <w:b w:val="0"/>
-          <w:i w:val="0"/>
-        </w:rPr>
-        <w:t xml:space="preserve"> to a number of turns. Each Empire Phase, every active Timer ticks down by 1; when a Timer reaches 0 it resolves and is removed (a Timer set to 0 or less resolves immediately). Each action states its own Timer's length — the named types (Build, Repair, Muster, Siege, Sack, Capture, Convert, Truce) are just labels for </w:t>
+        <w:t xml:space="preserve">Many actions set a Timer to a number of turns. Each Empire Phase, every active Timer ticks down by 1; when a Timer reaches 0 it resolves and is removed (a Timer set to 0 or less resolves immediately). Each action states its own Timer's length — the named types (Build, Repair, Muster, Siege, Sack, Capture, Convert, Truce) are just labels for </w:t>
       </w:r>
       <w:r>
         <w:rPr>
@@ -4210,23 +3938,7 @@
           <w:b w:val="0"/>
           <w:i w:val="0"/>
         </w:rPr>
-        <w:t xml:space="preserve"> any unlocked </w:t>
-      </w:r>
-      <w:r>
-        <w:rPr>
-          <w:rFonts w:ascii="EB Garamond" w:hAnsi="EB Garamond"/>
-          <w:b/>
-          <w:i w:val="0"/>
-        </w:rPr>
-        <w:t>domain standing</w:t>
-      </w:r>
-      <w:r>
-        <w:rPr>
-          <w:rFonts w:ascii="EB Garamond" w:hAnsi="EB Garamond"/>
-          <w:b w:val="0"/>
-          <w:i w:val="0"/>
-        </w:rPr>
-        <w:t xml:space="preserve"> effects.</w:t>
+        <w:t xml:space="preserve"> any unlocked Domain Standing effects.</w:t>
       </w:r>
     </w:p>
     <w:p>
@@ -4239,7 +3951,7 @@
           <w:b/>
           <w:i w:val="0"/>
         </w:rPr>
-        <w:t>Apply the season</w:t>
+        <w:t>Apply the Season</w:t>
       </w:r>
       <w:r>
         <w:rPr>
@@ -4247,23 +3959,7 @@
           <w:b w:val="0"/>
           <w:i w:val="0"/>
         </w:rPr>
-        <w:t xml:space="preserve"> — check this turn's </w:t>
-      </w:r>
-      <w:r>
-        <w:rPr>
-          <w:rFonts w:ascii="EB Garamond" w:hAnsi="EB Garamond"/>
-          <w:b/>
-          <w:i w:val="0"/>
-        </w:rPr>
-        <w:t>season</w:t>
-      </w:r>
-      <w:r>
-        <w:rPr>
-          <w:rFonts w:ascii="EB Garamond" w:hAnsi="EB Garamond"/>
-          <w:b w:val="0"/>
-          <w:i w:val="0"/>
-        </w:rPr>
-        <w:t xml:space="preserve"> and apply its effect.</w:t>
+        <w:t xml:space="preserve"> — check this turn's Season and apply its effect.</w:t>
       </w:r>
     </w:p>
     <w:p>
@@ -4331,39 +4027,7 @@
           <w:b w:val="0"/>
           <w:i w:val="0"/>
         </w:rPr>
-        <w:t xml:space="preserve">Grow existing </w:t>
-      </w:r>
-      <w:r>
-        <w:rPr>
-          <w:rFonts w:ascii="EB Garamond" w:hAnsi="EB Garamond"/>
-          <w:b/>
-          <w:i w:val="0"/>
-        </w:rPr>
-        <w:t>bandit camps</w:t>
-      </w:r>
-      <w:r>
-        <w:rPr>
-          <w:rFonts w:ascii="EB Garamond" w:hAnsi="EB Garamond"/>
-          <w:b w:val="0"/>
-          <w:i w:val="0"/>
-        </w:rPr>
-        <w:t xml:space="preserve"> according to </w:t>
-      </w:r>
-      <w:r>
-        <w:rPr>
-          <w:rFonts w:ascii="EB Garamond" w:hAnsi="EB Garamond"/>
-          <w:b/>
-          <w:i w:val="0"/>
-        </w:rPr>
-        <w:t>Era</w:t>
-      </w:r>
-      <w:r>
-        <w:rPr>
-          <w:rFonts w:ascii="EB Garamond" w:hAnsi="EB Garamond"/>
-          <w:b w:val="0"/>
-          <w:i w:val="0"/>
-        </w:rPr>
-        <w:t>.</w:t>
+        <w:t>Grow existing Bandit Camps according to Era.</w:t>
       </w:r>
     </w:p>
     <w:p>
@@ -4376,39 +4040,7 @@
           <w:b w:val="0"/>
           <w:i w:val="0"/>
         </w:rPr>
-        <w:t xml:space="preserve">When a </w:t>
-      </w:r>
-      <w:r>
-        <w:rPr>
-          <w:rFonts w:ascii="EB Garamond" w:hAnsi="EB Garamond"/>
-          <w:b/>
-          <w:i w:val="0"/>
-        </w:rPr>
-        <w:t>camp</w:t>
-      </w:r>
-      <w:r>
-        <w:rPr>
-          <w:rFonts w:ascii="EB Garamond" w:hAnsi="EB Garamond"/>
-          <w:b w:val="0"/>
-          <w:i w:val="0"/>
-        </w:rPr>
-        <w:t xml:space="preserve"> reaches 25, convert it to an </w:t>
-      </w:r>
-      <w:r>
-        <w:rPr>
-          <w:rFonts w:ascii="EB Garamond" w:hAnsi="EB Garamond"/>
-          <w:b/>
-          <w:i w:val="0"/>
-        </w:rPr>
-        <w:t>army</w:t>
-      </w:r>
-      <w:r>
-        <w:rPr>
-          <w:rFonts w:ascii="EB Garamond" w:hAnsi="EB Garamond"/>
-          <w:b w:val="0"/>
-          <w:i w:val="0"/>
-        </w:rPr>
-        <w:t>.</w:t>
+        <w:t>When a camp reaches 25, convert it to an Army.</w:t>
       </w:r>
     </w:p>
     <w:p>
@@ -4447,23 +4079,7 @@
           <w:b w:val="0"/>
           <w:i w:val="0"/>
         </w:rPr>
-        <w:t xml:space="preserve">Spawn new </w:t>
-      </w:r>
-      <w:r>
-        <w:rPr>
-          <w:rFonts w:ascii="EB Garamond" w:hAnsi="EB Garamond"/>
-          <w:b/>
-          <w:i w:val="0"/>
-        </w:rPr>
-        <w:t>bandit camps</w:t>
-      </w:r>
-      <w:r>
-        <w:rPr>
-          <w:rFonts w:ascii="EB Garamond" w:hAnsi="EB Garamond"/>
-          <w:b w:val="0"/>
-          <w:i w:val="0"/>
-        </w:rPr>
-        <w:t xml:space="preserve"> (in Spring, from Foster Rebellion, or from an Uprising).</w:t>
+        <w:t>Spawn new Bandit Camps (in Spring, from Foster Rebellion, or from an Uprising).</w:t>
       </w:r>
     </w:p>
     <w:p>
@@ -4489,87 +4105,7 @@
           <w:b w:val="0"/>
           <w:i w:val="0"/>
         </w:rPr>
-        <w:t xml:space="preserve">Gain </w:t>
-      </w:r>
-      <w:r>
-        <w:rPr>
-          <w:rFonts w:ascii="EB Garamond" w:hAnsi="EB Garamond"/>
-          <w:b/>
-          <w:i w:val="0"/>
-        </w:rPr>
-        <w:t>influence</w:t>
-      </w:r>
-      <w:r>
-        <w:rPr>
-          <w:rFonts w:ascii="EB Garamond" w:hAnsi="EB Garamond"/>
-          <w:b w:val="0"/>
-          <w:i w:val="0"/>
-        </w:rPr>
-        <w:t xml:space="preserve"> from: </w:t>
-      </w:r>
-      <w:r>
-        <w:rPr>
-          <w:rFonts w:ascii="EB Garamond" w:hAnsi="EB Garamond"/>
-          <w:b/>
-          <w:i w:val="0"/>
-        </w:rPr>
-        <w:t>Era</w:t>
-      </w:r>
-      <w:r>
-        <w:rPr>
-          <w:rFonts w:ascii="EB Garamond" w:hAnsi="EB Garamond"/>
-          <w:b w:val="0"/>
-          <w:i w:val="0"/>
-        </w:rPr>
-        <w:t xml:space="preserve">, </w:t>
-      </w:r>
-      <w:r>
-        <w:rPr>
-          <w:rFonts w:ascii="EB Garamond" w:hAnsi="EB Garamond"/>
-          <w:b/>
-          <w:i w:val="0"/>
-        </w:rPr>
-        <w:t>innate modifiers</w:t>
-      </w:r>
-      <w:r>
-        <w:rPr>
-          <w:rFonts w:ascii="EB Garamond" w:hAnsi="EB Garamond"/>
-          <w:b w:val="0"/>
-          <w:i w:val="0"/>
-        </w:rPr>
-        <w:t xml:space="preserve"> (Trade Partners, Alliances, At War, etc.), </w:t>
-      </w:r>
-      <w:r>
-        <w:rPr>
-          <w:rFonts w:ascii="EB Garamond" w:hAnsi="EB Garamond"/>
-          <w:b/>
-          <w:i w:val="0"/>
-        </w:rPr>
-        <w:t>pursuits</w:t>
-      </w:r>
-      <w:r>
-        <w:rPr>
-          <w:rFonts w:ascii="EB Garamond" w:hAnsi="EB Garamond"/>
-          <w:b w:val="0"/>
-          <w:i w:val="0"/>
-        </w:rPr>
-        <w:t xml:space="preserve">, and </w:t>
-      </w:r>
-      <w:r>
-        <w:rPr>
-          <w:rFonts w:ascii="EB Garamond" w:hAnsi="EB Garamond"/>
-          <w:b/>
-          <w:i w:val="0"/>
-        </w:rPr>
-        <w:t>infrastructure</w:t>
-      </w:r>
-      <w:r>
-        <w:rPr>
-          <w:rFonts w:ascii="EB Garamond" w:hAnsi="EB Garamond"/>
-          <w:b w:val="0"/>
-          <w:i w:val="0"/>
-        </w:rPr>
-        <w:t>.</w:t>
+        <w:t>Gain Influence from: Era, innate modifiers (Trade Partners, Alliances, At War, etc.), Pursuits, and Infrastructure.</w:t>
       </w:r>
     </w:p>
     <w:p>
@@ -4582,39 +4118,7 @@
           <w:b w:val="0"/>
           <w:i w:val="0"/>
         </w:rPr>
-        <w:t xml:space="preserve">Gain </w:t>
-      </w:r>
-      <w:r>
-        <w:rPr>
-          <w:rFonts w:ascii="EB Garamond" w:hAnsi="EB Garamond"/>
-          <w:b/>
-          <w:i w:val="0"/>
-        </w:rPr>
-        <w:t>envoys</w:t>
-      </w:r>
-      <w:r>
-        <w:rPr>
-          <w:rFonts w:ascii="EB Garamond" w:hAnsi="EB Garamond"/>
-          <w:b w:val="0"/>
-          <w:i w:val="0"/>
-        </w:rPr>
-        <w:t xml:space="preserve"> based on the </w:t>
-      </w:r>
-      <w:r>
-        <w:rPr>
-          <w:rFonts w:ascii="EB Garamond" w:hAnsi="EB Garamond"/>
-          <w:b/>
-          <w:i w:val="0"/>
-        </w:rPr>
-        <w:t>Era</w:t>
-      </w:r>
-      <w:r>
-        <w:rPr>
-          <w:rFonts w:ascii="EB Garamond" w:hAnsi="EB Garamond"/>
-          <w:b w:val="0"/>
-          <w:i w:val="0"/>
-        </w:rPr>
-        <w:t>.</w:t>
+        <w:t>Gain Envoys based on the Era.</w:t>
       </w:r>
     </w:p>
     <w:p>
@@ -4635,39 +4139,7 @@
           <w:b w:val="0"/>
           <w:i w:val="0"/>
         </w:rPr>
-        <w:t xml:space="preserve"> if it's </w:t>
-      </w:r>
-      <w:r>
-        <w:rPr>
-          <w:rFonts w:ascii="EB Garamond" w:hAnsi="EB Garamond"/>
-          <w:b/>
-          <w:i w:val="0"/>
-        </w:rPr>
-        <w:t>Winter</w:t>
-      </w:r>
-      <w:r>
-        <w:rPr>
-          <w:rFonts w:ascii="EB Garamond" w:hAnsi="EB Garamond"/>
-          <w:b w:val="0"/>
-          <w:i w:val="0"/>
-        </w:rPr>
-        <w:t xml:space="preserve">, gain </w:t>
-      </w:r>
-      <w:r>
-        <w:rPr>
-          <w:rFonts w:ascii="EB Garamond" w:hAnsi="EB Garamond"/>
-          <w:b/>
-          <w:i w:val="0"/>
-        </w:rPr>
-        <w:t>tax income</w:t>
-      </w:r>
-      <w:r>
-        <w:rPr>
-          <w:rFonts w:ascii="EB Garamond" w:hAnsi="EB Garamond"/>
-          <w:b w:val="0"/>
-          <w:i w:val="0"/>
-        </w:rPr>
-        <w:t xml:space="preserve"> equal to your settlements' tiers, adjusted by any modifiers.</w:t>
+        <w:t xml:space="preserve"> if it's Winter, gain tax income equal to your Settlements' tiers, adjusted by any modifiers.</w:t>
       </w:r>
     </w:p>
     <w:p>
@@ -4693,39 +4165,7 @@
           <w:b w:val="0"/>
           <w:i w:val="0"/>
         </w:rPr>
-        <w:t xml:space="preserve">All </w:t>
-      </w:r>
-      <w:r>
-        <w:rPr>
-          <w:rFonts w:ascii="EB Garamond" w:hAnsi="EB Garamond"/>
-          <w:b/>
-          <w:i w:val="0"/>
-        </w:rPr>
-        <w:t>players</w:t>
-      </w:r>
-      <w:r>
-        <w:rPr>
-          <w:rFonts w:ascii="EB Garamond" w:hAnsi="EB Garamond"/>
-          <w:b w:val="0"/>
-          <w:i w:val="0"/>
-        </w:rPr>
-        <w:t xml:space="preserve"> gain </w:t>
-      </w:r>
-      <w:r>
-        <w:rPr>
-          <w:rFonts w:ascii="EB Garamond" w:hAnsi="EB Garamond"/>
-          <w:b/>
-          <w:i w:val="0"/>
-        </w:rPr>
-        <w:t>pursuit income</w:t>
-      </w:r>
-      <w:r>
-        <w:rPr>
-          <w:rFonts w:ascii="EB Garamond" w:hAnsi="EB Garamond"/>
-          <w:b w:val="0"/>
-          <w:i w:val="0"/>
-        </w:rPr>
-        <w:t>.</w:t>
+        <w:t>All players gain Pursuit income.</w:t>
       </w:r>
     </w:p>
     <w:p>
@@ -4746,71 +4186,7 @@
           <w:b w:val="0"/>
           <w:i w:val="0"/>
         </w:rPr>
-        <w:t xml:space="preserve"> if there is a </w:t>
-      </w:r>
-      <w:r>
-        <w:rPr>
-          <w:rFonts w:ascii="EB Garamond" w:hAnsi="EB Garamond"/>
-          <w:b/>
-          <w:i w:val="0"/>
-        </w:rPr>
-        <w:t>host</w:t>
-      </w:r>
-      <w:r>
-        <w:rPr>
-          <w:rFonts w:ascii="EB Garamond" w:hAnsi="EB Garamond"/>
-          <w:b w:val="0"/>
-          <w:i w:val="0"/>
-        </w:rPr>
-        <w:t xml:space="preserve">, the </w:t>
-      </w:r>
-      <w:r>
-        <w:rPr>
-          <w:rFonts w:ascii="EB Garamond" w:hAnsi="EB Garamond"/>
-          <w:b/>
-          <w:i w:val="0"/>
-        </w:rPr>
-        <w:t>host</w:t>
-      </w:r>
-      <w:r>
-        <w:rPr>
-          <w:rFonts w:ascii="EB Garamond" w:hAnsi="EB Garamond"/>
-          <w:b w:val="0"/>
-          <w:i w:val="0"/>
-        </w:rPr>
-        <w:t xml:space="preserve"> collects </w:t>
-      </w:r>
-      <w:r>
-        <w:rPr>
-          <w:rFonts w:ascii="EB Garamond" w:hAnsi="EB Garamond"/>
-          <w:b/>
-          <w:i w:val="0"/>
-        </w:rPr>
-        <w:t>trade income</w:t>
-      </w:r>
-      <w:r>
-        <w:rPr>
-          <w:rFonts w:ascii="EB Garamond" w:hAnsi="EB Garamond"/>
-          <w:b w:val="0"/>
-          <w:i w:val="0"/>
-        </w:rPr>
-        <w:t xml:space="preserve"> and distributes it among their </w:t>
-      </w:r>
-      <w:r>
-        <w:rPr>
-          <w:rFonts w:ascii="EB Garamond" w:hAnsi="EB Garamond"/>
-          <w:b/>
-          <w:i w:val="0"/>
-        </w:rPr>
-        <w:t>trade partners</w:t>
-      </w:r>
-      <w:r>
-        <w:rPr>
-          <w:rFonts w:ascii="EB Garamond" w:hAnsi="EB Garamond"/>
-          <w:b w:val="0"/>
-          <w:i w:val="0"/>
-        </w:rPr>
-        <w:t>.</w:t>
+        <w:t xml:space="preserve"> if there is a Host, the Host collects trade income and distributes it among their Trade Partners.</w:t>
       </w:r>
     </w:p>
     <w:p>
@@ -4823,71 +4199,7 @@
           <w:b w:val="0"/>
           <w:i w:val="0"/>
         </w:rPr>
-        <w:t xml:space="preserve">Pay </w:t>
-      </w:r>
-      <w:r>
-        <w:rPr>
-          <w:rFonts w:ascii="EB Garamond" w:hAnsi="EB Garamond"/>
-          <w:b/>
-          <w:i w:val="0"/>
-        </w:rPr>
-        <w:t>army</w:t>
-      </w:r>
-      <w:r>
-        <w:rPr>
-          <w:rFonts w:ascii="EB Garamond" w:hAnsi="EB Garamond"/>
-          <w:b w:val="0"/>
-          <w:i w:val="0"/>
-        </w:rPr>
-        <w:t xml:space="preserve">, </w:t>
-      </w:r>
-      <w:r>
-        <w:rPr>
-          <w:rFonts w:ascii="EB Garamond" w:hAnsi="EB Garamond"/>
-          <w:b/>
-          <w:i w:val="0"/>
-        </w:rPr>
-        <w:t>pursuit</w:t>
-      </w:r>
-      <w:r>
-        <w:rPr>
-          <w:rFonts w:ascii="EB Garamond" w:hAnsi="EB Garamond"/>
-          <w:b w:val="0"/>
-          <w:i w:val="0"/>
-        </w:rPr>
-        <w:t xml:space="preserve">, </w:t>
-      </w:r>
-      <w:r>
-        <w:rPr>
-          <w:rFonts w:ascii="EB Garamond" w:hAnsi="EB Garamond"/>
-          <w:b/>
-          <w:i w:val="0"/>
-        </w:rPr>
-        <w:t>infrastructure</w:t>
-      </w:r>
-      <w:r>
-        <w:rPr>
-          <w:rFonts w:ascii="EB Garamond" w:hAnsi="EB Garamond"/>
-          <w:b w:val="0"/>
-          <w:i w:val="0"/>
-        </w:rPr>
-        <w:t xml:space="preserve">, and any additional </w:t>
-      </w:r>
-      <w:r>
-        <w:rPr>
-          <w:rFonts w:ascii="EB Garamond" w:hAnsi="EB Garamond"/>
-          <w:b/>
-          <w:i w:val="0"/>
-        </w:rPr>
-        <w:t>upkeep</w:t>
-      </w:r>
-      <w:r>
-        <w:rPr>
-          <w:rFonts w:ascii="EB Garamond" w:hAnsi="EB Garamond"/>
-          <w:b w:val="0"/>
-          <w:i w:val="0"/>
-        </w:rPr>
-        <w:t>.</w:t>
+        <w:t>Pay Army, Pursuit, Infrastructure, and any additional upkeep.</w:t>
       </w:r>
     </w:p>
     <w:p>
@@ -4908,39 +4220,7 @@
           <w:b w:val="0"/>
           <w:i w:val="0"/>
         </w:rPr>
-        <w:t xml:space="preserve"> any </w:t>
-      </w:r>
-      <w:r>
-        <w:rPr>
-          <w:rFonts w:ascii="EB Garamond" w:hAnsi="EB Garamond"/>
-          <w:b/>
-          <w:i w:val="0"/>
-        </w:rPr>
-        <w:t>pursuits</w:t>
-      </w:r>
-      <w:r>
-        <w:rPr>
-          <w:rFonts w:ascii="EB Garamond" w:hAnsi="EB Garamond"/>
-          <w:b w:val="0"/>
-          <w:i w:val="0"/>
-        </w:rPr>
-        <w:t xml:space="preserve"> or effects that trigger </w:t>
-      </w:r>
-      <w:r>
-        <w:rPr>
-          <w:rFonts w:ascii="EB Garamond" w:hAnsi="EB Garamond"/>
-          <w:b/>
-          <w:i w:val="0"/>
-        </w:rPr>
-        <w:t>extort</w:t>
-      </w:r>
-      <w:r>
-        <w:rPr>
-          <w:rFonts w:ascii="EB Garamond" w:hAnsi="EB Garamond"/>
-          <w:b w:val="0"/>
-          <w:i w:val="0"/>
-        </w:rPr>
-        <w:t xml:space="preserve"> resolve now.</w:t>
+        <w:t xml:space="preserve"> any Pursuits or effects that trigger extort resolve now.</w:t>
       </w:r>
     </w:p>
     <w:p>
@@ -4995,7 +4275,7 @@
           <w:b w:val="0"/>
           <w:i w:val="0"/>
         </w:rPr>
-        <w:t xml:space="preserve">Every </w:t>
+        <w:t xml:space="preserve">Every Army without </w:t>
       </w:r>
       <w:r>
         <w:rPr>
@@ -5003,7 +4283,7 @@
           <w:b/>
           <w:i w:val="0"/>
         </w:rPr>
-        <w:t>army</w:t>
+        <w:t>Strained</w:t>
       </w:r>
       <w:r>
         <w:rPr>
@@ -5011,71 +4291,7 @@
           <w:b w:val="0"/>
           <w:i w:val="0"/>
         </w:rPr>
-        <w:t xml:space="preserve"> without </w:t>
-      </w:r>
-      <w:r>
-        <w:rPr>
-          <w:rFonts w:ascii="EB Garamond" w:hAnsi="EB Garamond"/>
-          <w:b/>
-          <w:i w:val="0"/>
-        </w:rPr>
-        <w:t>Strained</w:t>
-      </w:r>
-      <w:r>
-        <w:rPr>
-          <w:rFonts w:ascii="EB Garamond" w:hAnsi="EB Garamond"/>
-          <w:b w:val="0"/>
-          <w:i w:val="0"/>
-        </w:rPr>
-        <w:t xml:space="preserve"> gains </w:t>
-      </w:r>
-      <w:r>
-        <w:rPr>
-          <w:rFonts w:ascii="EB Garamond" w:hAnsi="EB Garamond"/>
-          <w:b/>
-          <w:i w:val="0"/>
-        </w:rPr>
-        <w:t>+2 Endurance</w:t>
-      </w:r>
-      <w:r>
-        <w:rPr>
-          <w:rFonts w:ascii="EB Garamond" w:hAnsi="EB Garamond"/>
-          <w:b w:val="0"/>
-          <w:i w:val="0"/>
-        </w:rPr>
-        <w:t xml:space="preserve">; then remove </w:t>
-      </w:r>
-      <w:r>
-        <w:rPr>
-          <w:rFonts w:ascii="EB Garamond" w:hAnsi="EB Garamond"/>
-          <w:b/>
-          <w:i w:val="0"/>
-        </w:rPr>
-        <w:t>Strained</w:t>
-      </w:r>
-      <w:r>
-        <w:rPr>
-          <w:rFonts w:ascii="EB Garamond" w:hAnsi="EB Garamond"/>
-          <w:b w:val="0"/>
-          <w:i w:val="0"/>
-        </w:rPr>
-        <w:t xml:space="preserve"> from all </w:t>
-      </w:r>
-      <w:r>
-        <w:rPr>
-          <w:rFonts w:ascii="EB Garamond" w:hAnsi="EB Garamond"/>
-          <w:b/>
-          <w:i w:val="0"/>
-        </w:rPr>
-        <w:t>armies</w:t>
-      </w:r>
-      <w:r>
-        <w:rPr>
-          <w:rFonts w:ascii="EB Garamond" w:hAnsi="EB Garamond"/>
-          <w:b w:val="0"/>
-          <w:i w:val="0"/>
-        </w:rPr>
-        <w:t xml:space="preserve">. </w:t>
+        <w:t xml:space="preserve"> gains +2 Endurance; then remove Strained from all Armies. </w:t>
       </w:r>
       <w:r>
         <w:rPr>
@@ -5083,7 +4299,7 @@
           <w:b w:val="0"/>
           <w:i/>
         </w:rPr>
-        <w:t>(An army can immediately regain these effects after losing them, if applicable.)</w:t>
+        <w:t>(An Army can immediately regain these effects after losing them, if applicable.)</w:t>
       </w:r>
     </w:p>
     <w:p>
@@ -5096,23 +4312,7 @@
           <w:b w:val="0"/>
           <w:i w:val="0"/>
         </w:rPr>
-        <w:t xml:space="preserve">Resolve any remaining </w:t>
-      </w:r>
-      <w:r>
-        <w:rPr>
-          <w:rFonts w:ascii="EB Garamond" w:hAnsi="EB Garamond"/>
-          <w:b/>
-          <w:i w:val="0"/>
-        </w:rPr>
-        <w:t>start-of-turn</w:t>
-      </w:r>
-      <w:r>
-        <w:rPr>
-          <w:rFonts w:ascii="EB Garamond" w:hAnsi="EB Garamond"/>
-          <w:b w:val="0"/>
-          <w:i w:val="0"/>
-        </w:rPr>
-        <w:t xml:space="preserve"> effects.</w:t>
+        <w:t>Resolve any remaining start-of-turn effects.</w:t>
       </w:r>
     </w:p>
     <w:p>
@@ -5138,167 +4338,7 @@
           <w:b w:val="0"/>
           <w:i w:val="0"/>
         </w:rPr>
-        <w:t xml:space="preserve">Before players send personal envoys, there's a </w:t>
-      </w:r>
-      <w:r>
-        <w:rPr>
-          <w:rFonts w:ascii="EB Garamond" w:hAnsi="EB Garamond"/>
-          <w:b/>
-          <w:i w:val="0"/>
-        </w:rPr>
-        <w:t>Council vote</w:t>
-      </w:r>
-      <w:r>
-        <w:rPr>
-          <w:rFonts w:ascii="EB Garamond" w:hAnsi="EB Garamond"/>
-          <w:b w:val="0"/>
-          <w:i w:val="0"/>
-        </w:rPr>
-        <w:t xml:space="preserve"> on a </w:t>
-      </w:r>
-      <w:r>
-        <w:rPr>
-          <w:rFonts w:ascii="EB Garamond" w:hAnsi="EB Garamond"/>
-          <w:b/>
-          <w:i w:val="0"/>
-        </w:rPr>
-        <w:t>domain</w:t>
-      </w:r>
-      <w:r>
-        <w:rPr>
-          <w:rFonts w:ascii="EB Garamond" w:hAnsi="EB Garamond"/>
-          <w:b w:val="0"/>
-          <w:i w:val="0"/>
-        </w:rPr>
-        <w:t xml:space="preserve">. Clockwise from the </w:t>
-      </w:r>
-      <w:r>
-        <w:rPr>
-          <w:rFonts w:ascii="EB Garamond" w:hAnsi="EB Garamond"/>
-          <w:b/>
-          <w:i w:val="0"/>
-        </w:rPr>
-        <w:t>starting player</w:t>
-      </w:r>
-      <w:r>
-        <w:rPr>
-          <w:rFonts w:ascii="EB Garamond" w:hAnsi="EB Garamond"/>
-          <w:b w:val="0"/>
-          <w:i w:val="0"/>
-        </w:rPr>
-        <w:t xml:space="preserve">, each </w:t>
-      </w:r>
-      <w:r>
-        <w:rPr>
-          <w:rFonts w:ascii="EB Garamond" w:hAnsi="EB Garamond"/>
-          <w:b/>
-          <w:i w:val="0"/>
-        </w:rPr>
-        <w:t>player</w:t>
-      </w:r>
-      <w:r>
-        <w:rPr>
-          <w:rFonts w:ascii="EB Garamond" w:hAnsi="EB Garamond"/>
-          <w:b w:val="0"/>
-          <w:i w:val="0"/>
-        </w:rPr>
-        <w:t xml:space="preserve"> votes for a domain; if the vote ties, the </w:t>
-      </w:r>
-      <w:r>
-        <w:rPr>
-          <w:rFonts w:ascii="EB Garamond" w:hAnsi="EB Garamond"/>
-          <w:b/>
-          <w:i w:val="0"/>
-        </w:rPr>
-        <w:t>host</w:t>
-      </w:r>
-      <w:r>
-        <w:rPr>
-          <w:rFonts w:ascii="EB Garamond" w:hAnsi="EB Garamond"/>
-          <w:b w:val="0"/>
-          <w:i w:val="0"/>
-        </w:rPr>
-        <w:t xml:space="preserve"> breaks it. Then, clockwise from the starting player, each </w:t>
-      </w:r>
-      <w:r>
-        <w:rPr>
-          <w:rFonts w:ascii="EB Garamond" w:hAnsi="EB Garamond"/>
-          <w:b/>
-          <w:i w:val="0"/>
-        </w:rPr>
-        <w:t>player</w:t>
-      </w:r>
-      <w:r>
-        <w:rPr>
-          <w:rFonts w:ascii="EB Garamond" w:hAnsi="EB Garamond"/>
-          <w:b w:val="0"/>
-          <w:i w:val="0"/>
-        </w:rPr>
-        <w:t xml:space="preserve"> sends a </w:t>
-      </w:r>
-      <w:r>
-        <w:rPr>
-          <w:rFonts w:ascii="EB Garamond" w:hAnsi="EB Garamond"/>
-          <w:b/>
-          <w:i w:val="0"/>
-        </w:rPr>
-        <w:t>free envoy</w:t>
-      </w:r>
-      <w:r>
-        <w:rPr>
-          <w:rFonts w:ascii="EB Garamond" w:hAnsi="EB Garamond"/>
-          <w:b w:val="0"/>
-          <w:i w:val="0"/>
-        </w:rPr>
-        <w:t xml:space="preserve"> and resolves one </w:t>
-      </w:r>
-      <w:r>
-        <w:rPr>
-          <w:rFonts w:ascii="EB Garamond" w:hAnsi="EB Garamond"/>
-          <w:b/>
-          <w:i w:val="0"/>
-        </w:rPr>
-        <w:t>action</w:t>
-      </w:r>
-      <w:r>
-        <w:rPr>
-          <w:rFonts w:ascii="EB Garamond" w:hAnsi="EB Garamond"/>
-          <w:b w:val="0"/>
-          <w:i w:val="0"/>
-        </w:rPr>
-        <w:t xml:space="preserve"> of that domain, starting with </w:t>
-      </w:r>
-      <w:r>
-        <w:rPr>
-          <w:rFonts w:ascii="EB Garamond" w:hAnsi="EB Garamond"/>
-          <w:b/>
-          <w:i w:val="0"/>
-        </w:rPr>
-        <w:t>innate influence</w:t>
-      </w:r>
-      <w:r>
-        <w:rPr>
-          <w:rFonts w:ascii="EB Garamond" w:hAnsi="EB Garamond"/>
-          <w:b w:val="0"/>
-          <w:i w:val="0"/>
-        </w:rPr>
-        <w:t xml:space="preserve"> equal to their </w:t>
-      </w:r>
-      <w:r>
-        <w:rPr>
-          <w:rFonts w:ascii="EB Garamond" w:hAnsi="EB Garamond"/>
-          <w:b/>
-          <w:i w:val="0"/>
-        </w:rPr>
-        <w:t>domain Standing</w:t>
-      </w:r>
-      <w:r>
-        <w:rPr>
-          <w:rFonts w:ascii="EB Garamond" w:hAnsi="EB Garamond"/>
-          <w:b w:val="0"/>
-          <w:i w:val="0"/>
-        </w:rPr>
-        <w:t>.</w:t>
+        <w:t>Before players send personal Envoys, there's a Council vote on a Domain. Clockwise from the starting player, each player votes for a Domain; if the vote ties, the Host breaks it. Then, clockwise from the starting player, each player sends a free Envoy and resolves one action of that Domain, starting with innate Influence equal to their Domain Standing.</w:t>
       </w:r>
     </w:p>
     <w:p>
@@ -5308,7 +4348,7 @@
           <w:b w:val="0"/>
           <w:i/>
         </w:rPr>
-        <w:t>Note: a Council envoy's net influence can't be lower than 1, whatever the totalled value.</w:t>
+        <w:t>Note: a Council Envoy's net Influence can't be lower than 1, whatever the totalled value.</w:t>
       </w:r>
     </w:p>
     <w:p>
@@ -5342,7 +4382,7 @@
           <w:b w:val="0"/>
           <w:i w:val="0"/>
         </w:rPr>
-        <w:t xml:space="preserve"> From the starting player, all players place their envoys in the domain of their choice.</w:t>
+        <w:t xml:space="preserve"> From the starting player, all players place their Envoys in the Domain of their choice.</w:t>
       </w:r>
     </w:p>
     <w:p>
@@ -5352,39 +4392,7 @@
           <w:b w:val="0"/>
           <w:i w:val="0"/>
         </w:rPr>
-        <w:t xml:space="preserve">Then resolve envoys in order (see </w:t>
-      </w:r>
-      <w:r>
-        <w:rPr>
-          <w:rFonts w:ascii="EB Garamond" w:hAnsi="EB Garamond"/>
-          <w:b/>
-          <w:i w:val="0"/>
-        </w:rPr>
-        <w:t>Actions &amp; Voting</w:t>
-      </w:r>
-      <w:r>
-        <w:rPr>
-          <w:rFonts w:ascii="EB Garamond" w:hAnsi="EB Garamond"/>
-          <w:b w:val="0"/>
-          <w:i w:val="0"/>
-        </w:rPr>
-        <w:t xml:space="preserve"> for how a vote resolves). First, each player who wishes to send a </w:t>
-      </w:r>
-      <w:r>
-        <w:rPr>
-          <w:rFonts w:ascii="EB Garamond" w:hAnsi="EB Garamond"/>
-          <w:b/>
-          <w:i w:val="0"/>
-        </w:rPr>
-        <w:t>Diplomacy envoy</w:t>
-      </w:r>
-      <w:r>
-        <w:rPr>
-          <w:rFonts w:ascii="EB Garamond" w:hAnsi="EB Garamond"/>
-          <w:b w:val="0"/>
-          <w:i w:val="0"/>
-        </w:rPr>
-        <w:t xml:space="preserve"> may do so, starting with the starting player; once everyone has had the opportunity, no further Diplomacy envoys may be sent this turn.</w:t>
+        <w:t>Then resolve Envoys in order (see Actions &amp; Voting for how a vote resolves). First, each player who wishes to send a Diplomacy Envoy may do so, starting with the starting player; once everyone has had the opportunity, no further Diplomacy Envoys may be sent this turn.</w:t>
       </w:r>
     </w:p>
     <w:p>
@@ -5394,39 +4402,7 @@
           <w:b w:val="0"/>
           <w:i w:val="0"/>
         </w:rPr>
-        <w:t xml:space="preserve">Then players send </w:t>
-      </w:r>
-      <w:r>
-        <w:rPr>
-          <w:rFonts w:ascii="EB Garamond" w:hAnsi="EB Garamond"/>
-          <w:b/>
-          <w:i w:val="0"/>
-        </w:rPr>
-        <w:t>domain envoys</w:t>
-      </w:r>
-      <w:r>
-        <w:rPr>
-          <w:rFonts w:ascii="EB Garamond" w:hAnsi="EB Garamond"/>
-          <w:b w:val="0"/>
-          <w:i w:val="0"/>
-        </w:rPr>
-        <w:t xml:space="preserve"> in order — </w:t>
-      </w:r>
-      <w:r>
-        <w:rPr>
-          <w:rFonts w:ascii="EB Garamond" w:hAnsi="EB Garamond"/>
-          <w:b/>
-          <w:i w:val="0"/>
-        </w:rPr>
-        <w:t>Prowess → Cunning → Piety → Industry</w:t>
-      </w:r>
-      <w:r>
-        <w:rPr>
-          <w:rFonts w:ascii="EB Garamond" w:hAnsi="EB Garamond"/>
-          <w:b w:val="0"/>
-          <w:i w:val="0"/>
-        </w:rPr>
-        <w:t xml:space="preserve"> — in descending order of magnitude: the player with the highest Prowess sends the first envoy, and so on.</w:t>
+        <w:t>Then players send Domain Envoys in order — Prowess → Cunning → Piety → Industry — in descending order of magnitude: the player with the highest Prowess sends the first Envoy, and so on.</w:t>
       </w:r>
     </w:p>
     <w:p>
@@ -5452,55 +4428,7 @@
           <w:b w:val="0"/>
           <w:i w:val="0"/>
         </w:rPr>
-        <w:t xml:space="preserve">If a player performed a </w:t>
-      </w:r>
-      <w:r>
-        <w:rPr>
-          <w:rFonts w:ascii="EB Garamond" w:hAnsi="EB Garamond"/>
-          <w:b/>
-          <w:i w:val="0"/>
-        </w:rPr>
-        <w:t>Battle</w:t>
-      </w:r>
-      <w:r>
-        <w:rPr>
-          <w:rFonts w:ascii="EB Garamond" w:hAnsi="EB Garamond"/>
-          <w:b w:val="0"/>
-          <w:i w:val="0"/>
-        </w:rPr>
-        <w:t xml:space="preserve"> or </w:t>
-      </w:r>
-      <w:r>
-        <w:rPr>
-          <w:rFonts w:ascii="EB Garamond" w:hAnsi="EB Garamond"/>
-          <w:b/>
-          <w:i w:val="0"/>
-        </w:rPr>
-        <w:t>Siege</w:t>
-      </w:r>
-      <w:r>
-        <w:rPr>
-          <w:rFonts w:ascii="EB Garamond" w:hAnsi="EB Garamond"/>
-          <w:b w:val="0"/>
-          <w:i w:val="0"/>
-        </w:rPr>
-        <w:t xml:space="preserve"> Move action this turn, resolve it now — see </w:t>
-      </w:r>
-      <w:r>
-        <w:rPr>
-          <w:rFonts w:ascii="EB Garamond" w:hAnsi="EB Garamond"/>
-          <w:b/>
-          <w:i w:val="0"/>
-        </w:rPr>
-        <w:t>Battles &amp; Sieges</w:t>
-      </w:r>
-      <w:r>
-        <w:rPr>
-          <w:rFonts w:ascii="EB Garamond" w:hAnsi="EB Garamond"/>
-          <w:b w:val="0"/>
-          <w:i w:val="0"/>
-        </w:rPr>
-        <w:t xml:space="preserve"> for the full procedure.</w:t>
+        <w:t>If a player performed a Battle or Siege Move action this turn, resolve it now — see Battles &amp; Sieges for the full procedure.</w:t>
       </w:r>
     </w:p>
     <w:p>
@@ -5529,39 +4457,7 @@
           <w:b w:val="0"/>
           <w:i w:val="0"/>
         </w:rPr>
-        <w:t xml:space="preserve">1. Discard any unused </w:t>
-      </w:r>
-      <w:r>
-        <w:rPr>
-          <w:rFonts w:ascii="EB Garamond" w:hAnsi="EB Garamond"/>
-          <w:b/>
-          <w:i w:val="0"/>
-        </w:rPr>
-        <w:t>envoy</w:t>
-      </w:r>
-      <w:r>
-        <w:rPr>
-          <w:rFonts w:ascii="EB Garamond" w:hAnsi="EB Garamond"/>
-          <w:b w:val="0"/>
-          <w:i w:val="0"/>
-        </w:rPr>
-        <w:t xml:space="preserve"> and </w:t>
-      </w:r>
-      <w:r>
-        <w:rPr>
-          <w:rFonts w:ascii="EB Garamond" w:hAnsi="EB Garamond"/>
-          <w:b/>
-          <w:i w:val="0"/>
-        </w:rPr>
-        <w:t>influence</w:t>
-      </w:r>
-      <w:r>
-        <w:rPr>
-          <w:rFonts w:ascii="EB Garamond" w:hAnsi="EB Garamond"/>
-          <w:b w:val="0"/>
-          <w:i w:val="0"/>
-        </w:rPr>
-        <w:t xml:space="preserve"> tokens.</w:t>
+        <w:t>1. Discard any unused Envoy and Influence tokens.</w:t>
       </w:r>
     </w:p>
     <w:p>
@@ -5574,23 +4470,7 @@
           <w:b w:val="0"/>
           <w:i w:val="0"/>
         </w:rPr>
-        <w:t xml:space="preserve">2. Increment the </w:t>
-      </w:r>
-      <w:r>
-        <w:rPr>
-          <w:rFonts w:ascii="EB Garamond" w:hAnsi="EB Garamond"/>
-          <w:b/>
-          <w:i w:val="0"/>
-        </w:rPr>
-        <w:t>season</w:t>
-      </w:r>
-      <w:r>
-        <w:rPr>
-          <w:rFonts w:ascii="EB Garamond" w:hAnsi="EB Garamond"/>
-          <w:b w:val="0"/>
-          <w:i w:val="0"/>
-        </w:rPr>
-        <w:t xml:space="preserve"> by 1.</w:t>
+        <w:t>2. Increment the Season by 1.</w:t>
       </w:r>
     </w:p>
     <w:p>
@@ -5603,23 +4483,7 @@
           <w:b w:val="0"/>
           <w:i w:val="0"/>
         </w:rPr>
-        <w:t xml:space="preserve">3. Gain </w:t>
-      </w:r>
-      <w:r>
-        <w:rPr>
-          <w:rFonts w:ascii="EB Garamond" w:hAnsi="EB Garamond"/>
-          <w:b/>
-          <w:i w:val="0"/>
-        </w:rPr>
-        <w:t>Renown</w:t>
-      </w:r>
-      <w:r>
-        <w:rPr>
-          <w:rFonts w:ascii="EB Garamond" w:hAnsi="EB Garamond"/>
-          <w:b w:val="0"/>
-          <w:i w:val="0"/>
-        </w:rPr>
-        <w:t>.</w:t>
+        <w:t>3. Gain Renown.</w:t>
       </w:r>
     </w:p>
     <w:p>
@@ -5632,23 +4496,7 @@
           <w:b w:val="0"/>
           <w:i w:val="0"/>
         </w:rPr>
-        <w:t xml:space="preserve">4. Spend a </w:t>
-      </w:r>
-      <w:r>
-        <w:rPr>
-          <w:rFonts w:ascii="EB Garamond" w:hAnsi="EB Garamond"/>
-          <w:b/>
-          <w:i w:val="0"/>
-        </w:rPr>
-        <w:t>Domain point</w:t>
-      </w:r>
-      <w:r>
-        <w:rPr>
-          <w:rFonts w:ascii="EB Garamond" w:hAnsi="EB Garamond"/>
-          <w:b w:val="0"/>
-          <w:i w:val="0"/>
-        </w:rPr>
-        <w:t>.</w:t>
+        <w:t>4. Spend a Domain Point.</w:t>
       </w:r>
     </w:p>
     <w:p>
@@ -5669,7 +4517,7 @@
           <w:b/>
           <w:i w:val="0"/>
         </w:rPr>
-        <w:t>Change host</w:t>
+        <w:t>Change Host</w:t>
       </w:r>
       <w:r>
         <w:rPr>
@@ -5677,55 +4525,7 @@
           <w:b w:val="0"/>
           <w:i w:val="0"/>
         </w:rPr>
-        <w:t xml:space="preserve"> — rotate the </w:t>
-      </w:r>
-      <w:r>
-        <w:rPr>
-          <w:rFonts w:ascii="EB Garamond" w:hAnsi="EB Garamond"/>
-          <w:b/>
-          <w:i w:val="0"/>
-        </w:rPr>
-        <w:t>host token</w:t>
-      </w:r>
-      <w:r>
-        <w:rPr>
-          <w:rFonts w:ascii="EB Garamond" w:hAnsi="EB Garamond"/>
-          <w:b w:val="0"/>
-          <w:i w:val="0"/>
-        </w:rPr>
-        <w:t xml:space="preserve"> clockwise to the </w:t>
-      </w:r>
-      <w:r>
-        <w:rPr>
-          <w:rFonts w:ascii="EB Garamond" w:hAnsi="EB Garamond"/>
-          <w:b/>
-          <w:i w:val="0"/>
-        </w:rPr>
-        <w:t>starting player</w:t>
-      </w:r>
-      <w:r>
-        <w:rPr>
-          <w:rFonts w:ascii="EB Garamond" w:hAnsi="EB Garamond"/>
-          <w:b w:val="0"/>
-          <w:i w:val="0"/>
-        </w:rPr>
-        <w:t xml:space="preserve">, unless it's </w:t>
-      </w:r>
-      <w:r>
-        <w:rPr>
-          <w:rFonts w:ascii="EB Garamond" w:hAnsi="EB Garamond"/>
-          <w:b/>
-          <w:i w:val="0"/>
-        </w:rPr>
-        <w:t>Spring</w:t>
-      </w:r>
-      <w:r>
-        <w:rPr>
-          <w:rFonts w:ascii="EB Garamond" w:hAnsi="EB Garamond"/>
-          <w:b w:val="0"/>
-          <w:i w:val="0"/>
-        </w:rPr>
-        <w:t>.</w:t>
+        <w:t xml:space="preserve"> — rotate the Host token clockwise to the starting player, unless it's Spring.</w:t>
       </w:r>
     </w:p>
     <w:p>
@@ -5738,23 +4538,7 @@
           <w:b w:val="0"/>
           <w:i w:val="0"/>
         </w:rPr>
-        <w:t xml:space="preserve">6. Start the next </w:t>
-      </w:r>
-      <w:r>
-        <w:rPr>
-          <w:rFonts w:ascii="EB Garamond" w:hAnsi="EB Garamond"/>
-          <w:b/>
-          <w:i w:val="0"/>
-        </w:rPr>
-        <w:t>Empire Phase</w:t>
-      </w:r>
-      <w:r>
-        <w:rPr>
-          <w:rFonts w:ascii="EB Garamond" w:hAnsi="EB Garamond"/>
-          <w:b w:val="0"/>
-          <w:i w:val="0"/>
-        </w:rPr>
-        <w:t>.</w:t>
+        <w:t>6. Start the next Empire Phase.</w:t>
       </w:r>
     </w:p>
     <w:p>
@@ -5799,7 +4583,7 @@
           <w:b w:val="0"/>
           <w:i w:val="0"/>
         </w:rPr>
-        <w:t>Domain Board: set Renown to 1, set each Player's Standing in each Domain to 1, set Season to Summer, and set Public Order to 0.</w:t>
+        <w:t>Domain Board: set Renown to 1, set each player's Standing in each Domain to 1, set Season to Summer, and set Public Order to 0.</w:t>
       </w:r>
     </w:p>
     <w:p>
@@ -5812,7 +4596,7 @@
           <w:b w:val="0"/>
           <w:i w:val="0"/>
         </w:rPr>
-        <w:t>Give the Host Card to the Player who wants to Host first. If more than one, roll off.</w:t>
+        <w:t>Give the Host Card to the player who wants to Host first. If more than one, roll off.</w:t>
       </w:r>
     </w:p>
     <w:p>
@@ -5893,7 +4677,7 @@
           <w:b w:val="0"/>
           <w:i w:val="0"/>
         </w:rPr>
-        <w:t>Collect 1 Town, 1 Village, and 1 Hamlet. Take turns placing Towns, starting with the Starting Player. Then each player may place their first Village Range 4 from their Town, and their Hamlet Range 2 from their Town. Then place Outlaw Country Range 2 from their Town or Village, but not adjacent to their Hamlet.</w:t>
+        <w:t>Collect 1 Town, 1 Village, and 1 Hamlet. Take turns placing Towns, starting with the Starting player. Then each player may place their first Village Range 4 from their Town, and their Hamlet Range 2 from their Town. Then place Outlaw Country Range 2 from their Town or Village, but not adjacent to their Hamlet.</w:t>
       </w:r>
     </w:p>
     <w:p>
@@ -5990,39 +4774,7 @@
           <w:b w:val="0"/>
           <w:i w:val="0"/>
         </w:rPr>
-        <w:t xml:space="preserve">Envoys are the </w:t>
-      </w:r>
-      <w:r>
-        <w:rPr>
-          <w:rFonts w:ascii="EB Garamond" w:hAnsi="EB Garamond"/>
-          <w:b/>
-          <w:i w:val="0"/>
-        </w:rPr>
-        <w:t>currency of actions</w:t>
-      </w:r>
-      <w:r>
-        <w:rPr>
-          <w:rFonts w:ascii="EB Garamond" w:hAnsi="EB Garamond"/>
-          <w:b w:val="0"/>
-          <w:i w:val="0"/>
-        </w:rPr>
-        <w:t xml:space="preserve">: to perform an action you </w:t>
-      </w:r>
-      <w:r>
-        <w:rPr>
-          <w:rFonts w:ascii="EB Garamond" w:hAnsi="EB Garamond"/>
-          <w:b/>
-          <w:i w:val="0"/>
-        </w:rPr>
-        <w:t>send an envoy</w:t>
-      </w:r>
-      <w:r>
-        <w:rPr>
-          <w:rFonts w:ascii="EB Garamond" w:hAnsi="EB Garamond"/>
-          <w:b w:val="0"/>
-          <w:i w:val="0"/>
-        </w:rPr>
-        <w:t xml:space="preserve"> during the Envoy Phase. Sending costs 1 envoy, and you must be able to pay the action's cost before you send it. Declare the domain but not the action — </w:t>
+        <w:t xml:space="preserve">Envoys are the currency of actions: to perform an action you send an Envoy during the Envoy Phase. Sending costs 1 Envoy, and you must be able to pay the action's cost before you send it. Declare the Domain but not the action — </w:t>
       </w:r>
       <w:r>
         <w:rPr>
@@ -6030,7 +4782,7 @@
           <w:b w:val="0"/>
           <w:i/>
         </w:rPr>
-        <w:t>"I'd like to send a [Domain] envoy."</w:t>
+        <w:t>"I'd like to send a [Domain] Envoy."</w:t>
       </w:r>
     </w:p>
     <w:p>
@@ -6056,55 +4808,7 @@
           <w:b w:val="0"/>
           <w:i w:val="0"/>
         </w:rPr>
-        <w:t xml:space="preserve">Your envoy begins with </w:t>
-      </w:r>
-      <w:r>
-        <w:rPr>
-          <w:rFonts w:ascii="EB Garamond" w:hAnsi="EB Garamond"/>
-          <w:b/>
-          <w:i w:val="0"/>
-        </w:rPr>
-        <w:t>influence equal to your innate influence</w:t>
-      </w:r>
-      <w:r>
-        <w:rPr>
-          <w:rFonts w:ascii="EB Garamond" w:hAnsi="EB Garamond"/>
-          <w:b w:val="0"/>
-          <w:i w:val="0"/>
-        </w:rPr>
-        <w:t xml:space="preserve"> in its domain — </w:t>
-      </w:r>
-      <w:r>
-        <w:rPr>
-          <w:rFonts w:ascii="EB Garamond" w:hAnsi="EB Garamond"/>
-          <w:b/>
-          <w:i w:val="0"/>
-        </w:rPr>
-        <w:t>Untested 1, Rising 2, Established 3, Sovereign 4</w:t>
-      </w:r>
-      <w:r>
-        <w:rPr>
-          <w:rFonts w:ascii="EB Garamond" w:hAnsi="EB Garamond"/>
-          <w:b w:val="0"/>
-          <w:i w:val="0"/>
-        </w:rPr>
-        <w:t xml:space="preserve"> — plus any automatic </w:t>
-      </w:r>
-      <w:r>
-        <w:rPr>
-          <w:rFonts w:ascii="EB Garamond" w:hAnsi="EB Garamond"/>
-          <w:b/>
-          <w:i w:val="0"/>
-        </w:rPr>
-        <w:t>Influence ±X</w:t>
-      </w:r>
-      <w:r>
-        <w:rPr>
-          <w:rFonts w:ascii="EB Garamond" w:hAnsi="EB Garamond"/>
-          <w:b w:val="0"/>
-          <w:i w:val="0"/>
-        </w:rPr>
-        <w:t xml:space="preserve"> modifiers. </w:t>
+        <w:t xml:space="preserve">Your Envoy begins with Influence equal to your innate Influence in its Domain — Untested 1, Rising 2, Established 3, Sovereign 4 — plus any automatic Influence ±X modifiers. </w:t>
       </w:r>
       <w:r>
         <w:rPr>
@@ -6112,7 +4816,7 @@
           <w:b w:val="0"/>
           <w:i/>
         </w:rPr>
-        <w:t>(These come from your pursuits, infrastructure, and faction, and apply on their own; you never spend influence for them.)</w:t>
+        <w:t>(These come from your Pursuits, Infrastructure, and faction, and apply on their own; you never spend Influence for them.)</w:t>
       </w:r>
     </w:p>
     <w:p>
@@ -6143,7 +4847,7 @@
           <w:b w:val="0"/>
           <w:i w:val="0"/>
         </w:rPr>
-        <w:t xml:space="preserve"> — spend X of your influence to raise the envoy's net influence.</w:t>
+        <w:t xml:space="preserve"> — spend X of your Influence to raise the Envoy's net Influence.</w:t>
       </w:r>
     </w:p>
     <w:p>
@@ -6164,7 +4868,7 @@
           <w:b w:val="0"/>
           <w:i w:val="0"/>
         </w:rPr>
-        <w:t xml:space="preserve"> — spend X of your influence to lower it.</w:t>
+        <w:t xml:space="preserve"> — spend X of your Influence to lower it.</w:t>
       </w:r>
     </w:p>
     <w:p>
@@ -6195,7 +4899,7 @@
           <w:b w:val="0"/>
           <w:i w:val="0"/>
         </w:rPr>
-        <w:t xml:space="preserve">You spend influence only when you </w:t>
+        <w:t xml:space="preserve">You spend Influence only when you </w:t>
       </w:r>
       <w:r>
         <w:rPr>
@@ -6235,7 +4939,7 @@
           <w:b/>
           <w:i w:val="0"/>
         </w:rPr>
-        <w:t>You can't vote on your own envoy.</w:t>
+        <w:t>You can't vote on your own Envoy.</w:t>
       </w:r>
       <w:r>
         <w:rPr>
@@ -6243,23 +4947,7 @@
           <w:b w:val="0"/>
           <w:i w:val="0"/>
         </w:rPr>
-        <w:t xml:space="preserve"> Each player may spend up to </w:t>
-      </w:r>
-      <w:r>
-        <w:rPr>
-          <w:rFonts w:ascii="EB Garamond" w:hAnsi="EB Garamond"/>
-          <w:b/>
-          <w:i w:val="0"/>
-        </w:rPr>
-        <w:t>1 + their Standing</w:t>
-      </w:r>
-      <w:r>
-        <w:rPr>
-          <w:rFonts w:ascii="EB Garamond" w:hAnsi="EB Garamond"/>
-          <w:b w:val="0"/>
-          <w:i w:val="0"/>
-        </w:rPr>
-        <w:t xml:space="preserve"> in that domain on a single vote (Untested 1, Rising 2, Established 3, Sovereign 4); pursuits, infrastructure, and factions may raise this cap. At the end of each turn, unused Influence is discarded.</w:t>
+        <w:t xml:space="preserve"> Each player may spend up to 1 + their Standing in that Domain on a single vote (Untested 1, Rising 2, Established 3, Sovereign 4); Pursuits, Infrastructure, and factions may raise this cap. At the end of each turn, unused Influence is discarded.</w:t>
       </w:r>
     </w:p>
     <w:p>
@@ -6269,7 +4957,7 @@
           <w:b w:val="0"/>
           <w:i/>
         </w:rPr>
-        <w:t>In practice this isn't a round-the-table poll. The host simply asks "anyone support or oppose?" and resolves. The clockwise order is only there to settle the rare case where who-spends-first changes a decision.</w:t>
+        <w:t>In practice this isn't a round-the-table poll. The Host simply asks "anyone support or oppose?" and resolves. The clockwise order is only there to settle the rare case where who-spends-first changes a decision.</w:t>
       </w:r>
     </w:p>
     <w:p>
@@ -6279,7 +4967,7 @@
           <w:b w:val="0"/>
           <w:i/>
         </w:rPr>
-        <w:t>Why this is the heart of the game: at Untested your envoy starts at 1, and you can't support it yourself — so it can fail if another player opposes you, and be saved if another supports you. Unless players back each other, envoys fall to cheap opposition; deciding whose actions to lift and whose to bury is the core of every turn.</w:t>
+        <w:t>Why this is the heart of the game: at Untested your Envoy starts at 1, and you can't support it yourself — so it can fail if another player opposes you, and be saved if another supports you. Unless players back each other, Envoys fall to cheap opposition; deciding whose actions to lift and whose to bury is the core of every turn.</w:t>
       </w:r>
     </w:p>
     <w:p>
@@ -6289,23 +4977,7 @@
           <w:b w:val="0"/>
           <w:i w:val="0"/>
         </w:rPr>
-        <w:t xml:space="preserve">Add everything together for the </w:t>
-      </w:r>
-      <w:r>
-        <w:rPr>
-          <w:rFonts w:ascii="EB Garamond" w:hAnsi="EB Garamond"/>
-          <w:b/>
-          <w:i w:val="0"/>
-        </w:rPr>
-        <w:t>net influence</w:t>
-      </w:r>
-      <w:r>
-        <w:rPr>
-          <w:rFonts w:ascii="EB Garamond" w:hAnsi="EB Garamond"/>
-          <w:b w:val="0"/>
-          <w:i w:val="0"/>
-        </w:rPr>
-        <w:t>, then read the outcome:</w:t>
+        <w:t>Add everything together for the net Influence, then read the outcome:</w:t>
       </w:r>
     </w:p>
     <w:tbl>
@@ -6691,7 +5363,7 @@
           <w:b w:val="0"/>
           <w:i/>
         </w:rPr>
-        <w:t>If a player has an effect that reduces a specific action's influence, that reduction applies after the net influence is totalled, and can turn a would-be pass into a fail. That player may instead perform a different action of the same Domain targeting the same player or settlement.</w:t>
+        <w:t>If a player has an effect that reduces a specific action's Influence, that reduction applies after the net Influence is totalled, and can turn a would-be pass into a fail. That player may instead perform a different action of the same Domain targeting the same player or Settlement.</w:t>
       </w:r>
     </w:p>
     <w:p>
@@ -6701,7 +5373,7 @@
           <w:b w:val="0"/>
           <w:i w:val="0"/>
         </w:rPr>
-        <w:t xml:space="preserve">When you </w:t>
+        <w:t xml:space="preserve">When you perform an action, pay its cost (gold or Doubt) and follow the pass effect. If the action is </w:t>
       </w:r>
       <w:r>
         <w:rPr>
@@ -6709,7 +5381,7 @@
           <w:b/>
           <w:i w:val="0"/>
         </w:rPr>
-        <w:t>perform</w:t>
+        <w:t>endorsed</w:t>
       </w:r>
       <w:r>
         <w:rPr>
@@ -6717,55 +5389,7 @@
           <w:b w:val="0"/>
           <w:i w:val="0"/>
         </w:rPr>
-        <w:t xml:space="preserve"> an action, pay its cost (</w:t>
-      </w:r>
-      <w:r>
-        <w:rPr>
-          <w:rFonts w:ascii="EB Garamond" w:hAnsi="EB Garamond"/>
-          <w:b/>
-          <w:i w:val="0"/>
-        </w:rPr>
-        <w:t>gold</w:t>
-      </w:r>
-      <w:r>
-        <w:rPr>
-          <w:rFonts w:ascii="EB Garamond" w:hAnsi="EB Garamond"/>
-          <w:b w:val="0"/>
-          <w:i w:val="0"/>
-        </w:rPr>
-        <w:t xml:space="preserve"> or </w:t>
-      </w:r>
-      <w:r>
-        <w:rPr>
-          <w:rFonts w:ascii="EB Garamond" w:hAnsi="EB Garamond"/>
-          <w:b/>
-          <w:i w:val="0"/>
-        </w:rPr>
-        <w:t>doubt</w:t>
-      </w:r>
-      <w:r>
-        <w:rPr>
-          <w:rFonts w:ascii="EB Garamond" w:hAnsi="EB Garamond"/>
-          <w:b w:val="0"/>
-          <w:i w:val="0"/>
-        </w:rPr>
-        <w:t xml:space="preserve">) and follow the pass effect. If the action is </w:t>
-      </w:r>
-      <w:r>
-        <w:rPr>
-          <w:rFonts w:ascii="EB Garamond" w:hAnsi="EB Garamond"/>
-          <w:b/>
-          <w:i w:val="0"/>
-        </w:rPr>
-        <w:t>endorsed</w:t>
-      </w:r>
-      <w:r>
-        <w:rPr>
-          <w:rFonts w:ascii="EB Garamond" w:hAnsi="EB Garamond"/>
-          <w:b w:val="0"/>
-          <w:i w:val="0"/>
-        </w:rPr>
-        <w:t>, also perform the domain's endorsed effect.</w:t>
+        <w:t>, also perform the Domain's endorsed effect.</w:t>
       </w:r>
     </w:p>
     <w:p>
@@ -6775,7 +5399,7 @@
           <w:b w:val="0"/>
           <w:i w:val="0"/>
         </w:rPr>
-        <w:t>Each outcome resolves differently by domain — what Condemned, Failed, Passed, and Endorsed each do:</w:t>
+        <w:t>Each outcome resolves differently by Domain — what Condemned, Failed, Passed, and Endorsed each do:</w:t>
       </w:r>
     </w:p>
     <w:tbl>
@@ -7515,7 +6139,7 @@
           <w:b w:val="0"/>
           <w:i w:val="0"/>
         </w:rPr>
-        <w:t>The Realm cycles through four seasons. The current season's effect is applied during the Empire Phase, and the Rest Phase advances the season by one.</w:t>
+        <w:t>The Realm cycles through four Seasons. The current Season's effect is applied during the Empire Phase, and the Rest Phase advances the Season by one.</w:t>
       </w:r>
     </w:p>
     <w:tbl>
@@ -7917,23 +6541,7 @@
           <w:b w:val="0"/>
           <w:i w:val="0"/>
         </w:rPr>
-        <w:t xml:space="preserve">Each turn, gain </w:t>
-      </w:r>
-      <w:r>
-        <w:rPr>
-          <w:rFonts w:ascii="EB Garamond" w:hAnsi="EB Garamond"/>
-          <w:b/>
-          <w:i w:val="0"/>
-        </w:rPr>
-        <w:t>influence</w:t>
-      </w:r>
-      <w:r>
-        <w:rPr>
-          <w:rFonts w:ascii="EB Garamond" w:hAnsi="EB Garamond"/>
-          <w:b w:val="0"/>
-          <w:i w:val="0"/>
-        </w:rPr>
-        <w:t xml:space="preserve"> from the following sources:</w:t>
+        <w:t>Each turn, gain Influence from the following sources:</w:t>
       </w:r>
     </w:p>
     <w:tbl>
@@ -8817,7 +7425,7 @@
           <w:rFonts w:ascii="EB Garamond" w:hAnsi="EB Garamond"/>
           <w:sz w:val="20"/>
         </w:rPr>
-        <w:t xml:space="preserve">Move an Army up to its Speed in Territories. Then choose one: March — move up to 2× Speed, lose 1 Endurance, take no other action; Battle — end adjacent to a non-allied Army not in a settlement, then begin a Battle; Lay Siege — end adjacent to an at-war settlement, then begin a Siege; Muster — end within range 2 of your settlements, not within range 1 of a non-ally, at an active Muster Field, then recruit up to your combined muster limit (you may swap retinues between adjacent allied Armies and change equipment).</w:t>
+        <w:t xml:space="preserve">Move an Army up to its Speed in Territories. Then choose one: March — move up to 2× Speed, lose 1 Endurance, take no other action; Battle — end adjacent to a non-allied Army not in a Settlement, then begin a Battle; Lay Siege — end adjacent to an at-war Settlement, then begin a Siege; Muster — end within range 2 of your Settlements, not within range 1 of a non-ally, at an active Muster Field, then recruit up to your combined muster limit (you may swap Retinues between adjacent allied Armies and change equipment).</w:t>
       </w:r>
     </w:p>
     <w:p>
@@ -8884,7 +7492,7 @@
           <w:rFonts w:ascii="EB Garamond" w:hAnsi="EB Garamond"/>
           <w:sz w:val="20"/>
         </w:rPr>
-        <w:t xml:space="preserve">While an Army's Battle, Siege, or Muster timer is running, it can't be the target of actions.</w:t>
+        <w:t xml:space="preserve">While an Army's Battle, Siege, or Muster Timer is running, it can't be the target of actions.</w:t>
       </w:r>
     </w:p>
     <w:p>
@@ -9039,7 +7647,7 @@
           <w:rFonts w:ascii="EB Garamond" w:hAnsi="EB Garamond"/>
           <w:sz w:val="20"/>
         </w:rPr>
-        <w:t xml:space="preserve">If you are in a Military Alliance, then at the start of your next turn every member Declares War on the target and sends 1 fewer envoy that turn.</w:t>
+        <w:t xml:space="preserve">If you are in a Military Alliance, then at the start of your next turn every member Declares War on the target and sends 1 fewer Envoy that turn.</w:t>
       </w:r>
     </w:p>
     <w:p>
@@ -9159,7 +7767,7 @@
           <w:rFonts w:ascii="EB Garamond" w:hAnsi="EB Garamond"/>
           <w:sz w:val="20"/>
         </w:rPr>
-        <w:t xml:space="preserve">Terms may include gold, settlements, territory, treaties, or promises. A promise is unenforceable, but breaking one counts as failing the terms.</w:t>
+        <w:t xml:space="preserve">Terms may include gold, Settlements, Territory, Treaties, or promises. A promise is unenforceable, but breaking one counts as failing the terms.</w:t>
       </w:r>
     </w:p>
     <w:p>
@@ -9369,7 +7977,7 @@
           <w:rFonts w:ascii="EB Garamond" w:hAnsi="EB Garamond"/>
           <w:sz w:val="20"/>
         </w:rPr>
-        <w:t xml:space="preserve">Choose a player. At the next Bandit Mechanics step, place a Bandit Camp of 10 retinues in their Outlaw Country.</w:t>
+        <w:t xml:space="preserve">Choose a player. At the next Bandit Mechanics step, place a Bandit Camp of 10 Retinues in their Outlaw Country.</w:t>
       </w:r>
     </w:p>
     <w:p>
@@ -9415,7 +8023,7 @@
           <w:rFonts w:ascii="EB Garamond" w:hAnsi="EB Garamond"/>
           <w:sz w:val="20"/>
         </w:rPr>
-        <w:t xml:space="preserve">If that player's Outlaw Country has no room, expand it by one territory and spawn there instead.</w:t>
+        <w:t xml:space="preserve">If that player's Outlaw Country has no room, expand it by one Territory and spawn there instead.</w:t>
       </w:r>
     </w:p>
     <w:p>
@@ -9489,7 +8097,7 @@
           <w:rFonts w:ascii="EB Garamond" w:hAnsi="EB Garamond"/>
           <w:sz w:val="20"/>
         </w:rPr>
-        <w:t xml:space="preserve">Choose another player's settlement, then choose one active Pursuit, active Infrastructure, or active Build Timer in it: that target becomes Damaged, and its effects are inactive until Repaired. A Damaged Build Timer doesn't increment until Repaired.</w:t>
+        <w:t xml:space="preserve">Choose another player's Settlement, then choose one active Pursuit, active Infrastructure, or active Build Timer in it: that target becomes Damaged, and its effects are inactive until Repaired. A Damaged Build Timer doesn't increment until Repaired.</w:t>
       </w:r>
     </w:p>
     <w:p>
@@ -9681,7 +8289,7 @@
           <w:b w:val="0"/>
           <w:i w:val="0"/>
         </w:rPr>
-        <w:t xml:space="preserve">When a </w:t>
+        <w:t xml:space="preserve">When a Cunning Envoy is </w:t>
       </w:r>
       <w:r>
         <w:rPr>
@@ -9689,7 +8297,7 @@
           <w:b/>
           <w:i w:val="0"/>
         </w:rPr>
-        <w:t>Cunning envoy</w:t>
+        <w:t>condemned</w:t>
       </w:r>
       <w:r>
         <w:rPr>
@@ -9697,87 +8305,7 @@
           <w:b w:val="0"/>
           <w:i w:val="0"/>
         </w:rPr>
-        <w:t xml:space="preserve"> is </w:t>
-      </w:r>
-      <w:r>
-        <w:rPr>
-          <w:rFonts w:ascii="EB Garamond" w:hAnsi="EB Garamond"/>
-          <w:b/>
-          <w:i w:val="0"/>
-        </w:rPr>
-        <w:t>condemned</w:t>
-      </w:r>
-      <w:r>
-        <w:rPr>
-          <w:rFonts w:ascii="EB Garamond" w:hAnsi="EB Garamond"/>
-          <w:b w:val="0"/>
-          <w:i w:val="0"/>
-        </w:rPr>
-        <w:t xml:space="preserve"> while targeting a </w:t>
-      </w:r>
-      <w:r>
-        <w:rPr>
-          <w:rFonts w:ascii="EB Garamond" w:hAnsi="EB Garamond"/>
-          <w:b/>
-          <w:i w:val="0"/>
-        </w:rPr>
-        <w:t>player</w:t>
-      </w:r>
-      <w:r>
-        <w:rPr>
-          <w:rFonts w:ascii="EB Garamond" w:hAnsi="EB Garamond"/>
-          <w:b w:val="0"/>
-          <w:i w:val="0"/>
-        </w:rPr>
-        <w:t xml:space="preserve"> with whom you hold a </w:t>
-      </w:r>
-      <w:r>
-        <w:rPr>
-          <w:rFonts w:ascii="EB Garamond" w:hAnsi="EB Garamond"/>
-          <w:b/>
-          <w:i w:val="0"/>
-        </w:rPr>
-        <w:t>Non-Aggression Pact</w:t>
-      </w:r>
-      <w:r>
-        <w:rPr>
-          <w:rFonts w:ascii="EB Garamond" w:hAnsi="EB Garamond"/>
-          <w:b w:val="0"/>
-          <w:i w:val="0"/>
-        </w:rPr>
-        <w:t xml:space="preserve">, that </w:t>
-      </w:r>
-      <w:r>
-        <w:rPr>
-          <w:rFonts w:ascii="EB Garamond" w:hAnsi="EB Garamond"/>
-          <w:b/>
-          <w:i w:val="0"/>
-        </w:rPr>
-        <w:t>player</w:t>
-      </w:r>
-      <w:r>
-        <w:rPr>
-          <w:rFonts w:ascii="EB Garamond" w:hAnsi="EB Garamond"/>
-          <w:b w:val="0"/>
-          <w:i w:val="0"/>
-        </w:rPr>
-        <w:t xml:space="preserve"> may immediately perform a </w:t>
-      </w:r>
-      <w:r>
-        <w:rPr>
-          <w:rFonts w:ascii="EB Garamond" w:hAnsi="EB Garamond"/>
-          <w:b/>
-          <w:i w:val="0"/>
-        </w:rPr>
-        <w:t>Declare War</w:t>
-      </w:r>
-      <w:r>
-        <w:rPr>
-          <w:rFonts w:ascii="EB Garamond" w:hAnsi="EB Garamond"/>
-          <w:b w:val="0"/>
-          <w:i w:val="0"/>
-        </w:rPr>
-        <w:t xml:space="preserve"> action against the condemned player.</w:t>
+        <w:t xml:space="preserve"> while targeting a player with whom you hold a Non-Aggression Pact, that player may immediately perform a Declare War action against the condemned player.</w:t>
       </w:r>
     </w:p>
     <w:p>
@@ -9787,55 +8315,7 @@
           <w:b w:val="0"/>
           <w:i w:val="0"/>
         </w:rPr>
-        <w:t xml:space="preserve">The </w:t>
-      </w:r>
-      <w:r>
-        <w:rPr>
-          <w:rFonts w:ascii="EB Garamond" w:hAnsi="EB Garamond"/>
-          <w:b/>
-          <w:i w:val="0"/>
-        </w:rPr>
-        <w:t>Act of War</w:t>
-      </w:r>
-      <w:r>
-        <w:rPr>
-          <w:rFonts w:ascii="EB Garamond" w:hAnsi="EB Garamond"/>
-          <w:b w:val="0"/>
-          <w:i w:val="0"/>
-        </w:rPr>
-        <w:t xml:space="preserve"> triggers on the </w:t>
-      </w:r>
-      <w:r>
-        <w:rPr>
-          <w:rFonts w:ascii="EB Garamond" w:hAnsi="EB Garamond"/>
-          <w:b/>
-          <w:i w:val="0"/>
-        </w:rPr>
-        <w:t>condemned</w:t>
-      </w:r>
-      <w:r>
-        <w:rPr>
-          <w:rFonts w:ascii="EB Garamond" w:hAnsi="EB Garamond"/>
-          <w:b w:val="0"/>
-          <w:i w:val="0"/>
-        </w:rPr>
-        <w:t xml:space="preserve"> result whichever </w:t>
-      </w:r>
-      <w:r>
-        <w:rPr>
-          <w:rFonts w:ascii="EB Garamond" w:hAnsi="EB Garamond"/>
-          <w:b/>
-          <w:i w:val="0"/>
-        </w:rPr>
-        <w:t>Cunning action</w:t>
-      </w:r>
-      <w:r>
-        <w:rPr>
-          <w:rFonts w:ascii="EB Garamond" w:hAnsi="EB Garamond"/>
-          <w:b w:val="0"/>
-          <w:i w:val="0"/>
-        </w:rPr>
-        <w:t xml:space="preserve"> was performed.</w:t>
+        <w:t>The Act of War triggers on the condemned result whichever Cunning action was performed.</w:t>
       </w:r>
     </w:p>
     <w:p>
@@ -10025,7 +8505,7 @@
           <w:rFonts w:ascii="EB Garamond" w:hAnsi="EB Garamond"/>
           <w:sz w:val="20"/>
         </w:rPr>
-        <w:t xml:space="preserve">Choose a target player or alliance. If the target is outside your alliance, each player in it gains Doubt 2. If the target is inside your alliance, each other allied player gains Faith 2.</w:t>
+        <w:t xml:space="preserve">Choose a target player or Alliance. If the target is outside your Alliance, each player in it gains Doubt 2. If the target is inside your Alliance, each other allied player gains Faith 2.</w:t>
       </w:r>
     </w:p>
     <w:p>
@@ -10125,7 +8605,7 @@
           <w:rFonts w:ascii="EB Garamond" w:hAnsi="EB Garamond"/>
           <w:sz w:val="20"/>
         </w:rPr>
-        <w:t xml:space="preserve">Choose a player. Extort 10% of their treasury (round down to the nearest 100, minimum 0).</w:t>
+        <w:t xml:space="preserve">Choose a player. Extort 10% of their Treasury (round down to the nearest 100, minimum 0).</w:t>
       </w:r>
     </w:p>
     <w:p>
@@ -10225,7 +8705,7 @@
           <w:rFonts w:ascii="EB Garamond" w:hAnsi="EB Garamond"/>
           <w:sz w:val="20"/>
         </w:rPr>
-        <w:t xml:space="preserve">Choose another player's closest non-capital settlement; its Public Order must be −5 or lower. Lay Siege using only settlement-type siege modifiers (Settlement Size and Citadel) and set a Convert Timer. When it reaches 0, the settlement joins your empire (see Capture).</w:t>
+        <w:t xml:space="preserve">Choose another player's closest non-capital Settlement; its Public Order must be −5 or lower. Lay Siege using only Settlement-type Siege modifiers (Settlement Size and Citadel) and set a Convert Timer. When it reaches 0, the Settlement joins your empire (see Capture).</w:t>
       </w:r>
     </w:p>
     <w:p>
@@ -10361,7 +8841,7 @@
           <w:rFonts w:ascii="EB Garamond" w:hAnsi="EB Garamond"/>
           <w:sz w:val="20"/>
         </w:rPr>
-        <w:t xml:space="preserve">Declare War on a non-ally you have no NAP or truce with, then immediately perform a Move action with one of your armies.</w:t>
+        <w:t xml:space="preserve">Declare War on a non-ally you have no NAP or truce with, then immediately perform a Move action with one of your Armies.</w:t>
       </w:r>
     </w:p>
     <w:p>
@@ -10517,7 +8997,7 @@
           <w:rFonts w:ascii="EB Garamond" w:hAnsi="EB Garamond"/>
           <w:sz w:val="20"/>
         </w:rPr>
-        <w:t xml:space="preserve">Choose an unlocked, available Infrastructure and set a Build Timer equal to its build time. When it completes, the Infrastructure becomes active in every settlement in your province.</w:t>
+        <w:t xml:space="preserve">Choose an unlocked, available Infrastructure and set a Build Timer equal to its build time. When it completes, the Infrastructure becomes active in every Settlement in your province.</w:t>
       </w:r>
     </w:p>
     <w:p>
@@ -10657,7 +9137,7 @@
           <w:rFonts w:ascii="EB Garamond" w:hAnsi="EB Garamond"/>
           <w:sz w:val="20"/>
         </w:rPr>
-        <w:t xml:space="preserve">Choose a Damaged Pursuit or Infrastructure in a settlement you control and set Build Timer 2. When it reaches 0, choose one: Restore — reactivate it with all effects; Demolish — remove the Pursuit tile from your Empire Tableau.</w:t>
+        <w:t xml:space="preserve">Choose a Damaged Pursuit or Infrastructure in a Settlement you control and set Build Timer 2. When it reaches 0, choose one: Restore — reactivate it with all effects; Demolish — remove the Pursuit tile from your Empire Tableau.</w:t>
       </w:r>
     </w:p>
     <w:p>
@@ -10757,7 +9237,7 @@
           <w:rFonts w:ascii="EB Garamond" w:hAnsi="EB Garamond"/>
           <w:sz w:val="20"/>
         </w:rPr>
-        <w:t xml:space="preserve">Choose an inactive settlement ward you control, then choose a Pursuit whose prerequisites you meet and set a Build Timer equal to its build time (usually 1). When it completes, place the Pursuit in an available ward slot; its innate effect activates immediately, and its mastery effect activates if all mastery requirements are met.</w:t>
+        <w:t xml:space="preserve">Choose an inactive Settlement Ward you control, then choose a Pursuit whose prerequisites you meet and set a Build Timer equal to its build time (usually 1). When it completes, place the Pursuit in an available Ward slot; its innate effect activates immediately, and its mastery effect activates if all mastery requirements are met.</w:t>
       </w:r>
     </w:p>
     <w:p>
@@ -10804,7 +9284,7 @@
           <w:rFonts w:ascii="EB Garamond" w:hAnsi="EB Garamond"/>
           <w:sz w:val="20"/>
         </w:rPr>
-        <w:t xml:space="preserve">You may have only 2 Monument pursuits across your empire.</w:t>
+        <w:t xml:space="preserve">You may have only 2 Monument Pursuits across your empire.</w:t>
       </w:r>
     </w:p>
     <w:p>
@@ -10823,7 +9303,7 @@
           <w:rFonts w:ascii="EB Garamond" w:hAnsi="EB Garamond"/>
           <w:sz w:val="20"/>
         </w:rPr>
-        <w:t xml:space="preserve">Power and unique pursuits have Build Timer +1; Monuments +2; all others Build Timer 1.</w:t>
+        <w:t xml:space="preserve">Power and unique Pursuits have Build Timer +1; Monuments +2; all others Build Timer 1.</w:t>
       </w:r>
     </w:p>
     <w:p>
@@ -10897,7 +9377,7 @@
           <w:rFonts w:ascii="EB Garamond" w:hAnsi="EB Garamond"/>
           <w:sz w:val="20"/>
         </w:rPr>
-        <w:t xml:space="preserve">Choose one: Charter a new Village — on uncontrolled or in-province non-water, non-mountain territory, range 4+ from any settlement and range 2+ from Outlaw Country; or Expand a non-city settlement one tier into an adjacent territory (Village to Sea/Town, Sea/Town to Port/City, Port/City to Metropolis), adding a ward.</w:t>
+        <w:t xml:space="preserve">Choose one: Charter a new Village — on uncontrolled or in-province non-water, non-mountain Territory, range 4+ from any Settlement and range 2+ from Outlaw Country; or Expand a non-City Settlement one tier into an adjacent Territory (Village to Sea/Town, Sea/Town to Port/City, Port/City to Metropolis), adding a Ward.</w:t>
       </w:r>
     </w:p>
     <w:p>
@@ -10969,55 +9449,7 @@
           <w:b w:val="0"/>
           <w:i w:val="0"/>
         </w:rPr>
-        <w:t xml:space="preserve">Unless the target player is At War, </w:t>
-      </w:r>
-      <w:r>
-        <w:rPr>
-          <w:rFonts w:ascii="EB Garamond" w:hAnsi="EB Garamond"/>
-          <w:b/>
-          <w:i w:val="0"/>
-        </w:rPr>
-        <w:t>players</w:t>
-      </w:r>
-      <w:r>
-        <w:rPr>
-          <w:rFonts w:ascii="EB Garamond" w:hAnsi="EB Garamond"/>
-          <w:b w:val="0"/>
-          <w:i w:val="0"/>
-        </w:rPr>
-        <w:t xml:space="preserve"> can't </w:t>
-      </w:r>
-      <w:r>
-        <w:rPr>
-          <w:rFonts w:ascii="EB Garamond" w:hAnsi="EB Garamond"/>
-          <w:b/>
-          <w:i w:val="0"/>
-        </w:rPr>
-        <w:t>Oppose</w:t>
-      </w:r>
-      <w:r>
-        <w:rPr>
-          <w:rFonts w:ascii="EB Garamond" w:hAnsi="EB Garamond"/>
-          <w:b w:val="0"/>
-          <w:i w:val="0"/>
-        </w:rPr>
-        <w:t xml:space="preserve"> that player's </w:t>
-      </w:r>
-      <w:r>
-        <w:rPr>
-          <w:rFonts w:ascii="EB Garamond" w:hAnsi="EB Garamond"/>
-          <w:b/>
-          <w:i w:val="0"/>
-        </w:rPr>
-        <w:t>Industry envoys</w:t>
-      </w:r>
-      <w:r>
-        <w:rPr>
-          <w:rFonts w:ascii="EB Garamond" w:hAnsi="EB Garamond"/>
-          <w:b w:val="0"/>
-          <w:i w:val="0"/>
-        </w:rPr>
-        <w:t>.</w:t>
+        <w:t>Unless the target player is At War, players can't Oppose that player's Industry Envoys.</w:t>
       </w:r>
     </w:p>
     <w:p>
@@ -11154,7 +9586,7 @@
           <w:rFonts w:ascii="EB Garamond" w:hAnsi="EB Garamond"/>
           <w:sz w:val="20"/>
         </w:rPr>
-        <w:t xml:space="preserve">When acting on behalf of an alliance, End Treaty requires all allies to agree.</w:t>
+        <w:t xml:space="preserve">When acting on behalf of an Alliance, End Treaty requires all allies to agree.</w:t>
       </w:r>
     </w:p>
     <w:p>
@@ -11173,7 +9605,7 @@
           <w:rFonts w:ascii="EB Garamond" w:hAnsi="EB Garamond"/>
           <w:sz w:val="20"/>
         </w:rPr>
-        <w:t xml:space="preserve">A player can't be in more than one alliance.</w:t>
+        <w:t xml:space="preserve">A player can't be in more than one Alliance.</w:t>
       </w:r>
     </w:p>
     <w:p>
@@ -11247,7 +9679,7 @@
           <w:rFonts w:ascii="EB Garamond" w:hAnsi="EB Garamond"/>
           <w:sz w:val="20"/>
         </w:rPr>
-        <w:t xml:space="preserve">Propose terms to a target; they agree or refuse. Terms may include gold, settlement ownership, territory, signing or ending a treaty, or promises (non-binding).</w:t>
+        <w:t xml:space="preserve">Propose terms to a target; they agree or refuse. Terms may include gold, Settlement ownership, Territory, signing or ending a Treaty, or promises (non-binding).</w:t>
       </w:r>
     </w:p>
     <w:p>
@@ -11313,7 +9745,7 @@
           <w:rFonts w:ascii="EB Garamond" w:hAnsi="EB Garamond"/>
           <w:sz w:val="20"/>
         </w:rPr>
-        <w:t xml:space="preserve">Also used to resolve Demand Tribute and siege surrenders.</w:t>
+        <w:t xml:space="preserve">Also used to resolve Demand Tribute and Siege surrenders.</w:t>
       </w:r>
     </w:p>
     <w:p>
@@ -11387,7 +9819,7 @@
           <w:rFonts w:ascii="EB Garamond" w:hAnsi="EB Garamond"/>
           <w:sz w:val="20"/>
         </w:rPr>
-        <w:t xml:space="preserve">Choose a target with whom you have an active treaty and no active Truce Timer; remove that treaty. The target doesn't need to agree.</w:t>
+        <w:t xml:space="preserve">Choose a target with whom you have an active Treaty and no active Truce Timer; remove that Treaty. The target doesn't need to agree.</w:t>
       </w:r>
     </w:p>
     <w:p>
@@ -11462,130 +9894,10 @@
       <w:r>
         <w:rPr>
           <w:rFonts w:ascii="EB Garamond" w:hAnsi="EB Garamond"/>
-          <w:b/>
-          <w:i w:val="0"/>
-        </w:rPr>
-        <w:t>Domains</w:t>
-      </w:r>
-      <w:r>
-        <w:rPr>
-          <w:rFonts w:ascii="EB Garamond" w:hAnsi="EB Garamond"/>
           <w:b w:val="0"/>
           <w:i w:val="0"/>
         </w:rPr>
-        <w:t xml:space="preserve"> are the identity of your character in </w:t>
-      </w:r>
-      <w:r>
-        <w:rPr>
-          <w:rFonts w:ascii="EB Garamond" w:hAnsi="EB Garamond"/>
-          <w:b/>
-          <w:i w:val="0"/>
-        </w:rPr>
-        <w:t>Renown</w:t>
-      </w:r>
-      <w:r>
-        <w:rPr>
-          <w:rFonts w:ascii="EB Garamond" w:hAnsi="EB Garamond"/>
-          <w:b w:val="0"/>
-          <w:i w:val="0"/>
-        </w:rPr>
-        <w:t xml:space="preserve">. As you gain </w:t>
-      </w:r>
-      <w:r>
-        <w:rPr>
-          <w:rFonts w:ascii="EB Garamond" w:hAnsi="EB Garamond"/>
-          <w:b/>
-          <w:i w:val="0"/>
-        </w:rPr>
-        <w:t>Renown</w:t>
-      </w:r>
-      <w:r>
-        <w:rPr>
-          <w:rFonts w:ascii="EB Garamond" w:hAnsi="EB Garamond"/>
-          <w:b w:val="0"/>
-          <w:i w:val="0"/>
-        </w:rPr>
-        <w:t xml:space="preserve"> each turn, you gain a </w:t>
-      </w:r>
-      <w:r>
-        <w:rPr>
-          <w:rFonts w:ascii="EB Garamond" w:hAnsi="EB Garamond"/>
-          <w:b/>
-          <w:i w:val="0"/>
-        </w:rPr>
-        <w:t>Domain point</w:t>
-      </w:r>
-      <w:r>
-        <w:rPr>
-          <w:rFonts w:ascii="EB Garamond" w:hAnsi="EB Garamond"/>
-          <w:b w:val="0"/>
-          <w:i w:val="0"/>
-        </w:rPr>
-        <w:t xml:space="preserve">, which you may spend in any of the four </w:t>
-      </w:r>
-      <w:r>
-        <w:rPr>
-          <w:rFonts w:ascii="EB Garamond" w:hAnsi="EB Garamond"/>
-          <w:b/>
-          <w:i w:val="0"/>
-        </w:rPr>
-        <w:t>Domains</w:t>
-      </w:r>
-      <w:r>
-        <w:rPr>
-          <w:rFonts w:ascii="EB Garamond" w:hAnsi="EB Garamond"/>
-          <w:b w:val="0"/>
-          <w:i w:val="0"/>
-        </w:rPr>
-        <w:t xml:space="preserve">. Each </w:t>
-      </w:r>
-      <w:r>
-        <w:rPr>
-          <w:rFonts w:ascii="EB Garamond" w:hAnsi="EB Garamond"/>
-          <w:b/>
-          <w:i w:val="0"/>
-        </w:rPr>
-        <w:t>Domain point</w:t>
-      </w:r>
-      <w:r>
-        <w:rPr>
-          <w:rFonts w:ascii="EB Garamond" w:hAnsi="EB Garamond"/>
-          <w:b w:val="0"/>
-          <w:i w:val="0"/>
-        </w:rPr>
-        <w:t xml:space="preserve"> raises your </w:t>
-      </w:r>
-      <w:r>
-        <w:rPr>
-          <w:rFonts w:ascii="EB Garamond" w:hAnsi="EB Garamond"/>
-          <w:b/>
-          <w:i w:val="0"/>
-        </w:rPr>
-        <w:t>Domain value</w:t>
-      </w:r>
-      <w:r>
-        <w:rPr>
-          <w:rFonts w:ascii="EB Garamond" w:hAnsi="EB Garamond"/>
-          <w:b w:val="0"/>
-          <w:i w:val="0"/>
-        </w:rPr>
-        <w:t xml:space="preserve"> by 1 in that Domain. When your </w:t>
-      </w:r>
-      <w:r>
-        <w:rPr>
-          <w:rFonts w:ascii="EB Garamond" w:hAnsi="EB Garamond"/>
-          <w:b/>
-          <w:i w:val="0"/>
-        </w:rPr>
-        <w:t>Domain value</w:t>
-      </w:r>
-      <w:r>
-        <w:rPr>
-          <w:rFonts w:ascii="EB Garamond" w:hAnsi="EB Garamond"/>
-          <w:b w:val="0"/>
-          <w:i w:val="0"/>
-        </w:rPr>
-        <w:t xml:space="preserve"> reaches </w:t>
+        <w:t xml:space="preserve">Domains are the identity of your character in Renown. As you gain Renown each turn, you gain a Domain Point, which you may spend in any of the four Domains. Each Domain Point raises your Domain value by 1 in that Domain. When your Domain value reaches </w:t>
       </w:r>
       <w:r>
         <w:rPr>
@@ -11601,103 +9913,7 @@
           <w:b w:val="0"/>
           <w:i w:val="0"/>
         </w:rPr>
-        <w:t xml:space="preserve">, you become </w:t>
-      </w:r>
-      <w:r>
-        <w:rPr>
-          <w:rFonts w:ascii="EB Garamond" w:hAnsi="EB Garamond"/>
-          <w:b/>
-          <w:i w:val="0"/>
-        </w:rPr>
-        <w:t>Rising</w:t>
-      </w:r>
-      <w:r>
-        <w:rPr>
-          <w:rFonts w:ascii="EB Garamond" w:hAnsi="EB Garamond"/>
-          <w:b w:val="0"/>
-          <w:i w:val="0"/>
-        </w:rPr>
-        <w:t xml:space="preserve"> in that domain — you may spend one extra </w:t>
-      </w:r>
-      <w:r>
-        <w:rPr>
-          <w:rFonts w:ascii="EB Garamond" w:hAnsi="EB Garamond"/>
-          <w:b/>
-          <w:i w:val="0"/>
-        </w:rPr>
-        <w:t>influence</w:t>
-      </w:r>
-      <w:r>
-        <w:rPr>
-          <w:rFonts w:ascii="EB Garamond" w:hAnsi="EB Garamond"/>
-          <w:b w:val="0"/>
-          <w:i w:val="0"/>
-        </w:rPr>
-        <w:t xml:space="preserve"> on another </w:t>
-      </w:r>
-      <w:r>
-        <w:rPr>
-          <w:rFonts w:ascii="EB Garamond" w:hAnsi="EB Garamond"/>
-          <w:b/>
-          <w:i w:val="0"/>
-        </w:rPr>
-        <w:t>player's envoy</w:t>
-      </w:r>
-      <w:r>
-        <w:rPr>
-          <w:rFonts w:ascii="EB Garamond" w:hAnsi="EB Garamond"/>
-          <w:b w:val="0"/>
-          <w:i w:val="0"/>
-        </w:rPr>
-        <w:t xml:space="preserve"> of that domain, and your </w:t>
-      </w:r>
-      <w:r>
-        <w:rPr>
-          <w:rFonts w:ascii="EB Garamond" w:hAnsi="EB Garamond"/>
-          <w:b/>
-          <w:i w:val="0"/>
-        </w:rPr>
-        <w:t>envoys</w:t>
-      </w:r>
-      <w:r>
-        <w:rPr>
-          <w:rFonts w:ascii="EB Garamond" w:hAnsi="EB Garamond"/>
-          <w:b w:val="0"/>
-          <w:i w:val="0"/>
-        </w:rPr>
-        <w:t xml:space="preserve"> gain </w:t>
-      </w:r>
-      <w:r>
-        <w:rPr>
-          <w:rFonts w:ascii="EB Garamond" w:hAnsi="EB Garamond"/>
-          <w:b/>
-          <w:i w:val="0"/>
-        </w:rPr>
-        <w:t>Influence +1</w:t>
-      </w:r>
-      <w:r>
-        <w:rPr>
-          <w:rFonts w:ascii="EB Garamond" w:hAnsi="EB Garamond"/>
-          <w:b w:val="0"/>
-          <w:i w:val="0"/>
-        </w:rPr>
-        <w:t xml:space="preserve">. This continues at a </w:t>
-      </w:r>
-      <w:r>
-        <w:rPr>
-          <w:rFonts w:ascii="EB Garamond" w:hAnsi="EB Garamond"/>
-          <w:b/>
-          <w:i w:val="0"/>
-        </w:rPr>
-        <w:t>domain value</w:t>
-      </w:r>
-      <w:r>
-        <w:rPr>
-          <w:rFonts w:ascii="EB Garamond" w:hAnsi="EB Garamond"/>
-          <w:b w:val="0"/>
-          <w:i w:val="0"/>
-        </w:rPr>
-        <w:t xml:space="preserve"> of </w:t>
+        <w:t xml:space="preserve">, you become Rising in that Domain — you may spend one extra Influence on another player's Envoy of that Domain, and your Envoys gain Influence +1. This continues at a Domain value of </w:t>
       </w:r>
       <w:r>
         <w:rPr>
@@ -11713,23 +9929,7 @@
           <w:b w:val="0"/>
           <w:i w:val="0"/>
         </w:rPr>
-        <w:t xml:space="preserve"> (</w:t>
-      </w:r>
-      <w:r>
-        <w:rPr>
-          <w:rFonts w:ascii="EB Garamond" w:hAnsi="EB Garamond"/>
-          <w:b/>
-          <w:i w:val="0"/>
-        </w:rPr>
-        <w:t>Established</w:t>
-      </w:r>
-      <w:r>
-        <w:rPr>
-          <w:rFonts w:ascii="EB Garamond" w:hAnsi="EB Garamond"/>
-          <w:b w:val="0"/>
-          <w:i w:val="0"/>
-        </w:rPr>
-        <w:t xml:space="preserve">) and again at </w:t>
+        <w:t xml:space="preserve"> (Established) and again at </w:t>
       </w:r>
       <w:r>
         <w:rPr>
@@ -11745,23 +9945,7 @@
           <w:b w:val="0"/>
           <w:i w:val="0"/>
         </w:rPr>
-        <w:t xml:space="preserve"> (</w:t>
-      </w:r>
-      <w:r>
-        <w:rPr>
-          <w:rFonts w:ascii="EB Garamond" w:hAnsi="EB Garamond"/>
-          <w:b/>
-          <w:i w:val="0"/>
-        </w:rPr>
-        <w:t>Sovereign</w:t>
-      </w:r>
-      <w:r>
-        <w:rPr>
-          <w:rFonts w:ascii="EB Garamond" w:hAnsi="EB Garamond"/>
-          <w:b w:val="0"/>
-          <w:i w:val="0"/>
-        </w:rPr>
-        <w:t>).</w:t>
+        <w:t xml:space="preserve"> (Sovereign).</w:t>
       </w:r>
     </w:p>
     <w:p>
@@ -11771,54 +9955,14 @@
           <w:b w:val="0"/>
           <w:i w:val="0"/>
         </w:rPr>
-        <w:t xml:space="preserve">Each </w:t>
-      </w:r>
-      <w:r>
-        <w:rPr>
-          <w:rFonts w:ascii="EB Garamond" w:hAnsi="EB Garamond"/>
-          <w:b/>
-          <w:i w:val="0"/>
-        </w:rPr>
-        <w:t>Standing</w:t>
-      </w:r>
-      <w:r>
-        <w:rPr>
-          <w:rFonts w:ascii="EB Garamond" w:hAnsi="EB Garamond"/>
-          <w:b w:val="0"/>
-          <w:i w:val="0"/>
-        </w:rPr>
-        <w:t xml:space="preserve"> you gain in a domain makes you harder to oppose there and lets you oppose others more easily with your influence. You also gain a unique effect at each </w:t>
-      </w:r>
-      <w:r>
-        <w:rPr>
-          <w:rFonts w:ascii="EB Garamond" w:hAnsi="EB Garamond"/>
-          <w:b/>
-          <w:i w:val="0"/>
-        </w:rPr>
-        <w:t>Standing</w:t>
-      </w:r>
-      <w:r>
-        <w:rPr>
-          <w:rFonts w:ascii="EB Garamond" w:hAnsi="EB Garamond"/>
-          <w:b w:val="0"/>
-          <w:i w:val="0"/>
-        </w:rPr>
-        <w:t xml:space="preserve"> that makes it easier to achieve that domain's objectives.</w:t>
+        <w:t>Each Standing you gain in a Domain makes you harder to oppose there and lets you oppose others more easily with your Influence. You also gain a unique effect at each Standing that makes it easier to achieve that Domain's objectives.</w:t>
       </w:r>
     </w:p>
     <w:p>
       <w:r>
         <w:rPr>
           <w:rFonts w:ascii="EB Garamond" w:hAnsi="EB Garamond"/>
-          <w:b/>
-          <w:i w:val="0"/>
-        </w:rPr>
-        <w:t xml:space="preserve"> </w:t>
-      </w:r>
-      <w:r>
-        <w:rPr>
-          <w:rFonts w:ascii="EB Garamond" w:hAnsi="EB Garamond"/>
-          <w:b/>
+          <w:b w:val="0"/>
           <w:i w:val="0"/>
         </w:rPr>
         <w:t>Domain Identities &amp; Traits</w:t>
@@ -12673,55 +10817,7 @@
           <w:b w:val="0"/>
           <w:i w:val="0"/>
         </w:rPr>
-        <w:t xml:space="preserve">Your </w:t>
-      </w:r>
-      <w:r>
-        <w:rPr>
-          <w:rFonts w:ascii="EB Garamond" w:hAnsi="EB Garamond"/>
-          <w:b/>
-          <w:i w:val="0"/>
-        </w:rPr>
-        <w:t>Standing</w:t>
-      </w:r>
-      <w:r>
-        <w:rPr>
-          <w:rFonts w:ascii="EB Garamond" w:hAnsi="EB Garamond"/>
-          <w:b w:val="0"/>
-          <w:i w:val="0"/>
-        </w:rPr>
-        <w:t xml:space="preserve"> in a domain sets how much </w:t>
-      </w:r>
-      <w:r>
-        <w:rPr>
-          <w:rFonts w:ascii="EB Garamond" w:hAnsi="EB Garamond"/>
-          <w:b/>
-          <w:i w:val="0"/>
-        </w:rPr>
-        <w:t>influence</w:t>
-      </w:r>
-      <w:r>
-        <w:rPr>
-          <w:rFonts w:ascii="EB Garamond" w:hAnsi="EB Garamond"/>
-          <w:b w:val="0"/>
-          <w:i w:val="0"/>
-        </w:rPr>
-        <w:t xml:space="preserve"> you bring to its </w:t>
-      </w:r>
-      <w:r>
-        <w:rPr>
-          <w:rFonts w:ascii="EB Garamond" w:hAnsi="EB Garamond"/>
-          <w:b/>
-          <w:i w:val="0"/>
-        </w:rPr>
-        <w:t>envoys</w:t>
-      </w:r>
-      <w:r>
-        <w:rPr>
-          <w:rFonts w:ascii="EB Garamond" w:hAnsi="EB Garamond"/>
-          <w:b w:val="0"/>
-          <w:i w:val="0"/>
-        </w:rPr>
-        <w:t>:</w:t>
+        <w:t>Your Standing in a Domain sets how much Influence you bring to its Envoys:</w:t>
       </w:r>
     </w:p>
     <w:tbl>
@@ -13792,39 +11888,7 @@
           <w:b w:val="0"/>
           <w:i w:val="0"/>
         </w:rPr>
-        <w:t xml:space="preserve">To </w:t>
-      </w:r>
-      <w:r>
-        <w:rPr>
-          <w:rFonts w:ascii="EB Garamond" w:hAnsi="EB Garamond"/>
-          <w:b/>
-          <w:i w:val="0"/>
-        </w:rPr>
-        <w:t>vassalize</w:t>
-      </w:r>
-      <w:r>
-        <w:rPr>
-          <w:rFonts w:ascii="EB Garamond" w:hAnsi="EB Garamond"/>
-          <w:b w:val="0"/>
-          <w:i w:val="0"/>
-        </w:rPr>
-        <w:t xml:space="preserve"> a </w:t>
-      </w:r>
-      <w:r>
-        <w:rPr>
-          <w:rFonts w:ascii="EB Garamond" w:hAnsi="EB Garamond"/>
-          <w:b/>
-          <w:i w:val="0"/>
-        </w:rPr>
-        <w:t>player</w:t>
-      </w:r>
-      <w:r>
-        <w:rPr>
-          <w:rFonts w:ascii="EB Garamond" w:hAnsi="EB Garamond"/>
-          <w:b w:val="0"/>
-          <w:i w:val="0"/>
-        </w:rPr>
-        <w:t>:</w:t>
+        <w:t>To vassalize a player:</w:t>
       </w:r>
     </w:p>
     <w:p>
@@ -13853,55 +11917,7 @@
           <w:b w:val="0"/>
           <w:i w:val="0"/>
         </w:rPr>
-        <w:t xml:space="preserve"> that player's </w:t>
-      </w:r>
-      <w:r>
-        <w:rPr>
-          <w:rFonts w:ascii="EB Garamond" w:hAnsi="EB Garamond"/>
-          <w:b/>
-          <w:i w:val="0"/>
-        </w:rPr>
-        <w:t>capital settlement</w:t>
-      </w:r>
-      <w:r>
-        <w:rPr>
-          <w:rFonts w:ascii="EB Garamond" w:hAnsi="EB Garamond"/>
-          <w:b w:val="0"/>
-          <w:i w:val="0"/>
-        </w:rPr>
-        <w:t xml:space="preserve"> while the player has no other </w:t>
-      </w:r>
-      <w:r>
-        <w:rPr>
-          <w:rFonts w:ascii="EB Garamond" w:hAnsi="EB Garamond"/>
-          <w:b/>
-          <w:i w:val="0"/>
-        </w:rPr>
-        <w:t>settlements</w:t>
-      </w:r>
-      <w:r>
-        <w:rPr>
-          <w:rFonts w:ascii="EB Garamond" w:hAnsi="EB Garamond"/>
-          <w:b w:val="0"/>
-          <w:i w:val="0"/>
-        </w:rPr>
-        <w:t xml:space="preserve"> or </w:t>
-      </w:r>
-      <w:r>
-        <w:rPr>
-          <w:rFonts w:ascii="EB Garamond" w:hAnsi="EB Garamond"/>
-          <w:b/>
-          <w:i w:val="0"/>
-        </w:rPr>
-        <w:t>armies</w:t>
-      </w:r>
-      <w:r>
-        <w:rPr>
-          <w:rFonts w:ascii="EB Garamond" w:hAnsi="EB Garamond"/>
-          <w:b w:val="0"/>
-          <w:i w:val="0"/>
-        </w:rPr>
-        <w:t xml:space="preserve"> under their control.</w:t>
+        <w:t xml:space="preserve"> that player's capital Settlement while the player has no other Settlements or Armies under their Control.</w:t>
       </w:r>
     </w:p>
     <w:p>
@@ -13914,87 +11930,7 @@
           <w:b w:val="0"/>
           <w:i w:val="0"/>
         </w:rPr>
-        <w:t xml:space="preserve">2. At the </w:t>
-      </w:r>
-      <w:r>
-        <w:rPr>
-          <w:rFonts w:ascii="EB Garamond" w:hAnsi="EB Garamond"/>
-          <w:b/>
-          <w:i w:val="0"/>
-        </w:rPr>
-        <w:t>end of the Rest Phase</w:t>
-      </w:r>
-      <w:r>
-        <w:rPr>
-          <w:rFonts w:ascii="EB Garamond" w:hAnsi="EB Garamond"/>
-          <w:b w:val="0"/>
-          <w:i w:val="0"/>
-        </w:rPr>
-        <w:t xml:space="preserve">, return every </w:t>
-      </w:r>
-      <w:r>
-        <w:rPr>
-          <w:rFonts w:ascii="EB Garamond" w:hAnsi="EB Garamond"/>
-          <w:b/>
-          <w:i w:val="0"/>
-        </w:rPr>
-        <w:t>settlement</w:t>
-      </w:r>
-      <w:r>
-        <w:rPr>
-          <w:rFonts w:ascii="EB Garamond" w:hAnsi="EB Garamond"/>
-          <w:b w:val="0"/>
-          <w:i w:val="0"/>
-        </w:rPr>
-        <w:t xml:space="preserve"> you control that was </w:t>
-      </w:r>
-      <w:r>
-        <w:rPr>
-          <w:rFonts w:ascii="EB Garamond" w:hAnsi="EB Garamond"/>
-          <w:b/>
-          <w:i w:val="0"/>
-        </w:rPr>
-        <w:t>chartered</w:t>
-      </w:r>
-      <w:r>
-        <w:rPr>
-          <w:rFonts w:ascii="EB Garamond" w:hAnsi="EB Garamond"/>
-          <w:b w:val="0"/>
-          <w:i w:val="0"/>
-        </w:rPr>
-        <w:t xml:space="preserve"> by that player to that player. You become their </w:t>
-      </w:r>
-      <w:r>
-        <w:rPr>
-          <w:rFonts w:ascii="EB Garamond" w:hAnsi="EB Garamond"/>
-          <w:b/>
-          <w:i w:val="0"/>
-        </w:rPr>
-        <w:t>Suzerain</w:t>
-      </w:r>
-      <w:r>
-        <w:rPr>
-          <w:rFonts w:ascii="EB Garamond" w:hAnsi="EB Garamond"/>
-          <w:b w:val="0"/>
-          <w:i w:val="0"/>
-        </w:rPr>
-        <w:t xml:space="preserve">, and they become your </w:t>
-      </w:r>
-      <w:r>
-        <w:rPr>
-          <w:rFonts w:ascii="EB Garamond" w:hAnsi="EB Garamond"/>
-          <w:b/>
-          <w:i w:val="0"/>
-        </w:rPr>
-        <w:t>vassal</w:t>
-      </w:r>
-      <w:r>
-        <w:rPr>
-          <w:rFonts w:ascii="EB Garamond" w:hAnsi="EB Garamond"/>
-          <w:b w:val="0"/>
-          <w:i w:val="0"/>
-        </w:rPr>
-        <w:t>.</w:t>
+        <w:t>2. At the end of the Rest Phase, return every Settlement you Control that was chartered by that player to that player. You become their Suzerain, and they become your Vassal.</w:t>
       </w:r>
     </w:p>
     <w:p>
@@ -14017,103 +11953,7 @@
           <w:b w:val="0"/>
           <w:i w:val="0"/>
         </w:rPr>
-        <w:t xml:space="preserve">The </w:t>
-      </w:r>
-      <w:r>
-        <w:rPr>
-          <w:rFonts w:ascii="EB Garamond" w:hAnsi="EB Garamond"/>
-          <w:b/>
-          <w:i w:val="0"/>
-        </w:rPr>
-        <w:t>vassal</w:t>
-      </w:r>
-      <w:r>
-        <w:rPr>
-          <w:rFonts w:ascii="EB Garamond" w:hAnsi="EB Garamond"/>
-          <w:b w:val="0"/>
-          <w:i w:val="0"/>
-        </w:rPr>
-        <w:t xml:space="preserve"> immediately ends all existing </w:t>
-      </w:r>
-      <w:r>
-        <w:rPr>
-          <w:rFonts w:ascii="EB Garamond" w:hAnsi="EB Garamond"/>
-          <w:b/>
-          <w:i w:val="0"/>
-        </w:rPr>
-        <w:t>treaties</w:t>
-      </w:r>
-      <w:r>
-        <w:rPr>
-          <w:rFonts w:ascii="EB Garamond" w:hAnsi="EB Garamond"/>
-          <w:b w:val="0"/>
-          <w:i w:val="0"/>
-        </w:rPr>
-        <w:t xml:space="preserve"> and inherits every </w:t>
-      </w:r>
-      <w:r>
-        <w:rPr>
-          <w:rFonts w:ascii="EB Garamond" w:hAnsi="EB Garamond"/>
-          <w:b/>
-          <w:i w:val="0"/>
-        </w:rPr>
-        <w:t>treaty</w:t>
-      </w:r>
-      <w:r>
-        <w:rPr>
-          <w:rFonts w:ascii="EB Garamond" w:hAnsi="EB Garamond"/>
-          <w:b w:val="0"/>
-          <w:i w:val="0"/>
-        </w:rPr>
-        <w:t xml:space="preserve"> the </w:t>
-      </w:r>
-      <w:r>
-        <w:rPr>
-          <w:rFonts w:ascii="EB Garamond" w:hAnsi="EB Garamond"/>
-          <w:b/>
-          <w:i w:val="0"/>
-        </w:rPr>
-        <w:t>Suzerain</w:t>
-      </w:r>
-      <w:r>
-        <w:rPr>
-          <w:rFonts w:ascii="EB Garamond" w:hAnsi="EB Garamond"/>
-          <w:b w:val="0"/>
-          <w:i w:val="0"/>
-        </w:rPr>
-        <w:t xml:space="preserve"> holds. For the rest of the game the vassal's treaties mirror the Suzerain's exactly — any treaty the Suzerain signs, ends, or has ended for them applies identically to the vassal. The vassal counts as being in a </w:t>
-      </w:r>
-      <w:r>
-        <w:rPr>
-          <w:rFonts w:ascii="EB Garamond" w:hAnsi="EB Garamond"/>
-          <w:b/>
-          <w:i w:val="0"/>
-        </w:rPr>
-        <w:t>military</w:t>
-      </w:r>
-      <w:r>
-        <w:rPr>
-          <w:rFonts w:ascii="EB Garamond" w:hAnsi="EB Garamond"/>
-          <w:b w:val="0"/>
-          <w:i w:val="0"/>
-        </w:rPr>
-        <w:t xml:space="preserve"> and </w:t>
-      </w:r>
-      <w:r>
-        <w:rPr>
-          <w:rFonts w:ascii="EB Garamond" w:hAnsi="EB Garamond"/>
-          <w:b/>
-          <w:i w:val="0"/>
-        </w:rPr>
-        <w:t>defensive alliance</w:t>
-      </w:r>
-      <w:r>
-        <w:rPr>
-          <w:rFonts w:ascii="EB Garamond" w:hAnsi="EB Garamond"/>
-          <w:b w:val="0"/>
-          <w:i w:val="0"/>
-        </w:rPr>
-        <w:t xml:space="preserve"> with the Suzerain, but has no say in other players joining the Suzerain's alliances.</w:t>
+        <w:t>The Vassal immediately ends all existing Treaties and inherits every Treaty the Suzerain holds. For the rest of the game the Vassal's Treaties mirror the Suzerain's exactly — any Treaty the Suzerain signs, ends, or has ended for them applies identically to the Vassal. The Vassal counts as being in a military and defensive Alliance with the Suzerain, but has no say in other players joining the Suzerain's Alliances.</w:t>
       </w:r>
     </w:p>
     <w:p>
@@ -14126,55 +11966,7 @@
           <w:b w:val="0"/>
           <w:i w:val="0"/>
         </w:rPr>
-        <w:t xml:space="preserve">The </w:t>
-      </w:r>
-      <w:r>
-        <w:rPr>
-          <w:rFonts w:ascii="EB Garamond" w:hAnsi="EB Garamond"/>
-          <w:b/>
-          <w:i w:val="0"/>
-        </w:rPr>
-        <w:t>vassal</w:t>
-      </w:r>
-      <w:r>
-        <w:rPr>
-          <w:rFonts w:ascii="EB Garamond" w:hAnsi="EB Garamond"/>
-          <w:b w:val="0"/>
-          <w:i w:val="0"/>
-        </w:rPr>
-        <w:t xml:space="preserve"> can't perform </w:t>
-      </w:r>
-      <w:r>
-        <w:rPr>
-          <w:rFonts w:ascii="EB Garamond" w:hAnsi="EB Garamond"/>
-          <w:b/>
-          <w:i w:val="0"/>
-        </w:rPr>
-        <w:t>Diplomacy actions</w:t>
-      </w:r>
-      <w:r>
-        <w:rPr>
-          <w:rFonts w:ascii="EB Garamond" w:hAnsi="EB Garamond"/>
-          <w:b w:val="0"/>
-          <w:i w:val="0"/>
-        </w:rPr>
-        <w:t xml:space="preserve"> and can't be the </w:t>
-      </w:r>
-      <w:r>
-        <w:rPr>
-          <w:rFonts w:ascii="EB Garamond" w:hAnsi="EB Garamond"/>
-          <w:b/>
-          <w:i w:val="0"/>
-        </w:rPr>
-        <w:t>target</w:t>
-      </w:r>
-      <w:r>
-        <w:rPr>
-          <w:rFonts w:ascii="EB Garamond" w:hAnsi="EB Garamond"/>
-          <w:b w:val="0"/>
-          <w:i w:val="0"/>
-        </w:rPr>
-        <w:t xml:space="preserve"> of Diplomacy actions.</w:t>
+        <w:t>The Vassal can't perform Diplomacy actions and can't be the target of Diplomacy actions.</w:t>
       </w:r>
     </w:p>
     <w:p>
@@ -14187,23 +11979,7 @@
           <w:b w:val="0"/>
           <w:i w:val="0"/>
         </w:rPr>
-        <w:t xml:space="preserve">The </w:t>
-      </w:r>
-      <w:r>
-        <w:rPr>
-          <w:rFonts w:ascii="EB Garamond" w:hAnsi="EB Garamond"/>
-          <w:b/>
-          <w:i w:val="0"/>
-        </w:rPr>
-        <w:t>Suzerain</w:t>
-      </w:r>
-      <w:r>
-        <w:rPr>
-          <w:rFonts w:ascii="EB Garamond" w:hAnsi="EB Garamond"/>
-          <w:b w:val="0"/>
-          <w:i w:val="0"/>
-        </w:rPr>
-        <w:t xml:space="preserve"> collects:</w:t>
+        <w:t>The Suzerain collects:</w:t>
       </w:r>
     </w:p>
     <w:p>
@@ -14216,23 +11992,7 @@
           <w:b w:val="0"/>
           <w:i w:val="0"/>
         </w:rPr>
-        <w:t xml:space="preserve">Half of the vassal's </w:t>
-      </w:r>
-      <w:r>
-        <w:rPr>
-          <w:rFonts w:ascii="EB Garamond" w:hAnsi="EB Garamond"/>
-          <w:b/>
-          <w:i w:val="0"/>
-        </w:rPr>
-        <w:t>trade income</w:t>
-      </w:r>
-      <w:r>
-        <w:rPr>
-          <w:rFonts w:ascii="EB Garamond" w:hAnsi="EB Garamond"/>
-          <w:b w:val="0"/>
-          <w:i w:val="0"/>
-        </w:rPr>
-        <w:t xml:space="preserve"> from trading with other players.</w:t>
+        <w:t>Half of the Vassal's trade income from trading with other players.</w:t>
       </w:r>
     </w:p>
     <w:p>
@@ -14253,7 +12013,7 @@
           <w:b/>
           <w:i w:val="0"/>
         </w:rPr>
-        <w:t>3 influence</w:t>
+        <w:t>3 Influence</w:t>
       </w:r>
       <w:r>
         <w:rPr>
@@ -14261,7 +12021,7 @@
           <w:b w:val="0"/>
           <w:i w:val="0"/>
         </w:rPr>
-        <w:t xml:space="preserve"> the vassal generates each turn.</w:t>
+        <w:t xml:space="preserve"> the Vassal generates each turn.</w:t>
       </w:r>
     </w:p>
     <w:p>
@@ -14271,7 +12031,7 @@
           <w:b w:val="0"/>
           <w:i/>
         </w:rPr>
-        <w:t>Note (mutual exchange, each Empire Phase): if both players agree, either player may exchange up to 5000 gold, exchange ownership of settlements, or transfer forces (so long as the armies are adjacent to each other, or an army is adjacent to a garrison), in either direction.</w:t>
+        <w:t>Note (mutual exchange, each Empire Phase): if both players agree, either player may exchange up to 5000 gold, exchange ownership of Settlements, or transfer forces (so long as the Armies are adjacent to each other, or an Army is adjacent to a Garrison), in either direction.</w:t>
       </w:r>
     </w:p>
     <w:p>
@@ -14281,7 +12041,7 @@
           <w:b w:val="0"/>
           <w:i/>
         </w:rPr>
-        <w:t>Note: if the Suzerain is vassalized, both the original vassal and the Suzerain become vassals of the new Suzerain, and the new Suzerain gains the benefits of each vassal.</w:t>
+        <w:t>Note: if the Suzerain is vassalized, both the original Vassal and the Suzerain become vassals of the new Suzerain, and the new Suzerain gains the benefits of each Vassal.</w:t>
       </w:r>
     </w:p>
     <w:p>
@@ -14320,178 +12080,10 @@
       <w:r>
         <w:rPr>
           <w:rFonts w:ascii="EB Garamond" w:hAnsi="EB Garamond"/>
-          <w:b/>
-          <w:i w:val="0"/>
-        </w:rPr>
-        <w:t>Settlements</w:t>
-      </w:r>
-      <w:r>
-        <w:rPr>
-          <w:rFonts w:ascii="EB Garamond" w:hAnsi="EB Garamond"/>
           <w:b w:val="0"/>
           <w:i w:val="0"/>
         </w:rPr>
-        <w:t xml:space="preserve"> are the primary vehicle of your Empire. They come in </w:t>
-      </w:r>
-      <w:r>
-        <w:rPr>
-          <w:rFonts w:ascii="EB Garamond" w:hAnsi="EB Garamond"/>
-          <w:b/>
-          <w:i w:val="0"/>
-        </w:rPr>
-        <w:t>tiers</w:t>
-      </w:r>
-      <w:r>
-        <w:rPr>
-          <w:rFonts w:ascii="EB Garamond" w:hAnsi="EB Garamond"/>
-          <w:b w:val="0"/>
-          <w:i w:val="0"/>
-        </w:rPr>
-        <w:t xml:space="preserve">: </w:t>
-      </w:r>
-      <w:r>
-        <w:rPr>
-          <w:rFonts w:ascii="EB Garamond" w:hAnsi="EB Garamond"/>
-          <w:b/>
-          <w:i w:val="0"/>
-        </w:rPr>
-        <w:t>villages</w:t>
-      </w:r>
-      <w:r>
-        <w:rPr>
-          <w:rFonts w:ascii="EB Garamond" w:hAnsi="EB Garamond"/>
-          <w:b w:val="0"/>
-          <w:i w:val="0"/>
-        </w:rPr>
-        <w:t xml:space="preserve">, </w:t>
-      </w:r>
-      <w:r>
-        <w:rPr>
-          <w:rFonts w:ascii="EB Garamond" w:hAnsi="EB Garamond"/>
-          <w:b/>
-          <w:i w:val="0"/>
-        </w:rPr>
-        <w:t>towns</w:t>
-      </w:r>
-      <w:r>
-        <w:rPr>
-          <w:rFonts w:ascii="EB Garamond" w:hAnsi="EB Garamond"/>
-          <w:b w:val="0"/>
-          <w:i w:val="0"/>
-        </w:rPr>
-        <w:t xml:space="preserve">, </w:t>
-      </w:r>
-      <w:r>
-        <w:rPr>
-          <w:rFonts w:ascii="EB Garamond" w:hAnsi="EB Garamond"/>
-          <w:b/>
-          <w:i w:val="0"/>
-        </w:rPr>
-        <w:t>cities</w:t>
-      </w:r>
-      <w:r>
-        <w:rPr>
-          <w:rFonts w:ascii="EB Garamond" w:hAnsi="EB Garamond"/>
-          <w:b w:val="0"/>
-          <w:i w:val="0"/>
-        </w:rPr>
-        <w:t xml:space="preserve">, and a </w:t>
-      </w:r>
-      <w:r>
-        <w:rPr>
-          <w:rFonts w:ascii="EB Garamond" w:hAnsi="EB Garamond"/>
-          <w:b/>
-          <w:i w:val="0"/>
-        </w:rPr>
-        <w:t>capital metropolis</w:t>
-      </w:r>
-      <w:r>
-        <w:rPr>
-          <w:rFonts w:ascii="EB Garamond" w:hAnsi="EB Garamond"/>
-          <w:b w:val="0"/>
-          <w:i w:val="0"/>
-        </w:rPr>
-        <w:t xml:space="preserve">. Each tier provides </w:t>
-      </w:r>
-      <w:r>
-        <w:rPr>
-          <w:rFonts w:ascii="EB Garamond" w:hAnsi="EB Garamond"/>
-          <w:b/>
-          <w:i w:val="0"/>
-        </w:rPr>
-        <w:t>tax income</w:t>
-      </w:r>
-      <w:r>
-        <w:rPr>
-          <w:rFonts w:ascii="EB Garamond" w:hAnsi="EB Garamond"/>
-          <w:b w:val="0"/>
-          <w:i w:val="0"/>
-        </w:rPr>
-        <w:t xml:space="preserve"> each turn, </w:t>
-      </w:r>
-      <w:r>
-        <w:rPr>
-          <w:rFonts w:ascii="EB Garamond" w:hAnsi="EB Garamond"/>
-          <w:b/>
-          <w:i w:val="0"/>
-        </w:rPr>
-        <w:t>settlement wards</w:t>
-      </w:r>
-      <w:r>
-        <w:rPr>
-          <w:rFonts w:ascii="EB Garamond" w:hAnsi="EB Garamond"/>
-          <w:b w:val="0"/>
-          <w:i w:val="0"/>
-        </w:rPr>
-        <w:t xml:space="preserve"> that a </w:t>
-      </w:r>
-      <w:r>
-        <w:rPr>
-          <w:rFonts w:ascii="EB Garamond" w:hAnsi="EB Garamond"/>
-          <w:b/>
-          <w:i w:val="0"/>
-        </w:rPr>
-        <w:t>pursuit</w:t>
-      </w:r>
-      <w:r>
-        <w:rPr>
-          <w:rFonts w:ascii="EB Garamond" w:hAnsi="EB Garamond"/>
-          <w:b w:val="0"/>
-          <w:i w:val="0"/>
-        </w:rPr>
-        <w:t xml:space="preserve"> can fill, and a per-turn </w:t>
-      </w:r>
-      <w:r>
-        <w:rPr>
-          <w:rFonts w:ascii="EB Garamond" w:hAnsi="EB Garamond"/>
-          <w:b/>
-          <w:i w:val="0"/>
-        </w:rPr>
-        <w:t>muster limit</w:t>
-      </w:r>
-      <w:r>
-        <w:rPr>
-          <w:rFonts w:ascii="EB Garamond" w:hAnsi="EB Garamond"/>
-          <w:b w:val="0"/>
-          <w:i w:val="0"/>
-        </w:rPr>
-        <w:t xml:space="preserve"> of </w:t>
-      </w:r>
-      <w:r>
-        <w:rPr>
-          <w:rFonts w:ascii="EB Garamond" w:hAnsi="EB Garamond"/>
-          <w:b/>
-          <w:i w:val="0"/>
-        </w:rPr>
-        <w:t>retinues</w:t>
-      </w:r>
-      <w:r>
-        <w:rPr>
-          <w:rFonts w:ascii="EB Garamond" w:hAnsi="EB Garamond"/>
-          <w:b w:val="0"/>
-          <w:i w:val="0"/>
-        </w:rPr>
-        <w:t>. The values per tier are below:</w:t>
+        <w:t>Settlements are the primary vehicle of your Empire. They come in tiers: villages, towns, cities, and a capital Metropolis. Each tier provides tax income each turn, Settlement Wards that a Pursuit can fill, and a per-turn muster limit of Retinues. The values per tier are below:</w:t>
       </w:r>
     </w:p>
     <w:tbl>
@@ -15771,199 +13363,7 @@
           <w:b w:val="0"/>
           <w:i w:val="0"/>
         </w:rPr>
-        <w:t xml:space="preserve">A </w:t>
-      </w:r>
-      <w:r>
-        <w:rPr>
-          <w:rFonts w:ascii="EB Garamond" w:hAnsi="EB Garamond"/>
-          <w:b/>
-          <w:i w:val="0"/>
-        </w:rPr>
-        <w:t>settlement</w:t>
-      </w:r>
-      <w:r>
-        <w:rPr>
-          <w:rFonts w:ascii="EB Garamond" w:hAnsi="EB Garamond"/>
-          <w:b w:val="0"/>
-          <w:i w:val="0"/>
-        </w:rPr>
-        <w:t xml:space="preserve"> contains </w:t>
-      </w:r>
-      <w:r>
-        <w:rPr>
-          <w:rFonts w:ascii="EB Garamond" w:hAnsi="EB Garamond"/>
-          <w:b/>
-          <w:i w:val="0"/>
-        </w:rPr>
-        <w:t>1 settlement ward</w:t>
-      </w:r>
-      <w:r>
-        <w:rPr>
-          <w:rFonts w:ascii="EB Garamond" w:hAnsi="EB Garamond"/>
-          <w:b w:val="0"/>
-          <w:i w:val="0"/>
-        </w:rPr>
-        <w:t xml:space="preserve"> for each of its tiers. A </w:t>
-      </w:r>
-      <w:r>
-        <w:rPr>
-          <w:rFonts w:ascii="EB Garamond" w:hAnsi="EB Garamond"/>
-          <w:b/>
-          <w:i w:val="0"/>
-        </w:rPr>
-        <w:t>village</w:t>
-      </w:r>
-      <w:r>
-        <w:rPr>
-          <w:rFonts w:ascii="EB Garamond" w:hAnsi="EB Garamond"/>
-          <w:b w:val="0"/>
-          <w:i w:val="0"/>
-        </w:rPr>
-        <w:t xml:space="preserve"> has </w:t>
-      </w:r>
-      <w:r>
-        <w:rPr>
-          <w:rFonts w:ascii="EB Garamond" w:hAnsi="EB Garamond"/>
-          <w:b/>
-          <w:i w:val="0"/>
-        </w:rPr>
-        <w:t>1 central hub</w:t>
-      </w:r>
-      <w:r>
-        <w:rPr>
-          <w:rFonts w:ascii="EB Garamond" w:hAnsi="EB Garamond"/>
-          <w:b w:val="0"/>
-          <w:i w:val="0"/>
-        </w:rPr>
-        <w:t xml:space="preserve">, which all other </w:t>
-      </w:r>
-      <w:r>
-        <w:rPr>
-          <w:rFonts w:ascii="EB Garamond" w:hAnsi="EB Garamond"/>
-          <w:b/>
-          <w:i w:val="0"/>
-        </w:rPr>
-        <w:t>settlement wards</w:t>
-      </w:r>
-      <w:r>
-        <w:rPr>
-          <w:rFonts w:ascii="EB Garamond" w:hAnsi="EB Garamond"/>
-          <w:b w:val="0"/>
-          <w:i w:val="0"/>
-        </w:rPr>
-        <w:t xml:space="preserve"> must be </w:t>
-      </w:r>
-      <w:r>
-        <w:rPr>
-          <w:rFonts w:ascii="EB Garamond" w:hAnsi="EB Garamond"/>
-          <w:b/>
-          <w:i w:val="0"/>
-        </w:rPr>
-        <w:t>adjacent</w:t>
-      </w:r>
-      <w:r>
-        <w:rPr>
-          <w:rFonts w:ascii="EB Garamond" w:hAnsi="EB Garamond"/>
-          <w:b w:val="0"/>
-          <w:i w:val="0"/>
-        </w:rPr>
-        <w:t xml:space="preserve"> to (range 1); a </w:t>
-      </w:r>
-      <w:r>
-        <w:rPr>
-          <w:rFonts w:ascii="EB Garamond" w:hAnsi="EB Garamond"/>
-          <w:b/>
-          <w:i w:val="0"/>
-        </w:rPr>
-        <w:t>town</w:t>
-      </w:r>
-      <w:r>
-        <w:rPr>
-          <w:rFonts w:ascii="EB Garamond" w:hAnsi="EB Garamond"/>
-          <w:b w:val="0"/>
-          <w:i w:val="0"/>
-        </w:rPr>
-        <w:t xml:space="preserve"> has 2 wards, a </w:t>
-      </w:r>
-      <w:r>
-        <w:rPr>
-          <w:rFonts w:ascii="EB Garamond" w:hAnsi="EB Garamond"/>
-          <w:b/>
-          <w:i w:val="0"/>
-        </w:rPr>
-        <w:t>city</w:t>
-      </w:r>
-      <w:r>
-        <w:rPr>
-          <w:rFonts w:ascii="EB Garamond" w:hAnsi="EB Garamond"/>
-          <w:b w:val="0"/>
-          <w:i w:val="0"/>
-        </w:rPr>
-        <w:t xml:space="preserve"> has 3, and a </w:t>
-      </w:r>
-      <w:r>
-        <w:rPr>
-          <w:rFonts w:ascii="EB Garamond" w:hAnsi="EB Garamond"/>
-          <w:b/>
-          <w:i w:val="0"/>
-        </w:rPr>
-        <w:t>metropolis</w:t>
-      </w:r>
-      <w:r>
-        <w:rPr>
-          <w:rFonts w:ascii="EB Garamond" w:hAnsi="EB Garamond"/>
-          <w:b w:val="0"/>
-          <w:i w:val="0"/>
-        </w:rPr>
-        <w:t xml:space="preserve"> may have 4. The one exception is a </w:t>
-      </w:r>
-      <w:r>
-        <w:rPr>
-          <w:rFonts w:ascii="EB Garamond" w:hAnsi="EB Garamond"/>
-          <w:b/>
-          <w:i w:val="0"/>
-        </w:rPr>
-        <w:t>hamlet</w:t>
-      </w:r>
-      <w:r>
-        <w:rPr>
-          <w:rFonts w:ascii="EB Garamond" w:hAnsi="EB Garamond"/>
-          <w:b w:val="0"/>
-          <w:i w:val="0"/>
-        </w:rPr>
-        <w:t xml:space="preserve">: it can hold only </w:t>
-      </w:r>
-      <w:r>
-        <w:rPr>
-          <w:rFonts w:ascii="EB Garamond" w:hAnsi="EB Garamond"/>
-          <w:b/>
-          <w:i w:val="0"/>
-        </w:rPr>
-        <w:t>husbandry pursuits</w:t>
-      </w:r>
-      <w:r>
-        <w:rPr>
-          <w:rFonts w:ascii="EB Garamond" w:hAnsi="EB Garamond"/>
-          <w:b w:val="0"/>
-          <w:i w:val="0"/>
-        </w:rPr>
-        <w:t xml:space="preserve">, but contains </w:t>
-      </w:r>
-      <w:r>
-        <w:rPr>
-          <w:rFonts w:ascii="EB Garamond" w:hAnsi="EB Garamond"/>
-          <w:b/>
-          <w:i w:val="0"/>
-        </w:rPr>
-        <w:t>3 settlement wards</w:t>
-      </w:r>
-      <w:r>
-        <w:rPr>
-          <w:rFonts w:ascii="EB Garamond" w:hAnsi="EB Garamond"/>
-          <w:b w:val="0"/>
-          <w:i w:val="0"/>
-        </w:rPr>
-        <w:t>.</w:t>
+        <w:t>A Settlement contains 1 Settlement Ward for each of its tiers. A Village has 1 central hub, which all other Settlement Wards must be adjacent to (range 1); a Town has 2 Wards, a City has 3, and a Metropolis may have 4. The one exception is a Hamlet: it can hold only Husbandry Pursuits, but contains 3 Settlement Wards.</w:t>
       </w:r>
     </w:p>
     <w:p>
@@ -15989,7 +13389,7 @@
           <w:b w:val="0"/>
           <w:i w:val="0"/>
         </w:rPr>
-        <w:t xml:space="preserve">When </w:t>
+        <w:t xml:space="preserve">When chartering a new Settlement, place it at least </w:t>
       </w:r>
       <w:r>
         <w:rPr>
@@ -15997,7 +13397,7 @@
           <w:b/>
           <w:i w:val="0"/>
         </w:rPr>
-        <w:t>chartering</w:t>
+        <w:t>range 4 from all other Settlements and range 2 from any Outlaw Country. You can't charter a Settlement on mountain or water Territory. To upgrade a Village into a Sea Town, you must have a Settlement Ward adjacent to a water</w:t>
       </w:r>
       <w:r>
         <w:rPr>
@@ -16005,167 +13405,7 @@
           <w:b w:val="0"/>
           <w:i w:val="0"/>
         </w:rPr>
-        <w:t xml:space="preserve"> a new settlement, place it at least </w:t>
-      </w:r>
-      <w:r>
-        <w:rPr>
-          <w:rFonts w:ascii="EB Garamond" w:hAnsi="EB Garamond"/>
-          <w:b/>
-          <w:i w:val="0"/>
-        </w:rPr>
-        <w:t>range 4</w:t>
-      </w:r>
-      <w:r>
-        <w:rPr>
-          <w:rFonts w:ascii="EB Garamond" w:hAnsi="EB Garamond"/>
-          <w:b w:val="0"/>
-          <w:i w:val="0"/>
-        </w:rPr>
-        <w:t xml:space="preserve"> from all other settlements and </w:t>
-      </w:r>
-      <w:r>
-        <w:rPr>
-          <w:rFonts w:ascii="EB Garamond" w:hAnsi="EB Garamond"/>
-          <w:b/>
-          <w:i w:val="0"/>
-        </w:rPr>
-        <w:t>range 2</w:t>
-      </w:r>
-      <w:r>
-        <w:rPr>
-          <w:rFonts w:ascii="EB Garamond" w:hAnsi="EB Garamond"/>
-          <w:b w:val="0"/>
-          <w:i w:val="0"/>
-        </w:rPr>
-        <w:t xml:space="preserve"> from any </w:t>
-      </w:r>
-      <w:r>
-        <w:rPr>
-          <w:rFonts w:ascii="EB Garamond" w:hAnsi="EB Garamond"/>
-          <w:b/>
-          <w:i w:val="0"/>
-        </w:rPr>
-        <w:t>outlaw country</w:t>
-      </w:r>
-      <w:r>
-        <w:rPr>
-          <w:rFonts w:ascii="EB Garamond" w:hAnsi="EB Garamond"/>
-          <w:b w:val="0"/>
-          <w:i w:val="0"/>
-        </w:rPr>
-        <w:t xml:space="preserve">. You can't </w:t>
-      </w:r>
-      <w:r>
-        <w:rPr>
-          <w:rFonts w:ascii="EB Garamond" w:hAnsi="EB Garamond"/>
-          <w:b/>
-          <w:i w:val="0"/>
-        </w:rPr>
-        <w:t>charter</w:t>
-      </w:r>
-      <w:r>
-        <w:rPr>
-          <w:rFonts w:ascii="EB Garamond" w:hAnsi="EB Garamond"/>
-          <w:b w:val="0"/>
-          <w:i w:val="0"/>
-        </w:rPr>
-        <w:t xml:space="preserve"> a settlement on </w:t>
-      </w:r>
-      <w:r>
-        <w:rPr>
-          <w:rFonts w:ascii="EB Garamond" w:hAnsi="EB Garamond"/>
-          <w:b/>
-          <w:i w:val="0"/>
-        </w:rPr>
-        <w:t>mountain</w:t>
-      </w:r>
-      <w:r>
-        <w:rPr>
-          <w:rFonts w:ascii="EB Garamond" w:hAnsi="EB Garamond"/>
-          <w:b w:val="0"/>
-          <w:i w:val="0"/>
-        </w:rPr>
-        <w:t xml:space="preserve"> or </w:t>
-      </w:r>
-      <w:r>
-        <w:rPr>
-          <w:rFonts w:ascii="EB Garamond" w:hAnsi="EB Garamond"/>
-          <w:b/>
-          <w:i w:val="0"/>
-        </w:rPr>
-        <w:t>water</w:t>
-      </w:r>
-      <w:r>
-        <w:rPr>
-          <w:rFonts w:ascii="EB Garamond" w:hAnsi="EB Garamond"/>
-          <w:b w:val="0"/>
-          <w:i w:val="0"/>
-        </w:rPr>
-        <w:t xml:space="preserve"> territory. To upgrade a </w:t>
-      </w:r>
-      <w:r>
-        <w:rPr>
-          <w:rFonts w:ascii="EB Garamond" w:hAnsi="EB Garamond"/>
-          <w:b/>
-          <w:i w:val="0"/>
-        </w:rPr>
-        <w:t>village</w:t>
-      </w:r>
-      <w:r>
-        <w:rPr>
-          <w:rFonts w:ascii="EB Garamond" w:hAnsi="EB Garamond"/>
-          <w:b w:val="0"/>
-          <w:i w:val="0"/>
-        </w:rPr>
-        <w:t xml:space="preserve"> into a </w:t>
-      </w:r>
-      <w:r>
-        <w:rPr>
-          <w:rFonts w:ascii="EB Garamond" w:hAnsi="EB Garamond"/>
-          <w:b/>
-          <w:i w:val="0"/>
-        </w:rPr>
-        <w:t>sea town</w:t>
-      </w:r>
-      <w:r>
-        <w:rPr>
-          <w:rFonts w:ascii="EB Garamond" w:hAnsi="EB Garamond"/>
-          <w:b w:val="0"/>
-          <w:i w:val="0"/>
-        </w:rPr>
-        <w:t xml:space="preserve">, you must have a </w:t>
-      </w:r>
-      <w:r>
-        <w:rPr>
-          <w:rFonts w:ascii="EB Garamond" w:hAnsi="EB Garamond"/>
-          <w:b/>
-          <w:i w:val="0"/>
-        </w:rPr>
-        <w:t>settlement ward adjacent</w:t>
-      </w:r>
-      <w:r>
-        <w:rPr>
-          <w:rFonts w:ascii="EB Garamond" w:hAnsi="EB Garamond"/>
-          <w:b w:val="0"/>
-          <w:i w:val="0"/>
-        </w:rPr>
-        <w:t xml:space="preserve"> to a </w:t>
-      </w:r>
-      <w:r>
-        <w:rPr>
-          <w:rFonts w:ascii="EB Garamond" w:hAnsi="EB Garamond"/>
-          <w:b/>
-          <w:i w:val="0"/>
-        </w:rPr>
-        <w:t>water</w:t>
-      </w:r>
-      <w:r>
-        <w:rPr>
-          <w:rFonts w:ascii="EB Garamond" w:hAnsi="EB Garamond"/>
-          <w:b w:val="0"/>
-          <w:i w:val="0"/>
-        </w:rPr>
-        <w:t xml:space="preserve"> territory.</w:t>
+        <w:t xml:space="preserve"> Territory.</w:t>
       </w:r>
     </w:p>
     <w:p>
@@ -16191,183 +13431,7 @@
           <w:b w:val="0"/>
           <w:i w:val="0"/>
         </w:rPr>
-        <w:t xml:space="preserve">Settlements have a </w:t>
-      </w:r>
-      <w:r>
-        <w:rPr>
-          <w:rFonts w:ascii="EB Garamond" w:hAnsi="EB Garamond"/>
-          <w:b/>
-          <w:i w:val="0"/>
-        </w:rPr>
-        <w:t>reach</w:t>
-      </w:r>
-      <w:r>
-        <w:rPr>
-          <w:rFonts w:ascii="EB Garamond" w:hAnsi="EB Garamond"/>
-          <w:b w:val="0"/>
-          <w:i w:val="0"/>
-        </w:rPr>
-        <w:t xml:space="preserve"> value set by their </w:t>
-      </w:r>
-      <w:r>
-        <w:rPr>
-          <w:rFonts w:ascii="EB Garamond" w:hAnsi="EB Garamond"/>
-          <w:b/>
-          <w:i w:val="0"/>
-        </w:rPr>
-        <w:t>tier</w:t>
-      </w:r>
-      <w:r>
-        <w:rPr>
-          <w:rFonts w:ascii="EB Garamond" w:hAnsi="EB Garamond"/>
-          <w:b w:val="0"/>
-          <w:i w:val="0"/>
-        </w:rPr>
-        <w:t xml:space="preserve">, from 1 up to 4. </w:t>
-      </w:r>
-      <w:r>
-        <w:rPr>
-          <w:rFonts w:ascii="EB Garamond" w:hAnsi="EB Garamond"/>
-          <w:b/>
-          <w:i w:val="0"/>
-        </w:rPr>
-        <w:t>Reach X</w:t>
-      </w:r>
-      <w:r>
-        <w:rPr>
-          <w:rFonts w:ascii="EB Garamond" w:hAnsi="EB Garamond"/>
-          <w:b w:val="0"/>
-          <w:i w:val="0"/>
-        </w:rPr>
-        <w:t xml:space="preserve"> determines which </w:t>
-      </w:r>
-      <w:r>
-        <w:rPr>
-          <w:rFonts w:ascii="EB Garamond" w:hAnsi="EB Garamond"/>
-          <w:b/>
-          <w:i w:val="0"/>
-        </w:rPr>
-        <w:t>territory</w:t>
-      </w:r>
-      <w:r>
-        <w:rPr>
-          <w:rFonts w:ascii="EB Garamond" w:hAnsi="EB Garamond"/>
-          <w:b w:val="0"/>
-          <w:i w:val="0"/>
-        </w:rPr>
-        <w:t xml:space="preserve"> you </w:t>
-      </w:r>
-      <w:r>
-        <w:rPr>
-          <w:rFonts w:ascii="EB Garamond" w:hAnsi="EB Garamond"/>
-          <w:b/>
-          <w:i w:val="0"/>
-        </w:rPr>
-        <w:t>control</w:t>
-      </w:r>
-      <w:r>
-        <w:rPr>
-          <w:rFonts w:ascii="EB Garamond" w:hAnsi="EB Garamond"/>
-          <w:b w:val="0"/>
-          <w:i w:val="0"/>
-        </w:rPr>
-        <w:t xml:space="preserve"> in your </w:t>
-      </w:r>
-      <w:r>
-        <w:rPr>
-          <w:rFonts w:ascii="EB Garamond" w:hAnsi="EB Garamond"/>
-          <w:b/>
-          <w:i w:val="0"/>
-        </w:rPr>
-        <w:t>province</w:t>
-      </w:r>
-      <w:r>
-        <w:rPr>
-          <w:rFonts w:ascii="EB Garamond" w:hAnsi="EB Garamond"/>
-          <w:b w:val="0"/>
-          <w:i w:val="0"/>
-        </w:rPr>
-        <w:t xml:space="preserve">: at </w:t>
-      </w:r>
-      <w:r>
-        <w:rPr>
-          <w:rFonts w:ascii="EB Garamond" w:hAnsi="EB Garamond"/>
-          <w:b/>
-          <w:i w:val="0"/>
-        </w:rPr>
-        <w:t>reach 1</w:t>
-      </w:r>
-      <w:r>
-        <w:rPr>
-          <w:rFonts w:ascii="EB Garamond" w:hAnsi="EB Garamond"/>
-          <w:b w:val="0"/>
-          <w:i w:val="0"/>
-        </w:rPr>
-        <w:t xml:space="preserve"> you control all </w:t>
-      </w:r>
-      <w:r>
-        <w:rPr>
-          <w:rFonts w:ascii="EB Garamond" w:hAnsi="EB Garamond"/>
-          <w:b/>
-          <w:i w:val="0"/>
-        </w:rPr>
-        <w:t>territory</w:t>
-      </w:r>
-      <w:r>
-        <w:rPr>
-          <w:rFonts w:ascii="EB Garamond" w:hAnsi="EB Garamond"/>
-          <w:b w:val="0"/>
-          <w:i w:val="0"/>
-        </w:rPr>
-        <w:t xml:space="preserve"> within </w:t>
-      </w:r>
-      <w:r>
-        <w:rPr>
-          <w:rFonts w:ascii="EB Garamond" w:hAnsi="EB Garamond"/>
-          <w:b/>
-          <w:i w:val="0"/>
-        </w:rPr>
-        <w:t>range 1</w:t>
-      </w:r>
-      <w:r>
-        <w:rPr>
-          <w:rFonts w:ascii="EB Garamond" w:hAnsi="EB Garamond"/>
-          <w:b w:val="0"/>
-          <w:i w:val="0"/>
-        </w:rPr>
-        <w:t xml:space="preserve"> of that settlement. If more than one </w:t>
-      </w:r>
-      <w:r>
-        <w:rPr>
-          <w:rFonts w:ascii="EB Garamond" w:hAnsi="EB Garamond"/>
-          <w:b/>
-          <w:i w:val="0"/>
-        </w:rPr>
-        <w:t>player controls</w:t>
-      </w:r>
-      <w:r>
-        <w:rPr>
-          <w:rFonts w:ascii="EB Garamond" w:hAnsi="EB Garamond"/>
-          <w:b w:val="0"/>
-          <w:i w:val="0"/>
-        </w:rPr>
-        <w:t xml:space="preserve"> a territory, it's </w:t>
-      </w:r>
-      <w:r>
-        <w:rPr>
-          <w:rFonts w:ascii="EB Garamond" w:hAnsi="EB Garamond"/>
-          <w:b/>
-          <w:i w:val="0"/>
-        </w:rPr>
-        <w:t>contested</w:t>
-      </w:r>
-      <w:r>
-        <w:rPr>
-          <w:rFonts w:ascii="EB Garamond" w:hAnsi="EB Garamond"/>
-          <w:b w:val="0"/>
-          <w:i w:val="0"/>
-        </w:rPr>
-        <w:t xml:space="preserve"> — controlled by both.</w:t>
+        <w:t>Settlements have a Reach value set by their tier, from 1 up to 4. Reach X determines which Territory you Control in your province: at Reach 1 you Control all Territory within range 1 of that Settlement. If more than one player controls a Territory, it's contested — controlled by both.</w:t>
       </w:r>
     </w:p>
     <w:p>
@@ -16393,23 +13457,7 @@
           <w:b w:val="0"/>
           <w:i w:val="0"/>
         </w:rPr>
-        <w:t xml:space="preserve">Hamlets are unique </w:t>
-      </w:r>
-      <w:r>
-        <w:rPr>
-          <w:rFonts w:ascii="EB Garamond" w:hAnsi="EB Garamond"/>
-          <w:b/>
-          <w:i w:val="0"/>
-        </w:rPr>
-        <w:t>settlements</w:t>
-      </w:r>
-      <w:r>
-        <w:rPr>
-          <w:rFonts w:ascii="EB Garamond" w:hAnsi="EB Garamond"/>
-          <w:b w:val="0"/>
-          <w:i w:val="0"/>
-        </w:rPr>
-        <w:t xml:space="preserve">, placed </w:t>
+        <w:t xml:space="preserve">Hamlets are unique Settlements, placed </w:t>
       </w:r>
       <w:r>
         <w:rPr>
@@ -16433,7 +13481,7 @@
           <w:b/>
           <w:i w:val="0"/>
         </w:rPr>
-        <w:t>range 2</w:t>
+        <w:t>range 2 from your capital via a Charter Settlement action. These small farmland communities produce no tax income or muster limit, but have 3 Husbandry Settlement Wards. You may also pursue arable land in a Hamlet even if that Raw Material</w:t>
       </w:r>
       <w:r>
         <w:rPr>
@@ -16441,103 +13489,7 @@
           <w:b w:val="0"/>
           <w:i w:val="0"/>
         </w:rPr>
-        <w:t xml:space="preserve"> from your </w:t>
-      </w:r>
-      <w:r>
-        <w:rPr>
-          <w:rFonts w:ascii="EB Garamond" w:hAnsi="EB Garamond"/>
-          <w:b/>
-          <w:i w:val="0"/>
-        </w:rPr>
-        <w:t>capital</w:t>
-      </w:r>
-      <w:r>
-        <w:rPr>
-          <w:rFonts w:ascii="EB Garamond" w:hAnsi="EB Garamond"/>
-          <w:b w:val="0"/>
-          <w:i w:val="0"/>
-        </w:rPr>
-        <w:t xml:space="preserve"> via a </w:t>
-      </w:r>
-      <w:r>
-        <w:rPr>
-          <w:rFonts w:ascii="EB Garamond" w:hAnsi="EB Garamond"/>
-          <w:b/>
-          <w:i w:val="0"/>
-        </w:rPr>
-        <w:t>Charter Settlement action</w:t>
-      </w:r>
-      <w:r>
-        <w:rPr>
-          <w:rFonts w:ascii="EB Garamond" w:hAnsi="EB Garamond"/>
-          <w:b w:val="0"/>
-          <w:i w:val="0"/>
-        </w:rPr>
-        <w:t xml:space="preserve">. These small farmland communities produce no tax income or muster limit, but have </w:t>
-      </w:r>
-      <w:r>
-        <w:rPr>
-          <w:rFonts w:ascii="EB Garamond" w:hAnsi="EB Garamond"/>
-          <w:b/>
-          <w:i w:val="0"/>
-        </w:rPr>
-        <w:t>3 husbandry settlement wards</w:t>
-      </w:r>
-      <w:r>
-        <w:rPr>
-          <w:rFonts w:ascii="EB Garamond" w:hAnsi="EB Garamond"/>
-          <w:b w:val="0"/>
-          <w:i w:val="0"/>
-        </w:rPr>
-        <w:t xml:space="preserve">. You may also </w:t>
-      </w:r>
-      <w:r>
-        <w:rPr>
-          <w:rFonts w:ascii="EB Garamond" w:hAnsi="EB Garamond"/>
-          <w:b/>
-          <w:i w:val="0"/>
-        </w:rPr>
-        <w:t>pursue arable land</w:t>
-      </w:r>
-      <w:r>
-        <w:rPr>
-          <w:rFonts w:ascii="EB Garamond" w:hAnsi="EB Garamond"/>
-          <w:b w:val="0"/>
-          <w:i w:val="0"/>
-        </w:rPr>
-        <w:t xml:space="preserve"> in a </w:t>
-      </w:r>
-      <w:r>
-        <w:rPr>
-          <w:rFonts w:ascii="EB Garamond" w:hAnsi="EB Garamond"/>
-          <w:b/>
-          <w:i w:val="0"/>
-        </w:rPr>
-        <w:t>hamlet</w:t>
-      </w:r>
-      <w:r>
-        <w:rPr>
-          <w:rFonts w:ascii="EB Garamond" w:hAnsi="EB Garamond"/>
-          <w:b w:val="0"/>
-          <w:i w:val="0"/>
-        </w:rPr>
-        <w:t xml:space="preserve"> even if that </w:t>
-      </w:r>
-      <w:r>
-        <w:rPr>
-          <w:rFonts w:ascii="EB Garamond" w:hAnsi="EB Garamond"/>
-          <w:b/>
-          <w:i w:val="0"/>
-        </w:rPr>
-        <w:t>raw material</w:t>
-      </w:r>
-      <w:r>
-        <w:rPr>
-          <w:rFonts w:ascii="EB Garamond" w:hAnsi="EB Garamond"/>
-          <w:b w:val="0"/>
-          <w:i w:val="0"/>
-        </w:rPr>
-        <w:t xml:space="preserve"> isn't in the hamlet's region.</w:t>
+        <w:t xml:space="preserve"> isn't in the Hamlet's region.</w:t>
       </w:r>
     </w:p>
     <w:p>
@@ -16563,7 +13515,7 @@
           <w:b w:val="0"/>
           <w:i w:val="0"/>
         </w:rPr>
-        <w:t>Infrastructure is the foundation of your settlements. Each active infrastructure provides an effect that applies to your entire empire and all its settlements.</w:t>
+        <w:t>Infrastructure is the foundation of your Settlements. Each active Infrastructure provides an effect that applies to your entire empire and all its Settlements.</w:t>
       </w:r>
     </w:p>
     <w:p>
@@ -16573,7 +13525,7 @@
           <w:b w:val="0"/>
           <w:i/>
         </w:rPr>
-        <w:t>Example: Wooden Walls protect all settlements from Cunning envoys, and a Cathedral raises your innate Faith by 1 each turn, regardless of how many settlements you have.</w:t>
+        <w:t>Example: Wooden Walls protect all Settlements from Cunning Envoys, and a Cathedral raises your innate Faith by 1 each turn, regardless of how many Settlements you have.</w:t>
       </w:r>
     </w:p>
     <w:p>
@@ -16583,71 +13535,7 @@
           <w:b w:val="0"/>
           <w:i w:val="0"/>
         </w:rPr>
-        <w:t xml:space="preserve">Infrastructure comes in 5 ascending tiers. </w:t>
-      </w:r>
-      <w:r>
-        <w:rPr>
-          <w:rFonts w:ascii="EB Garamond" w:hAnsi="EB Garamond"/>
-          <w:b/>
-          <w:i w:val="0"/>
-        </w:rPr>
-        <w:t>Primitive</w:t>
-      </w:r>
-      <w:r>
-        <w:rPr>
-          <w:rFonts w:ascii="EB Garamond" w:hAnsi="EB Garamond"/>
-          <w:b w:val="0"/>
-          <w:i w:val="0"/>
-        </w:rPr>
-        <w:t xml:space="preserve"> infrastructure builds the basic blocks of your empire. </w:t>
-      </w:r>
-      <w:r>
-        <w:rPr>
-          <w:rFonts w:ascii="EB Garamond" w:hAnsi="EB Garamond"/>
-          <w:b/>
-          <w:i w:val="0"/>
-        </w:rPr>
-        <w:t>Developed</w:t>
-      </w:r>
-      <w:r>
-        <w:rPr>
-          <w:rFonts w:ascii="EB Garamond" w:hAnsi="EB Garamond"/>
-          <w:b w:val="0"/>
-          <w:i w:val="0"/>
-        </w:rPr>
-        <w:t xml:space="preserve"> infrastructure expands and replaces some primitive infrastructure. </w:t>
-      </w:r>
-      <w:r>
-        <w:rPr>
-          <w:rFonts w:ascii="EB Garamond" w:hAnsi="EB Garamond"/>
-          <w:b/>
-          <w:i w:val="0"/>
-        </w:rPr>
-        <w:t>Sophisticated</w:t>
-      </w:r>
-      <w:r>
-        <w:rPr>
-          <w:rFonts w:ascii="EB Garamond" w:hAnsi="EB Garamond"/>
-          <w:b w:val="0"/>
-          <w:i w:val="0"/>
-        </w:rPr>
-        <w:t xml:space="preserve"> infrastructure allows more powerful effects and helps unlock unique </w:t>
-      </w:r>
-      <w:r>
-        <w:rPr>
-          <w:rFonts w:ascii="EB Garamond" w:hAnsi="EB Garamond"/>
-          <w:b/>
-          <w:i w:val="0"/>
-        </w:rPr>
-        <w:t>monument pursuits</w:t>
-      </w:r>
-      <w:r>
-        <w:rPr>
-          <w:rFonts w:ascii="EB Garamond" w:hAnsi="EB Garamond"/>
-          <w:b w:val="0"/>
-          <w:i w:val="0"/>
-        </w:rPr>
-        <w:t>.</w:t>
+        <w:t>Infrastructure comes in 5 ascending tiers. Primitive Infrastructure builds the basic blocks of your empire. Developed Infrastructure expands and replaces some primitive Infrastructure. Sophisticated Infrastructure allows more powerful effects and helps unlock unique Monument Pursuits.</w:t>
       </w:r>
     </w:p>
     <w:p>
@@ -16657,151 +13545,7 @@
           <w:b w:val="0"/>
           <w:i w:val="0"/>
         </w:rPr>
-        <w:t xml:space="preserve">Last are </w:t>
-      </w:r>
-      <w:r>
-        <w:rPr>
-          <w:rFonts w:ascii="EB Garamond" w:hAnsi="EB Garamond"/>
-          <w:b/>
-          <w:i w:val="0"/>
-        </w:rPr>
-        <w:t>world wonders</w:t>
-      </w:r>
-      <w:r>
-        <w:rPr>
-          <w:rFonts w:ascii="EB Garamond" w:hAnsi="EB Garamond"/>
-          <w:b w:val="0"/>
-          <w:i w:val="0"/>
-        </w:rPr>
-        <w:t xml:space="preserve">. </w:t>
-      </w:r>
-      <w:r>
-        <w:rPr>
-          <w:rFonts w:ascii="EB Garamond" w:hAnsi="EB Garamond"/>
-          <w:b/>
-          <w:i w:val="0"/>
-        </w:rPr>
-        <w:t>Wonders</w:t>
-      </w:r>
-      <w:r>
-        <w:rPr>
-          <w:rFonts w:ascii="EB Garamond" w:hAnsi="EB Garamond"/>
-          <w:b w:val="0"/>
-          <w:i w:val="0"/>
-        </w:rPr>
-        <w:t xml:space="preserve"> are unique infrastructure, each built once per game, only once all other infrastructure is </w:t>
-      </w:r>
-      <w:r>
-        <w:rPr>
-          <w:rFonts w:ascii="EB Garamond" w:hAnsi="EB Garamond"/>
-          <w:b/>
-          <w:i w:val="0"/>
-        </w:rPr>
-        <w:t>built</w:t>
-      </w:r>
-      <w:r>
-        <w:rPr>
-          <w:rFonts w:ascii="EB Garamond" w:hAnsi="EB Garamond"/>
-          <w:b w:val="0"/>
-          <w:i w:val="0"/>
-        </w:rPr>
-        <w:t xml:space="preserve"> and </w:t>
-      </w:r>
-      <w:r>
-        <w:rPr>
-          <w:rFonts w:ascii="EB Garamond" w:hAnsi="EB Garamond"/>
-          <w:b/>
-          <w:i w:val="0"/>
-        </w:rPr>
-        <w:t>active</w:t>
-      </w:r>
-      <w:r>
-        <w:rPr>
-          <w:rFonts w:ascii="EB Garamond" w:hAnsi="EB Garamond"/>
-          <w:b w:val="0"/>
-          <w:i w:val="0"/>
-        </w:rPr>
-        <w:t xml:space="preserve"> in your </w:t>
-      </w:r>
-      <w:r>
-        <w:rPr>
-          <w:rFonts w:ascii="EB Garamond" w:hAnsi="EB Garamond"/>
-          <w:b/>
-          <w:i w:val="0"/>
-        </w:rPr>
-        <w:t>empire</w:t>
-      </w:r>
-      <w:r>
-        <w:rPr>
-          <w:rFonts w:ascii="EB Garamond" w:hAnsi="EB Garamond"/>
-          <w:b w:val="0"/>
-          <w:i w:val="0"/>
-        </w:rPr>
-        <w:t xml:space="preserve">. They're Edict-satisfying buildings with very powerful effects. A </w:t>
-      </w:r>
-      <w:r>
-        <w:rPr>
-          <w:rFonts w:ascii="EB Garamond" w:hAnsi="EB Garamond"/>
-          <w:b/>
-          <w:i w:val="0"/>
-        </w:rPr>
-        <w:t>Wonder</w:t>
-      </w:r>
-      <w:r>
-        <w:rPr>
-          <w:rFonts w:ascii="EB Garamond" w:hAnsi="EB Garamond"/>
-          <w:b w:val="0"/>
-          <w:i w:val="0"/>
-        </w:rPr>
-        <w:t xml:space="preserve"> exists inside your </w:t>
-      </w:r>
-      <w:r>
-        <w:rPr>
-          <w:rFonts w:ascii="EB Garamond" w:hAnsi="EB Garamond"/>
-          <w:b/>
-          <w:i w:val="0"/>
-        </w:rPr>
-        <w:t>capital</w:t>
-      </w:r>
-      <w:r>
-        <w:rPr>
-          <w:rFonts w:ascii="EB Garamond" w:hAnsi="EB Garamond"/>
-          <w:b w:val="0"/>
-          <w:i w:val="0"/>
-        </w:rPr>
-        <w:t xml:space="preserve"> and can't be </w:t>
-      </w:r>
-      <w:r>
-        <w:rPr>
-          <w:rFonts w:ascii="EB Garamond" w:hAnsi="EB Garamond"/>
-          <w:b/>
-          <w:i w:val="0"/>
-        </w:rPr>
-        <w:t>razed</w:t>
-      </w:r>
-      <w:r>
-        <w:rPr>
-          <w:rFonts w:ascii="EB Garamond" w:hAnsi="EB Garamond"/>
-          <w:b w:val="0"/>
-          <w:i w:val="0"/>
-        </w:rPr>
-        <w:t xml:space="preserve"> or </w:t>
-      </w:r>
-      <w:r>
-        <w:rPr>
-          <w:rFonts w:ascii="EB Garamond" w:hAnsi="EB Garamond"/>
-          <w:b/>
-          <w:i w:val="0"/>
-        </w:rPr>
-        <w:t>damaged</w:t>
-      </w:r>
-      <w:r>
-        <w:rPr>
-          <w:rFonts w:ascii="EB Garamond" w:hAnsi="EB Garamond"/>
-          <w:b w:val="0"/>
-          <w:i w:val="0"/>
-        </w:rPr>
-        <w:t>.</w:t>
+        <w:t>Last are world Wonders. Wonders are unique Infrastructure, each built once per game, only once all other Infrastructure is built and active in your empire. They're Edict-satisfying buildings with very powerful effects. A Wonder exists inside your capital and can't be razed or damaged.</w:t>
       </w:r>
     </w:p>
     <w:p>
@@ -16811,7 +13555,7 @@
           <w:b w:val="0"/>
           <w:i w:val="0"/>
         </w:rPr>
-        <w:t>The full list of infrastructure — their tiers, build times, upkeep, requirements, and effects:</w:t>
+        <w:t>The full list of Infrastructure — their tiers, build times, upkeep, requirements, and effects:</w:t>
       </w:r>
     </w:p>
     <w:tbl>
@@ -20390,308 +17134,20 @@
       <w:r>
         <w:rPr>
           <w:rFonts w:ascii="EB Garamond" w:hAnsi="EB Garamond"/>
-          <w:b/>
-          <w:i w:val="0"/>
-        </w:rPr>
-        <w:t>Territory</w:t>
-      </w:r>
-      <w:r>
-        <w:rPr>
-          <w:rFonts w:ascii="EB Garamond" w:hAnsi="EB Garamond"/>
           <w:b w:val="0"/>
           <w:i w:val="0"/>
         </w:rPr>
-        <w:t xml:space="preserve"> is the smallest unit of land. To move from one territory to another, you move </w:t>
-      </w:r>
-      <w:r>
-        <w:rPr>
-          <w:rFonts w:ascii="EB Garamond" w:hAnsi="EB Garamond"/>
-          <w:b/>
-          <w:i w:val="0"/>
-        </w:rPr>
-        <w:t>range 1</w:t>
-      </w:r>
-      <w:r>
-        <w:rPr>
-          <w:rFonts w:ascii="EB Garamond" w:hAnsi="EB Garamond"/>
-          <w:b w:val="0"/>
-          <w:i w:val="0"/>
-        </w:rPr>
-        <w:t xml:space="preserve">. To be </w:t>
-      </w:r>
-      <w:r>
-        <w:rPr>
-          <w:rFonts w:ascii="EB Garamond" w:hAnsi="EB Garamond"/>
-          <w:b/>
-          <w:i w:val="0"/>
-        </w:rPr>
-        <w:t>within</w:t>
-      </w:r>
-      <w:r>
-        <w:rPr>
-          <w:rFonts w:ascii="EB Garamond" w:hAnsi="EB Garamond"/>
-          <w:b w:val="0"/>
-          <w:i w:val="0"/>
-        </w:rPr>
-        <w:t xml:space="preserve"> a territory is </w:t>
-      </w:r>
-      <w:r>
-        <w:rPr>
-          <w:rFonts w:ascii="EB Garamond" w:hAnsi="EB Garamond"/>
-          <w:b/>
-          <w:i w:val="0"/>
-        </w:rPr>
-        <w:t>range 0</w:t>
-      </w:r>
-      <w:r>
-        <w:rPr>
-          <w:rFonts w:ascii="EB Garamond" w:hAnsi="EB Garamond"/>
-          <w:b w:val="0"/>
-          <w:i w:val="0"/>
-        </w:rPr>
-        <w:t xml:space="preserve">; </w:t>
-      </w:r>
-      <w:r>
-        <w:rPr>
-          <w:rFonts w:ascii="EB Garamond" w:hAnsi="EB Garamond"/>
-          <w:b/>
-          <w:i w:val="0"/>
-        </w:rPr>
-        <w:t>adjacent</w:t>
-      </w:r>
-      <w:r>
-        <w:rPr>
-          <w:rFonts w:ascii="EB Garamond" w:hAnsi="EB Garamond"/>
-          <w:b w:val="0"/>
-          <w:i w:val="0"/>
-        </w:rPr>
-        <w:t xml:space="preserve"> is </w:t>
-      </w:r>
-      <w:r>
-        <w:rPr>
-          <w:rFonts w:ascii="EB Garamond" w:hAnsi="EB Garamond"/>
-          <w:b/>
-          <w:i w:val="0"/>
-        </w:rPr>
-        <w:t>range 1</w:t>
-      </w:r>
-      <w:r>
-        <w:rPr>
-          <w:rFonts w:ascii="EB Garamond" w:hAnsi="EB Garamond"/>
-          <w:b w:val="0"/>
-          <w:i w:val="0"/>
-        </w:rPr>
-        <w:t xml:space="preserve">; </w:t>
-      </w:r>
-      <w:r>
-        <w:rPr>
-          <w:rFonts w:ascii="EB Garamond" w:hAnsi="EB Garamond"/>
-          <w:b/>
-          <w:i w:val="0"/>
-        </w:rPr>
-        <w:t>next to</w:t>
-      </w:r>
-      <w:r>
-        <w:rPr>
-          <w:rFonts w:ascii="EB Garamond" w:hAnsi="EB Garamond"/>
-          <w:b w:val="0"/>
-          <w:i w:val="0"/>
-        </w:rPr>
-        <w:t xml:space="preserve"> is </w:t>
-      </w:r>
-      <w:r>
-        <w:rPr>
-          <w:rFonts w:ascii="EB Garamond" w:hAnsi="EB Garamond"/>
-          <w:b/>
-          <w:i w:val="0"/>
-        </w:rPr>
-        <w:t>range 2</w:t>
-      </w:r>
-      <w:r>
-        <w:rPr>
-          <w:rFonts w:ascii="EB Garamond" w:hAnsi="EB Garamond"/>
-          <w:b w:val="0"/>
-          <w:i w:val="0"/>
-        </w:rPr>
-        <w:t>.</w:t>
+        <w:t>Territory is the smallest unit of land. To move from one Territory to another, you move range 1. To be within a Territory is range 0; adjacent is range 1; next to is range 2.</w:t>
       </w:r>
     </w:p>
     <w:p>
       <w:r>
         <w:rPr>
           <w:rFonts w:ascii="EB Garamond" w:hAnsi="EB Garamond"/>
-          <w:b/>
-          <w:i w:val="0"/>
-        </w:rPr>
-        <w:t>Territories</w:t>
-      </w:r>
-      <w:r>
-        <w:rPr>
-          <w:rFonts w:ascii="EB Garamond" w:hAnsi="EB Garamond"/>
           <w:b w:val="0"/>
           <w:i w:val="0"/>
         </w:rPr>
-        <w:t xml:space="preserve"> carry modifiers by hex type (grassland, forest, tundra, wetlands, water, mountain), and are </w:t>
-      </w:r>
-      <w:r>
-        <w:rPr>
-          <w:rFonts w:ascii="EB Garamond" w:hAnsi="EB Garamond"/>
-          <w:b/>
-          <w:i w:val="0"/>
-        </w:rPr>
-        <w:t>uncontrolled</w:t>
-      </w:r>
-      <w:r>
-        <w:rPr>
-          <w:rFonts w:ascii="EB Garamond" w:hAnsi="EB Garamond"/>
-          <w:b w:val="0"/>
-          <w:i w:val="0"/>
-        </w:rPr>
-        <w:t xml:space="preserve">, </w:t>
-      </w:r>
-      <w:r>
-        <w:rPr>
-          <w:rFonts w:ascii="EB Garamond" w:hAnsi="EB Garamond"/>
-          <w:b/>
-          <w:i w:val="0"/>
-        </w:rPr>
-        <w:t>contested</w:t>
-      </w:r>
-      <w:r>
-        <w:rPr>
-          <w:rFonts w:ascii="EB Garamond" w:hAnsi="EB Garamond"/>
-          <w:b w:val="0"/>
-          <w:i w:val="0"/>
-        </w:rPr>
-        <w:t xml:space="preserve">, or </w:t>
-      </w:r>
-      <w:r>
-        <w:rPr>
-          <w:rFonts w:ascii="EB Garamond" w:hAnsi="EB Garamond"/>
-          <w:b/>
-          <w:i w:val="0"/>
-        </w:rPr>
-        <w:t>controlled</w:t>
-      </w:r>
-      <w:r>
-        <w:rPr>
-          <w:rFonts w:ascii="EB Garamond" w:hAnsi="EB Garamond"/>
-          <w:b w:val="0"/>
-          <w:i w:val="0"/>
-        </w:rPr>
-        <w:t xml:space="preserve">. Territory begins </w:t>
-      </w:r>
-      <w:r>
-        <w:rPr>
-          <w:rFonts w:ascii="EB Garamond" w:hAnsi="EB Garamond"/>
-          <w:b/>
-          <w:i w:val="0"/>
-        </w:rPr>
-        <w:t>uncontrolled</w:t>
-      </w:r>
-      <w:r>
-        <w:rPr>
-          <w:rFonts w:ascii="EB Garamond" w:hAnsi="EB Garamond"/>
-          <w:b w:val="0"/>
-          <w:i w:val="0"/>
-        </w:rPr>
-        <w:t xml:space="preserve">. By </w:t>
-      </w:r>
-      <w:r>
-        <w:rPr>
-          <w:rFonts w:ascii="EB Garamond" w:hAnsi="EB Garamond"/>
-          <w:b/>
-          <w:i w:val="0"/>
-        </w:rPr>
-        <w:t>chartering settlements</w:t>
-      </w:r>
-      <w:r>
-        <w:rPr>
-          <w:rFonts w:ascii="EB Garamond" w:hAnsi="EB Garamond"/>
-          <w:b w:val="0"/>
-          <w:i w:val="0"/>
-        </w:rPr>
-        <w:t xml:space="preserve"> you </w:t>
-      </w:r>
-      <w:r>
-        <w:rPr>
-          <w:rFonts w:ascii="EB Garamond" w:hAnsi="EB Garamond"/>
-          <w:b/>
-          <w:i w:val="0"/>
-        </w:rPr>
-        <w:t>control territories</w:t>
-      </w:r>
-      <w:r>
-        <w:rPr>
-          <w:rFonts w:ascii="EB Garamond" w:hAnsi="EB Garamond"/>
-          <w:b w:val="0"/>
-          <w:i w:val="0"/>
-        </w:rPr>
-        <w:t xml:space="preserve">: each settlement's </w:t>
-      </w:r>
-      <w:r>
-        <w:rPr>
-          <w:rFonts w:ascii="EB Garamond" w:hAnsi="EB Garamond"/>
-          <w:b/>
-          <w:i w:val="0"/>
-        </w:rPr>
-        <w:t>reach X</w:t>
-      </w:r>
-      <w:r>
-        <w:rPr>
-          <w:rFonts w:ascii="EB Garamond" w:hAnsi="EB Garamond"/>
-          <w:b w:val="0"/>
-          <w:i w:val="0"/>
-        </w:rPr>
-        <w:t xml:space="preserve"> adds every territory within that range to your </w:t>
-      </w:r>
-      <w:r>
-        <w:rPr>
-          <w:rFonts w:ascii="EB Garamond" w:hAnsi="EB Garamond"/>
-          <w:b/>
-          <w:i w:val="0"/>
-        </w:rPr>
-        <w:t>province</w:t>
-      </w:r>
-      <w:r>
-        <w:rPr>
-          <w:rFonts w:ascii="EB Garamond" w:hAnsi="EB Garamond"/>
-          <w:b w:val="0"/>
-          <w:i w:val="0"/>
-        </w:rPr>
-        <w:t xml:space="preserve">. If another player's </w:t>
-      </w:r>
-      <w:r>
-        <w:rPr>
-          <w:rFonts w:ascii="EB Garamond" w:hAnsi="EB Garamond"/>
-          <w:b/>
-          <w:i w:val="0"/>
-        </w:rPr>
-        <w:t>settlement reach</w:t>
-      </w:r>
-      <w:r>
-        <w:rPr>
-          <w:rFonts w:ascii="EB Garamond" w:hAnsi="EB Garamond"/>
-          <w:b w:val="0"/>
-          <w:i w:val="0"/>
-        </w:rPr>
-        <w:t xml:space="preserve"> reaches any territory you control, that territory is </w:t>
-      </w:r>
-      <w:r>
-        <w:rPr>
-          <w:rFonts w:ascii="EB Garamond" w:hAnsi="EB Garamond"/>
-          <w:b/>
-          <w:i w:val="0"/>
-        </w:rPr>
-        <w:t>contested</w:t>
-      </w:r>
-      <w:r>
-        <w:rPr>
-          <w:rFonts w:ascii="EB Garamond" w:hAnsi="EB Garamond"/>
-          <w:b w:val="0"/>
-          <w:i w:val="0"/>
-        </w:rPr>
-        <w:t>.</w:t>
+        <w:t>Territories carry modifiers by hex type (grassland, forest, tundra, wetlands, water, mountain), and are uncontrolled, contested, or controlled. Territory begins uncontrolled. By chartering Settlements you Control Territories: each Settlement's Reach X adds every Territory within that range to your province. If another player's Settlement Reach reaches any Territory you Control, that Territory is contested.</w:t>
       </w:r>
     </w:p>
     <w:p>
@@ -20701,87 +17157,7 @@
           <w:b w:val="0"/>
           <w:i w:val="0"/>
         </w:rPr>
-        <w:t xml:space="preserve">To </w:t>
-      </w:r>
-      <w:r>
-        <w:rPr>
-          <w:rFonts w:ascii="EB Garamond" w:hAnsi="EB Garamond"/>
-          <w:b/>
-          <w:i w:val="0"/>
-        </w:rPr>
-        <w:t>border</w:t>
-      </w:r>
-      <w:r>
-        <w:rPr>
-          <w:rFonts w:ascii="EB Garamond" w:hAnsi="EB Garamond"/>
-          <w:b w:val="0"/>
-          <w:i w:val="0"/>
-        </w:rPr>
-        <w:t xml:space="preserve"> another player, your </w:t>
-      </w:r>
-      <w:r>
-        <w:rPr>
-          <w:rFonts w:ascii="EB Garamond" w:hAnsi="EB Garamond"/>
-          <w:b/>
-          <w:i w:val="0"/>
-        </w:rPr>
-        <w:t>reach</w:t>
-      </w:r>
-      <w:r>
-        <w:rPr>
-          <w:rFonts w:ascii="EB Garamond" w:hAnsi="EB Garamond"/>
-          <w:b w:val="0"/>
-          <w:i w:val="0"/>
-        </w:rPr>
-        <w:t xml:space="preserve"> must be </w:t>
-      </w:r>
-      <w:r>
-        <w:rPr>
-          <w:rFonts w:ascii="EB Garamond" w:hAnsi="EB Garamond"/>
-          <w:b/>
-          <w:i w:val="0"/>
-        </w:rPr>
-        <w:t>within</w:t>
-      </w:r>
-      <w:r>
-        <w:rPr>
-          <w:rFonts w:ascii="EB Garamond" w:hAnsi="EB Garamond"/>
-          <w:b w:val="0"/>
-          <w:i w:val="0"/>
-        </w:rPr>
-        <w:t xml:space="preserve"> or </w:t>
-      </w:r>
-      <w:r>
-        <w:rPr>
-          <w:rFonts w:ascii="EB Garamond" w:hAnsi="EB Garamond"/>
-          <w:b/>
-          <w:i w:val="0"/>
-        </w:rPr>
-        <w:t>adjacent</w:t>
-      </w:r>
-      <w:r>
-        <w:rPr>
-          <w:rFonts w:ascii="EB Garamond" w:hAnsi="EB Garamond"/>
-          <w:b w:val="0"/>
-          <w:i w:val="0"/>
-        </w:rPr>
-        <w:t xml:space="preserve"> to their </w:t>
-      </w:r>
-      <w:r>
-        <w:rPr>
-          <w:rFonts w:ascii="EB Garamond" w:hAnsi="EB Garamond"/>
-          <w:b/>
-          <w:i w:val="0"/>
-        </w:rPr>
-        <w:t>territory</w:t>
-      </w:r>
-      <w:r>
-        <w:rPr>
-          <w:rFonts w:ascii="EB Garamond" w:hAnsi="EB Garamond"/>
-          <w:b w:val="0"/>
-          <w:i w:val="0"/>
-        </w:rPr>
-        <w:t>.</w:t>
+        <w:t>To border another player, your Reach must be within or adjacent to their Territory.</w:t>
       </w:r>
     </w:p>
     <w:tbl>
@@ -21400,98 +17776,10 @@
       <w:r>
         <w:rPr>
           <w:rFonts w:ascii="EB Garamond" w:hAnsi="EB Garamond"/>
-          <w:b/>
-          <w:i w:val="0"/>
-        </w:rPr>
-        <w:t>Faith</w:t>
-      </w:r>
-      <w:r>
-        <w:rPr>
-          <w:rFonts w:ascii="EB Garamond" w:hAnsi="EB Garamond"/>
           <w:b w:val="0"/>
           <w:i w:val="0"/>
         </w:rPr>
-        <w:t xml:space="preserve"> and </w:t>
-      </w:r>
-      <w:r>
-        <w:rPr>
-          <w:rFonts w:ascii="EB Garamond" w:hAnsi="EB Garamond"/>
-          <w:b/>
-          <w:i w:val="0"/>
-        </w:rPr>
-        <w:t>Doubt</w:t>
-      </w:r>
-      <w:r>
-        <w:rPr>
-          <w:rFonts w:ascii="EB Garamond" w:hAnsi="EB Garamond"/>
-          <w:b w:val="0"/>
-          <w:i w:val="0"/>
-        </w:rPr>
-        <w:t xml:space="preserve"> adjust your </w:t>
-      </w:r>
-      <w:r>
-        <w:rPr>
-          <w:rFonts w:ascii="EB Garamond" w:hAnsi="EB Garamond"/>
-          <w:b/>
-          <w:i w:val="0"/>
-        </w:rPr>
-        <w:t>Public Order</w:t>
-      </w:r>
-      <w:r>
-        <w:rPr>
-          <w:rFonts w:ascii="EB Garamond" w:hAnsi="EB Garamond"/>
-          <w:b w:val="0"/>
-          <w:i w:val="0"/>
-        </w:rPr>
-        <w:t xml:space="preserve"> the moment they're generated — each </w:t>
-      </w:r>
-      <w:r>
-        <w:rPr>
-          <w:rFonts w:ascii="EB Garamond" w:hAnsi="EB Garamond"/>
-          <w:b/>
-          <w:i w:val="0"/>
-        </w:rPr>
-        <w:t>Faith</w:t>
-      </w:r>
-      <w:r>
-        <w:rPr>
-          <w:rFonts w:ascii="EB Garamond" w:hAnsi="EB Garamond"/>
-          <w:b w:val="0"/>
-          <w:i w:val="0"/>
-        </w:rPr>
-        <w:t xml:space="preserve"> raises it by 1, each </w:t>
-      </w:r>
-      <w:r>
-        <w:rPr>
-          <w:rFonts w:ascii="EB Garamond" w:hAnsi="EB Garamond"/>
-          <w:b/>
-          <w:i w:val="0"/>
-        </w:rPr>
-        <w:t>Doubt</w:t>
-      </w:r>
-      <w:r>
-        <w:rPr>
-          <w:rFonts w:ascii="EB Garamond" w:hAnsi="EB Garamond"/>
-          <w:b w:val="0"/>
-          <w:i w:val="0"/>
-        </w:rPr>
-        <w:t xml:space="preserve"> lowers it by 1, applied immediately. Public Order is capped between </w:t>
-      </w:r>
-      <w:r>
-        <w:rPr>
-          <w:rFonts w:ascii="EB Garamond" w:hAnsi="EB Garamond"/>
-          <w:b/>
-          <w:i w:val="0"/>
-        </w:rPr>
-        <w:t>−5 and 10</w:t>
-      </w:r>
-      <w:r>
-        <w:rPr>
-          <w:rFonts w:ascii="EB Garamond" w:hAnsi="EB Garamond"/>
-          <w:b w:val="0"/>
-          <w:i w:val="0"/>
-        </w:rPr>
-        <w:t>, and your current band's effects (below) are always active at your current value.</w:t>
+        <w:t>Faith and Doubt adjust your Public Order the moment they're generated — each Faith raises it by 1, each Doubt lowers it by 1, applied immediately. Public Order is capped between −5 and 10, and your current band's effects (below) are always active at your current value.</w:t>
       </w:r>
     </w:p>
     <w:p>
@@ -21535,23 +17823,7 @@
           <w:b w:val="0"/>
           <w:i w:val="0"/>
         </w:rPr>
-        <w:t xml:space="preserve">Your </w:t>
-      </w:r>
-      <w:r>
-        <w:rPr>
-          <w:rFonts w:ascii="EB Garamond" w:hAnsi="EB Garamond"/>
-          <w:b/>
-          <w:i w:val="0"/>
-        </w:rPr>
-        <w:t>innate Public Order modifiers</w:t>
-      </w:r>
-      <w:r>
-        <w:rPr>
-          <w:rFonts w:ascii="EB Garamond" w:hAnsi="EB Garamond"/>
-          <w:b w:val="0"/>
-          <w:i w:val="0"/>
-        </w:rPr>
-        <w:t xml:space="preserve"> (below) are checked once each turn during the Empire Phase and applied like any other Faith/Doubt.</w:t>
+        <w:t>Your innate Public Order modifiers (below) are checked once each turn during the Empire Phase and applied like any other Faith/Doubt.</w:t>
       </w:r>
     </w:p>
     <w:tbl>
@@ -23297,55 +19569,7 @@
           <w:b w:val="0"/>
           <w:i w:val="0"/>
         </w:rPr>
-        <w:t xml:space="preserve">Your </w:t>
-      </w:r>
-      <w:r>
-        <w:rPr>
-          <w:rFonts w:ascii="EB Garamond" w:hAnsi="EB Garamond"/>
-          <w:b/>
-          <w:i w:val="0"/>
-        </w:rPr>
-        <w:t>Treasury</w:t>
-      </w:r>
-      <w:r>
-        <w:rPr>
-          <w:rFonts w:ascii="EB Garamond" w:hAnsi="EB Garamond"/>
-          <w:b w:val="0"/>
-          <w:i w:val="0"/>
-        </w:rPr>
-        <w:t xml:space="preserve"> is the gold you control. Each Empire Phase you gain your </w:t>
-      </w:r>
-      <w:r>
-        <w:rPr>
-          <w:rFonts w:ascii="EB Garamond" w:hAnsi="EB Garamond"/>
-          <w:b/>
-          <w:i w:val="0"/>
-        </w:rPr>
-        <w:t>Revenue</w:t>
-      </w:r>
-      <w:r>
-        <w:rPr>
-          <w:rFonts w:ascii="EB Garamond" w:hAnsi="EB Garamond"/>
-          <w:b w:val="0"/>
-          <w:i w:val="0"/>
-        </w:rPr>
-        <w:t xml:space="preserve"> (tax, trade, and pursuit income) and pay your </w:t>
-      </w:r>
-      <w:r>
-        <w:rPr>
-          <w:rFonts w:ascii="EB Garamond" w:hAnsi="EB Garamond"/>
-          <w:b/>
-          <w:i w:val="0"/>
-        </w:rPr>
-        <w:t>Upkeep</w:t>
-      </w:r>
-      <w:r>
-        <w:rPr>
-          <w:rFonts w:ascii="EB Garamond" w:hAnsi="EB Garamond"/>
-          <w:b w:val="0"/>
-          <w:i w:val="0"/>
-        </w:rPr>
-        <w:t xml:space="preserve"> (armies, pursuits, and infrastructure); the net lands in your Treasury. Costs you pay during the turn come out of the same Treasury.</w:t>
+        <w:t>Your Treasury is the gold you Control. Each Empire Phase you gain your Revenue (tax, trade, and Pursuit income) and pay your Upkeep (Armies, Pursuits, and Infrastructure); the net lands in your Treasury. Costs you pay during the turn come out of the same Treasury.</w:t>
       </w:r>
     </w:p>
     <w:p>
@@ -23355,7 +19579,7 @@
           <w:b w:val="0"/>
           <w:i/>
         </w:rPr>
-        <w:t>Tracking tip: keep three small piles — Treasury, Revenue, Upkeep. When you build something with income or upkeep, add it to the matching pile; when it's damaged or an army loses retinues, subtract it. Each turn it's just Treasury + Revenue − Upkeep, with no recounting.</w:t>
+        <w:t>Tracking tip: keep three small piles — Treasury, Revenue, Upkeep. When you build something with income or upkeep, add it to the matching pile; when it's damaged or an Army loses Retinues, subtract it. Each turn it's just Treasury + Revenue − Upkeep, with no recounting.</w:t>
       </w:r>
     </w:p>
     <w:p>
@@ -23399,23 +19623,7 @@
           <w:b w:val="0"/>
           <w:i w:val="0"/>
         </w:rPr>
-        <w:t xml:space="preserve">You go </w:t>
-      </w:r>
-      <w:r>
-        <w:rPr>
-          <w:rFonts w:ascii="EB Garamond" w:hAnsi="EB Garamond"/>
-          <w:b/>
-          <w:i w:val="0"/>
-        </w:rPr>
-        <w:t>Insolvent</w:t>
-      </w:r>
-      <w:r>
-        <w:rPr>
-          <w:rFonts w:ascii="EB Garamond" w:hAnsi="EB Garamond"/>
-          <w:b w:val="0"/>
-          <w:i w:val="0"/>
-        </w:rPr>
-        <w:t xml:space="preserve"> the moment your Treasury can't cover a cost in full (at Upkeep, when paying for an action, or when an effect drains your gold). Pay what you can, then cut until the books balance, in this order:</w:t>
+        <w:t>You go Insolvent the moment your Treasury can't cover a cost in full (at Upkeep, when paying for an action, or when an effect drains your gold). Pay what you can, then cut until the books balance, in this order:</w:t>
       </w:r>
     </w:p>
     <w:p>
@@ -23436,7 +19644,7 @@
           <w:b/>
           <w:i w:val="0"/>
         </w:rPr>
-        <w:t>Disband retinues</w:t>
+        <w:t>Disband Retinues</w:t>
       </w:r>
       <w:r>
         <w:rPr>
@@ -23444,7 +19652,7 @@
           <w:b w:val="0"/>
           <w:i w:val="0"/>
         </w:rPr>
-        <w:t>, one at a time, cheapest-upkeep first, until your armies are gone.</w:t>
+        <w:t>, one at a time, cheapest-upkeep first, until your Armies are gone.</w:t>
       </w:r>
     </w:p>
     <w:p>
@@ -23473,7 +19681,7 @@
           <w:b w:val="0"/>
           <w:i w:val="0"/>
         </w:rPr>
-        <w:t>, highest-tier first (Monuments, then Power pursuits, then other non-natural pursuits).</w:t>
+        <w:t>, highest-tier first (Monuments, then Power Pursuits, then other non-natural Pursuits).</w:t>
       </w:r>
     </w:p>
     <w:p>
@@ -23483,7 +19691,7 @@
           <w:b w:val="0"/>
           <w:i w:val="0"/>
         </w:rPr>
-        <w:t>An inactive pursuit gives no innate or mastery effect, and anything that needed it as a prerequisite loses its mastery. An inactive piece is restored at any future Upkeep Step where you can pay its upkeep. Build Timers halt while you're Insolvent.</w:t>
+        <w:t>An inactive Pursuit gives no innate or mastery effect, and anything that needed it as a prerequisite loses its mastery. An inactive piece is restored at any future Upkeep Step where you can pay its upkeep. Build Timers halt while you're Insolvent.</w:t>
       </w:r>
     </w:p>
     <w:p>
@@ -23493,23 +19701,7 @@
           <w:b w:val="0"/>
           <w:i w:val="0"/>
         </w:rPr>
-        <w:t xml:space="preserve">If you've cut everything and a debt still remains, you're </w:t>
-      </w:r>
-      <w:r>
-        <w:rPr>
-          <w:rFonts w:ascii="EB Garamond" w:hAnsi="EB Garamond"/>
-          <w:b/>
-          <w:i w:val="0"/>
-        </w:rPr>
-        <w:t>Bankrupt</w:t>
-      </w:r>
-      <w:r>
-        <w:rPr>
-          <w:rFonts w:ascii="EB Garamond" w:hAnsi="EB Garamond"/>
-          <w:b w:val="0"/>
-          <w:i w:val="0"/>
-        </w:rPr>
-        <w:t xml:space="preserve">: your Treasury goes negative by the unpaid amount (a Debt Marker). While Bankrupt you can't spend gold or be Extorted, and Build Timers stay halted; Revenue pays down the debt first. When your Treasury reaches 0 or above, Bankruptcy ends. </w:t>
+        <w:t xml:space="preserve">If you've cut everything and a debt still remains, you're Bankrupt: your Treasury goes negative by the unpaid amount (a Debt Marker). While Bankrupt you can't spend gold or be Extorted, and Build Timers stay halted; Revenue pays down the debt first. When your Treasury reaches 0 or above, Bankruptcy ends. </w:t>
       </w:r>
       <w:r>
         <w:rPr>
@@ -23567,71 +19759,7 @@
           <w:b w:val="0"/>
           <w:i w:val="0"/>
         </w:rPr>
-        <w:t xml:space="preserve"> a </w:t>
-      </w:r>
-      <w:r>
-        <w:rPr>
-          <w:rFonts w:ascii="EB Garamond" w:hAnsi="EB Garamond"/>
-          <w:b/>
-          <w:i w:val="0"/>
-        </w:rPr>
-        <w:t>player</w:t>
-      </w:r>
-      <w:r>
-        <w:rPr>
-          <w:rFonts w:ascii="EB Garamond" w:hAnsi="EB Garamond"/>
-          <w:b w:val="0"/>
-          <w:i w:val="0"/>
-        </w:rPr>
-        <w:t xml:space="preserve"> needs </w:t>
-      </w:r>
-      <w:r>
-        <w:rPr>
-          <w:rFonts w:ascii="EB Garamond" w:hAnsi="EB Garamond"/>
-          <w:b/>
-          <w:i w:val="0"/>
-        </w:rPr>
-        <w:t>active dirt road infrastructure</w:t>
-      </w:r>
-      <w:r>
-        <w:rPr>
-          <w:rFonts w:ascii="EB Garamond" w:hAnsi="EB Garamond"/>
-          <w:b w:val="0"/>
-          <w:i w:val="0"/>
-        </w:rPr>
-        <w:t xml:space="preserve"> and a </w:t>
-      </w:r>
-      <w:r>
-        <w:rPr>
-          <w:rFonts w:ascii="EB Garamond" w:hAnsi="EB Garamond"/>
-          <w:b/>
-          <w:i w:val="0"/>
-        </w:rPr>
-        <w:t>signed trade agreement</w:t>
-      </w:r>
-      <w:r>
-        <w:rPr>
-          <w:rFonts w:ascii="EB Garamond" w:hAnsi="EB Garamond"/>
-          <w:b w:val="0"/>
-          <w:i w:val="0"/>
-        </w:rPr>
-        <w:t xml:space="preserve"> to take part in </w:t>
-      </w:r>
-      <w:r>
-        <w:rPr>
-          <w:rFonts w:ascii="EB Garamond" w:hAnsi="EB Garamond"/>
-          <w:b/>
-          <w:i w:val="0"/>
-        </w:rPr>
-        <w:t>trade</w:t>
-      </w:r>
-      <w:r>
-        <w:rPr>
-          <w:rFonts w:ascii="EB Garamond" w:hAnsi="EB Garamond"/>
-          <w:b w:val="0"/>
-          <w:i w:val="0"/>
-        </w:rPr>
-        <w:t>.</w:t>
+        <w:t xml:space="preserve"> a player needs active dirt road Infrastructure and a signed Trade Agreement to take part in trade.</w:t>
       </w:r>
     </w:p>
     <w:p>
@@ -23649,55 +19777,7 @@
           <w:b w:val="0"/>
           <w:i w:val="0"/>
         </w:rPr>
-        <w:t xml:space="preserve"> </w:t>
-      </w:r>
-      <w:r>
-        <w:rPr>
-          <w:rFonts w:ascii="EB Garamond" w:hAnsi="EB Garamond"/>
-          <w:b/>
-          <w:i w:val="0"/>
-        </w:rPr>
-        <w:t>Craft</w:t>
-      </w:r>
-      <w:r>
-        <w:rPr>
-          <w:rFonts w:ascii="EB Garamond" w:hAnsi="EB Garamond"/>
-          <w:b w:val="0"/>
-          <w:i w:val="0"/>
-        </w:rPr>
-        <w:t xml:space="preserve"> pursuits count toward how much income your </w:t>
-      </w:r>
-      <w:r>
-        <w:rPr>
-          <w:rFonts w:ascii="EB Garamond" w:hAnsi="EB Garamond"/>
-          <w:b/>
-          <w:i w:val="0"/>
-        </w:rPr>
-        <w:t>trade agreements</w:t>
-      </w:r>
-      <w:r>
-        <w:rPr>
-          <w:rFonts w:ascii="EB Garamond" w:hAnsi="EB Garamond"/>
-          <w:b w:val="0"/>
-          <w:i w:val="0"/>
-        </w:rPr>
-        <w:t xml:space="preserve"> generate — any effect that grants </w:t>
-      </w:r>
-      <w:r>
-        <w:rPr>
-          <w:rFonts w:ascii="EB Garamond" w:hAnsi="EB Garamond"/>
-          <w:b/>
-          <w:i w:val="0"/>
-        </w:rPr>
-        <w:t>Craft +X</w:t>
-      </w:r>
-      <w:r>
-        <w:rPr>
-          <w:rFonts w:ascii="EB Garamond" w:hAnsi="EB Garamond"/>
-          <w:b w:val="0"/>
-          <w:i w:val="0"/>
-        </w:rPr>
-        <w:t>.</w:t>
+        <w:t xml:space="preserve"> Craft Pursuits count toward how much income your Trade Agreements generate — any effect that grants Craft +X.</w:t>
       </w:r>
     </w:p>
     <w:p>
@@ -23715,71 +19795,7 @@
           <w:b w:val="0"/>
           <w:i w:val="0"/>
         </w:rPr>
-        <w:t xml:space="preserve"> for each </w:t>
-      </w:r>
-      <w:r>
-        <w:rPr>
-          <w:rFonts w:ascii="EB Garamond" w:hAnsi="EB Garamond"/>
-          <w:b/>
-          <w:i w:val="0"/>
-        </w:rPr>
-        <w:t>active</w:t>
-      </w:r>
-      <w:r>
-        <w:rPr>
-          <w:rFonts w:ascii="EB Garamond" w:hAnsi="EB Garamond"/>
-          <w:b w:val="0"/>
-          <w:i w:val="0"/>
-        </w:rPr>
-        <w:t xml:space="preserve"> </w:t>
-      </w:r>
-      <w:r>
-        <w:rPr>
-          <w:rFonts w:ascii="EB Garamond" w:hAnsi="EB Garamond"/>
-          <w:b/>
-          <w:i w:val="0"/>
-        </w:rPr>
-        <w:t>trade agreement</w:t>
-      </w:r>
-      <w:r>
-        <w:rPr>
-          <w:rFonts w:ascii="EB Garamond" w:hAnsi="EB Garamond"/>
-          <w:b w:val="0"/>
-          <w:i w:val="0"/>
-        </w:rPr>
-        <w:t xml:space="preserve">, both </w:t>
-      </w:r>
-      <w:r>
-        <w:rPr>
-          <w:rFonts w:ascii="EB Garamond" w:hAnsi="EB Garamond"/>
-          <w:b/>
-          <w:i w:val="0"/>
-        </w:rPr>
-        <w:t>players</w:t>
-      </w:r>
-      <w:r>
-        <w:rPr>
-          <w:rFonts w:ascii="EB Garamond" w:hAnsi="EB Garamond"/>
-          <w:b w:val="0"/>
-          <w:i w:val="0"/>
-        </w:rPr>
-        <w:t xml:space="preserve"> gain gold equal to 100 × the </w:t>
-      </w:r>
-      <w:r>
-        <w:rPr>
-          <w:rFonts w:ascii="EB Garamond" w:hAnsi="EB Garamond"/>
-          <w:b/>
-          <w:i w:val="0"/>
-        </w:rPr>
-        <w:t>host's Craft X</w:t>
-      </w:r>
-      <w:r>
-        <w:rPr>
-          <w:rFonts w:ascii="EB Garamond" w:hAnsi="EB Garamond"/>
-          <w:b w:val="0"/>
-          <w:i w:val="0"/>
-        </w:rPr>
-        <w:t>.</w:t>
+        <w:t xml:space="preserve"> for each active Trade Agreement, both players gain gold equal to 100 × the Host's Craft X.</w:t>
       </w:r>
     </w:p>
     <w:p>
@@ -23802,55 +19818,7 @@
           <w:b w:val="0"/>
           <w:i w:val="0"/>
         </w:rPr>
-        <w:t xml:space="preserve">When you </w:t>
-      </w:r>
-      <w:r>
-        <w:rPr>
-          <w:rFonts w:ascii="EB Garamond" w:hAnsi="EB Garamond"/>
-          <w:b/>
-          <w:i w:val="0"/>
-        </w:rPr>
-        <w:t>sign</w:t>
-      </w:r>
-      <w:r>
-        <w:rPr>
-          <w:rFonts w:ascii="EB Garamond" w:hAnsi="EB Garamond"/>
-          <w:b w:val="0"/>
-          <w:i w:val="0"/>
-        </w:rPr>
-        <w:t xml:space="preserve"> a </w:t>
-      </w:r>
-      <w:r>
-        <w:rPr>
-          <w:rFonts w:ascii="EB Garamond" w:hAnsi="EB Garamond"/>
-          <w:b/>
-          <w:i w:val="0"/>
-        </w:rPr>
-        <w:t>trade agreement</w:t>
-      </w:r>
-      <w:r>
-        <w:rPr>
-          <w:rFonts w:ascii="EB Garamond" w:hAnsi="EB Garamond"/>
-          <w:b w:val="0"/>
-          <w:i w:val="0"/>
-        </w:rPr>
-        <w:t xml:space="preserve">: the </w:t>
-      </w:r>
-      <w:r>
-        <w:rPr>
-          <w:rFonts w:ascii="EB Garamond" w:hAnsi="EB Garamond"/>
-          <w:b/>
-          <w:i w:val="0"/>
-        </w:rPr>
-        <w:t>player</w:t>
-      </w:r>
-      <w:r>
-        <w:rPr>
-          <w:rFonts w:ascii="EB Garamond" w:hAnsi="EB Garamond"/>
-          <w:b w:val="0"/>
-          <w:i w:val="0"/>
-        </w:rPr>
-        <w:t xml:space="preserve"> who did </w:t>
+        <w:t xml:space="preserve">When you sign a Trade Agreement: the player who did </w:t>
       </w:r>
       <w:r>
         <w:rPr>
@@ -23866,23 +19834,7 @@
           <w:b w:val="0"/>
           <w:i w:val="0"/>
         </w:rPr>
-        <w:t xml:space="preserve"> perform the Sign Treaty action gets </w:t>
-      </w:r>
-      <w:r>
-        <w:rPr>
-          <w:rFonts w:ascii="EB Garamond" w:hAnsi="EB Garamond"/>
-          <w:b/>
-          <w:i w:val="0"/>
-        </w:rPr>
-        <w:t>trade income</w:t>
-      </w:r>
-      <w:r>
-        <w:rPr>
-          <w:rFonts w:ascii="EB Garamond" w:hAnsi="EB Garamond"/>
-          <w:b w:val="0"/>
-          <w:i w:val="0"/>
-        </w:rPr>
-        <w:t xml:space="preserve"> the next time they're host. Afterwards, both get trade income each turn either of them is Host.</w:t>
+        <w:t xml:space="preserve"> perform the Sign Treaty action gets trade income the next time they're Host. Afterwards, both get trade income each turn either of them is Host.</w:t>
       </w:r>
     </w:p>
     <w:p>
@@ -23895,71 +19847,7 @@
           <w:b w:val="0"/>
           <w:i w:val="0"/>
         </w:rPr>
-        <w:t xml:space="preserve">When you </w:t>
-      </w:r>
-      <w:r>
-        <w:rPr>
-          <w:rFonts w:ascii="EB Garamond" w:hAnsi="EB Garamond"/>
-          <w:b/>
-          <w:i w:val="0"/>
-        </w:rPr>
-        <w:t>end</w:t>
-      </w:r>
-      <w:r>
-        <w:rPr>
-          <w:rFonts w:ascii="EB Garamond" w:hAnsi="EB Garamond"/>
-          <w:b w:val="0"/>
-          <w:i w:val="0"/>
-        </w:rPr>
-        <w:t xml:space="preserve"> a </w:t>
-      </w:r>
-      <w:r>
-        <w:rPr>
-          <w:rFonts w:ascii="EB Garamond" w:hAnsi="EB Garamond"/>
-          <w:b/>
-          <w:i w:val="0"/>
-        </w:rPr>
-        <w:t>trade agreement</w:t>
-      </w:r>
-      <w:r>
-        <w:rPr>
-          <w:rFonts w:ascii="EB Garamond" w:hAnsi="EB Garamond"/>
-          <w:b w:val="0"/>
-          <w:i w:val="0"/>
-        </w:rPr>
-        <w:t xml:space="preserve">: the </w:t>
-      </w:r>
-      <w:r>
-        <w:rPr>
-          <w:rFonts w:ascii="EB Garamond" w:hAnsi="EB Garamond"/>
-          <w:b/>
-          <w:i w:val="0"/>
-        </w:rPr>
-        <w:t>player</w:t>
-      </w:r>
-      <w:r>
-        <w:rPr>
-          <w:rFonts w:ascii="EB Garamond" w:hAnsi="EB Garamond"/>
-          <w:b w:val="0"/>
-          <w:i w:val="0"/>
-        </w:rPr>
-        <w:t xml:space="preserve"> who ended it gets </w:t>
-      </w:r>
-      <w:r>
-        <w:rPr>
-          <w:rFonts w:ascii="EB Garamond" w:hAnsi="EB Garamond"/>
-          <w:b/>
-          <w:i w:val="0"/>
-        </w:rPr>
-        <w:t>trade income</w:t>
-      </w:r>
-      <w:r>
-        <w:rPr>
-          <w:rFonts w:ascii="EB Garamond" w:hAnsi="EB Garamond"/>
-          <w:b w:val="0"/>
-          <w:i w:val="0"/>
-        </w:rPr>
-        <w:t xml:space="preserve"> the next time they're host, then trading ceases.</w:t>
+        <w:t>When you end a Trade Agreement: the player who ended it gets trade income the next time they're Host, then trading ceases.</w:t>
       </w:r>
     </w:p>
     <w:p>
@@ -23996,39 +19884,7 @@
           <w:b w:val="0"/>
           <w:i w:val="0"/>
         </w:rPr>
-        <w:t xml:space="preserve"> at the start of each Winter, gain </w:t>
-      </w:r>
-      <w:r>
-        <w:rPr>
-          <w:rFonts w:ascii="EB Garamond" w:hAnsi="EB Garamond"/>
-          <w:b/>
-          <w:i w:val="0"/>
-        </w:rPr>
-        <w:t>tax income</w:t>
-      </w:r>
-      <w:r>
-        <w:rPr>
-          <w:rFonts w:ascii="EB Garamond" w:hAnsi="EB Garamond"/>
-          <w:b w:val="0"/>
-          <w:i w:val="0"/>
-        </w:rPr>
-        <w:t xml:space="preserve"> equal to your </w:t>
-      </w:r>
-      <w:r>
-        <w:rPr>
-          <w:rFonts w:ascii="EB Garamond" w:hAnsi="EB Garamond"/>
-          <w:b/>
-          <w:i w:val="0"/>
-        </w:rPr>
-        <w:t>settlement</w:t>
-      </w:r>
-      <w:r>
-        <w:rPr>
-          <w:rFonts w:ascii="EB Garamond" w:hAnsi="EB Garamond"/>
-          <w:b w:val="0"/>
-          <w:i w:val="0"/>
-        </w:rPr>
-        <w:t xml:space="preserve"> total, after modifiers.</w:t>
+        <w:t xml:space="preserve"> at the start of each Winter, gain tax income equal to your Settlement total, after modifiers.</w:t>
       </w:r>
     </w:p>
     <w:p>
@@ -24070,39 +19926,7 @@
           <w:b w:val="0"/>
           <w:i w:val="0"/>
         </w:rPr>
-        <w:t xml:space="preserve"> gain </w:t>
-      </w:r>
-      <w:r>
-        <w:rPr>
-          <w:rFonts w:ascii="EB Garamond" w:hAnsi="EB Garamond"/>
-          <w:b/>
-          <w:i w:val="0"/>
-        </w:rPr>
-        <w:t>innate</w:t>
-      </w:r>
-      <w:r>
-        <w:rPr>
-          <w:rFonts w:ascii="EB Garamond" w:hAnsi="EB Garamond"/>
-          <w:b w:val="0"/>
-          <w:i w:val="0"/>
-        </w:rPr>
-        <w:t xml:space="preserve"> and </w:t>
-      </w:r>
-      <w:r>
-        <w:rPr>
-          <w:rFonts w:ascii="EB Garamond" w:hAnsi="EB Garamond"/>
-          <w:b/>
-          <w:i w:val="0"/>
-        </w:rPr>
-        <w:t>active mastery</w:t>
-      </w:r>
-      <w:r>
-        <w:rPr>
-          <w:rFonts w:ascii="EB Garamond" w:hAnsi="EB Garamond"/>
-          <w:b w:val="0"/>
-          <w:i w:val="0"/>
-        </w:rPr>
-        <w:t xml:space="preserve"> effect income at the start of the income phase.</w:t>
+        <w:t xml:space="preserve"> gain innate and active mastery effect income at the start of the income phase.</w:t>
       </w:r>
     </w:p>
     <w:p>
@@ -24141,146 +19965,10 @@
       <w:r>
         <w:rPr>
           <w:rFonts w:ascii="EB Garamond" w:hAnsi="EB Garamond"/>
-          <w:b/>
-          <w:i w:val="0"/>
-        </w:rPr>
-        <w:t>Armies</w:t>
-      </w:r>
-      <w:r>
-        <w:rPr>
-          <w:rFonts w:ascii="EB Garamond" w:hAnsi="EB Garamond"/>
           <w:b w:val="0"/>
           <w:i w:val="0"/>
         </w:rPr>
-        <w:t xml:space="preserve"> are collections of </w:t>
-      </w:r>
-      <w:r>
-        <w:rPr>
-          <w:rFonts w:ascii="EB Garamond" w:hAnsi="EB Garamond"/>
-          <w:b/>
-          <w:i w:val="0"/>
-        </w:rPr>
-        <w:t>retinues</w:t>
-      </w:r>
-      <w:r>
-        <w:rPr>
-          <w:rFonts w:ascii="EB Garamond" w:hAnsi="EB Garamond"/>
-          <w:b w:val="0"/>
-          <w:i w:val="0"/>
-        </w:rPr>
-        <w:t xml:space="preserve"> on the </w:t>
-      </w:r>
-      <w:r>
-        <w:rPr>
-          <w:rFonts w:ascii="EB Garamond" w:hAnsi="EB Garamond"/>
-          <w:b/>
-          <w:i w:val="0"/>
-        </w:rPr>
-        <w:t>realm</w:t>
-      </w:r>
-      <w:r>
-        <w:rPr>
-          <w:rFonts w:ascii="EB Garamond" w:hAnsi="EB Garamond"/>
-          <w:b w:val="0"/>
-          <w:i w:val="0"/>
-        </w:rPr>
-        <w:t xml:space="preserve">, and are the target of </w:t>
-      </w:r>
-      <w:r>
-        <w:rPr>
-          <w:rFonts w:ascii="EB Garamond" w:hAnsi="EB Garamond"/>
-          <w:b/>
-          <w:i w:val="0"/>
-        </w:rPr>
-        <w:t>Move actions</w:t>
-      </w:r>
-      <w:r>
-        <w:rPr>
-          <w:rFonts w:ascii="EB Garamond" w:hAnsi="EB Garamond"/>
-          <w:b w:val="0"/>
-          <w:i w:val="0"/>
-        </w:rPr>
-        <w:t xml:space="preserve">. An army holds up to 25 </w:t>
-      </w:r>
-      <w:r>
-        <w:rPr>
-          <w:rFonts w:ascii="EB Garamond" w:hAnsi="EB Garamond"/>
-          <w:b/>
-          <w:i w:val="0"/>
-        </w:rPr>
-        <w:t>retinues</w:t>
-      </w:r>
-      <w:r>
-        <w:rPr>
-          <w:rFonts w:ascii="EB Garamond" w:hAnsi="EB Garamond"/>
-          <w:b w:val="0"/>
-          <w:i w:val="0"/>
-        </w:rPr>
-        <w:t xml:space="preserve"> and up to a single piece of </w:t>
-      </w:r>
-      <w:r>
-        <w:rPr>
-          <w:rFonts w:ascii="EB Garamond" w:hAnsi="EB Garamond"/>
-          <w:b/>
-          <w:i w:val="0"/>
-        </w:rPr>
-        <w:t>equipment</w:t>
-      </w:r>
-      <w:r>
-        <w:rPr>
-          <w:rFonts w:ascii="EB Garamond" w:hAnsi="EB Garamond"/>
-          <w:b w:val="0"/>
-          <w:i w:val="0"/>
-        </w:rPr>
-        <w:t xml:space="preserve"> of each type (</w:t>
-      </w:r>
-      <w:r>
-        <w:rPr>
-          <w:rFonts w:ascii="EB Garamond" w:hAnsi="EB Garamond"/>
-          <w:b/>
-          <w:i w:val="0"/>
-        </w:rPr>
-        <w:t>armor</w:t>
-      </w:r>
-      <w:r>
-        <w:rPr>
-          <w:rFonts w:ascii="EB Garamond" w:hAnsi="EB Garamond"/>
-          <w:b w:val="0"/>
-          <w:i w:val="0"/>
-        </w:rPr>
-        <w:t xml:space="preserve">, </w:t>
-      </w:r>
-      <w:r>
-        <w:rPr>
-          <w:rFonts w:ascii="EB Garamond" w:hAnsi="EB Garamond"/>
-          <w:b/>
-          <w:i w:val="0"/>
-        </w:rPr>
-        <w:t>weapon</w:t>
-      </w:r>
-      <w:r>
-        <w:rPr>
-          <w:rFonts w:ascii="EB Garamond" w:hAnsi="EB Garamond"/>
-          <w:b w:val="0"/>
-          <w:i w:val="0"/>
-        </w:rPr>
-        <w:t xml:space="preserve">, </w:t>
-      </w:r>
-      <w:r>
-        <w:rPr>
-          <w:rFonts w:ascii="EB Garamond" w:hAnsi="EB Garamond"/>
-          <w:b/>
-          <w:i w:val="0"/>
-        </w:rPr>
-        <w:t>shield</w:t>
-      </w:r>
-      <w:r>
-        <w:rPr>
-          <w:rFonts w:ascii="EB Garamond" w:hAnsi="EB Garamond"/>
-          <w:b w:val="0"/>
-          <w:i w:val="0"/>
-        </w:rPr>
-        <w:t>, and Retinue).</w:t>
+        <w:t>Armies are collections of Retinues on the realm, and are the target of Move actions. An Army holds up to 25 Retinues and up to a single piece of equipment of each type (armor, weapon, shield, and Retinue).</w:t>
       </w:r>
     </w:p>
     <w:p>
@@ -24290,71 +19978,7 @@
           <w:b w:val="0"/>
           <w:i w:val="0"/>
         </w:rPr>
-        <w:t xml:space="preserve">Armies cost </w:t>
-      </w:r>
-      <w:r>
-        <w:rPr>
-          <w:rFonts w:ascii="EB Garamond" w:hAnsi="EB Garamond"/>
-          <w:b/>
-          <w:i w:val="0"/>
-        </w:rPr>
-        <w:t>upkeep</w:t>
-      </w:r>
-      <w:r>
-        <w:rPr>
-          <w:rFonts w:ascii="EB Garamond" w:hAnsi="EB Garamond"/>
-          <w:b w:val="0"/>
-          <w:i w:val="0"/>
-        </w:rPr>
-        <w:t xml:space="preserve">, paid in the </w:t>
-      </w:r>
-      <w:r>
-        <w:rPr>
-          <w:rFonts w:ascii="EB Garamond" w:hAnsi="EB Garamond"/>
-          <w:b/>
-          <w:i w:val="0"/>
-        </w:rPr>
-        <w:t>Empire Phase</w:t>
-      </w:r>
-      <w:r>
-        <w:rPr>
-          <w:rFonts w:ascii="EB Garamond" w:hAnsi="EB Garamond"/>
-          <w:b w:val="0"/>
-          <w:i w:val="0"/>
-        </w:rPr>
-        <w:t xml:space="preserve">. To find an army's upkeep, sum its retinues by </w:t>
-      </w:r>
-      <w:r>
-        <w:rPr>
-          <w:rFonts w:ascii="EB Garamond" w:hAnsi="EB Garamond"/>
-          <w:b/>
-          <w:i w:val="0"/>
-        </w:rPr>
-        <w:t>retinue type cost</w:t>
-      </w:r>
-      <w:r>
-        <w:rPr>
-          <w:rFonts w:ascii="EB Garamond" w:hAnsi="EB Garamond"/>
-          <w:b w:val="0"/>
-          <w:i w:val="0"/>
-        </w:rPr>
-        <w:t xml:space="preserve">, then subtract any </w:t>
-      </w:r>
-      <w:r>
-        <w:rPr>
-          <w:rFonts w:ascii="EB Garamond" w:hAnsi="EB Garamond"/>
-          <w:b/>
-          <w:i w:val="0"/>
-        </w:rPr>
-        <w:t>upkeep modifiers</w:t>
-      </w:r>
-      <w:r>
-        <w:rPr>
-          <w:rFonts w:ascii="EB Garamond" w:hAnsi="EB Garamond"/>
-          <w:b w:val="0"/>
-          <w:i w:val="0"/>
-        </w:rPr>
-        <w:t>.</w:t>
+        <w:t>Armies cost upkeep, paid in the Empire Phase. To find an Army's upkeep, sum its Retinues by Retinue type cost, then subtract any upkeep modifiers.</w:t>
       </w:r>
     </w:p>
     <w:p>
@@ -24374,87 +19998,7 @@
           <w:b w:val="0"/>
           <w:i w:val="0"/>
         </w:rPr>
-        <w:t xml:space="preserve">While an army has been </w:t>
-      </w:r>
-      <w:r>
-        <w:rPr>
-          <w:rFonts w:ascii="EB Garamond" w:hAnsi="EB Garamond"/>
-          <w:b/>
-          <w:i w:val="0"/>
-        </w:rPr>
-        <w:t>engaged</w:t>
-      </w:r>
-      <w:r>
-        <w:rPr>
-          <w:rFonts w:ascii="EB Garamond" w:hAnsi="EB Garamond"/>
-          <w:b w:val="0"/>
-          <w:i w:val="0"/>
-        </w:rPr>
-        <w:t xml:space="preserve"> in a </w:t>
-      </w:r>
-      <w:r>
-        <w:rPr>
-          <w:rFonts w:ascii="EB Garamond" w:hAnsi="EB Garamond"/>
-          <w:b/>
-          <w:i w:val="0"/>
-        </w:rPr>
-        <w:t>Battle</w:t>
-      </w:r>
-      <w:r>
-        <w:rPr>
-          <w:rFonts w:ascii="EB Garamond" w:hAnsi="EB Garamond"/>
-          <w:b w:val="0"/>
-          <w:i w:val="0"/>
-        </w:rPr>
-        <w:t xml:space="preserve"> or </w:t>
-      </w:r>
-      <w:r>
-        <w:rPr>
-          <w:rFonts w:ascii="EB Garamond" w:hAnsi="EB Garamond"/>
-          <w:b/>
-          <w:i w:val="0"/>
-        </w:rPr>
-        <w:t>Lay Siege</w:t>
-      </w:r>
-      <w:r>
-        <w:rPr>
-          <w:rFonts w:ascii="EB Garamond" w:hAnsi="EB Garamond"/>
-          <w:b w:val="0"/>
-          <w:i w:val="0"/>
-        </w:rPr>
-        <w:t xml:space="preserve"> action started by another player's army, neither army can be the </w:t>
-      </w:r>
-      <w:r>
-        <w:rPr>
-          <w:rFonts w:ascii="EB Garamond" w:hAnsi="EB Garamond"/>
-          <w:b/>
-          <w:i w:val="0"/>
-        </w:rPr>
-        <w:t>target</w:t>
-      </w:r>
-      <w:r>
-        <w:rPr>
-          <w:rFonts w:ascii="EB Garamond" w:hAnsi="EB Garamond"/>
-          <w:b w:val="0"/>
-          <w:i w:val="0"/>
-        </w:rPr>
-        <w:t xml:space="preserve"> of any </w:t>
-      </w:r>
-      <w:r>
-        <w:rPr>
-          <w:rFonts w:ascii="EB Garamond" w:hAnsi="EB Garamond"/>
-          <w:b/>
-          <w:i w:val="0"/>
-        </w:rPr>
-        <w:t>actions</w:t>
-      </w:r>
-      <w:r>
-        <w:rPr>
-          <w:rFonts w:ascii="EB Garamond" w:hAnsi="EB Garamond"/>
-          <w:b w:val="0"/>
-          <w:i w:val="0"/>
-        </w:rPr>
-        <w:t xml:space="preserve"> until that Battle or Lay Siege resolves.</w:t>
+        <w:t>While an Army has been engaged in a Battle or Lay Siege action started by another player's Army, neither Army can be the target of any actions until that Battle or Lay Siege resolves.</w:t>
       </w:r>
     </w:p>
     <w:p>
@@ -24480,183 +20024,7 @@
           <w:b w:val="0"/>
           <w:i w:val="0"/>
         </w:rPr>
-        <w:t xml:space="preserve">When you perform a </w:t>
-      </w:r>
-      <w:r>
-        <w:rPr>
-          <w:rFonts w:ascii="EB Garamond" w:hAnsi="EB Garamond"/>
-          <w:b/>
-          <w:i w:val="0"/>
-        </w:rPr>
-        <w:t>Muster action</w:t>
-      </w:r>
-      <w:r>
-        <w:rPr>
-          <w:rFonts w:ascii="EB Garamond" w:hAnsi="EB Garamond"/>
-          <w:b w:val="0"/>
-          <w:i w:val="0"/>
-        </w:rPr>
-        <w:t xml:space="preserve"> and you're below your </w:t>
-      </w:r>
-      <w:r>
-        <w:rPr>
-          <w:rFonts w:ascii="EB Garamond" w:hAnsi="EB Garamond"/>
-          <w:b/>
-          <w:i w:val="0"/>
-        </w:rPr>
-        <w:t>army</w:t>
-      </w:r>
-      <w:r>
-        <w:rPr>
-          <w:rFonts w:ascii="EB Garamond" w:hAnsi="EB Garamond"/>
-          <w:b w:val="0"/>
-          <w:i w:val="0"/>
-        </w:rPr>
-        <w:t xml:space="preserve"> cap, you may place an </w:t>
-      </w:r>
-      <w:r>
-        <w:rPr>
-          <w:rFonts w:ascii="EB Garamond" w:hAnsi="EB Garamond"/>
-          <w:b/>
-          <w:i w:val="0"/>
-        </w:rPr>
-        <w:t>army within</w:t>
-      </w:r>
-      <w:r>
-        <w:rPr>
-          <w:rFonts w:ascii="EB Garamond" w:hAnsi="EB Garamond"/>
-          <w:b w:val="0"/>
-          <w:i w:val="0"/>
-        </w:rPr>
-        <w:t xml:space="preserve"> (range 0) a </w:t>
-      </w:r>
-      <w:r>
-        <w:rPr>
-          <w:rFonts w:ascii="EB Garamond" w:hAnsi="EB Garamond"/>
-          <w:b/>
-          <w:i w:val="0"/>
-        </w:rPr>
-        <w:t>settlement</w:t>
-      </w:r>
-      <w:r>
-        <w:rPr>
-          <w:rFonts w:ascii="EB Garamond" w:hAnsi="EB Garamond"/>
-          <w:b w:val="0"/>
-          <w:i w:val="0"/>
-        </w:rPr>
-        <w:t xml:space="preserve"> you </w:t>
-      </w:r>
-      <w:r>
-        <w:rPr>
-          <w:rFonts w:ascii="EB Garamond" w:hAnsi="EB Garamond"/>
-          <w:b/>
-          <w:i w:val="0"/>
-        </w:rPr>
-        <w:t>control</w:t>
-      </w:r>
-      <w:r>
-        <w:rPr>
-          <w:rFonts w:ascii="EB Garamond" w:hAnsi="EB Garamond"/>
-          <w:b w:val="0"/>
-          <w:i w:val="0"/>
-        </w:rPr>
-        <w:t xml:space="preserve"> that isn't being </w:t>
-      </w:r>
-      <w:r>
-        <w:rPr>
-          <w:rFonts w:ascii="EB Garamond" w:hAnsi="EB Garamond"/>
-          <w:b/>
-          <w:i w:val="0"/>
-        </w:rPr>
-        <w:t>sieged</w:t>
-      </w:r>
-      <w:r>
-        <w:rPr>
-          <w:rFonts w:ascii="EB Garamond" w:hAnsi="EB Garamond"/>
-          <w:b w:val="0"/>
-          <w:i w:val="0"/>
-        </w:rPr>
-        <w:t xml:space="preserve"> by another player. When you do: </w:t>
-      </w:r>
-      <w:r>
-        <w:rPr>
-          <w:rFonts w:ascii="EB Garamond" w:hAnsi="EB Garamond"/>
-          <w:b/>
-          <w:i w:val="0"/>
-        </w:rPr>
-        <w:t>muster</w:t>
-      </w:r>
-      <w:r>
-        <w:rPr>
-          <w:rFonts w:ascii="EB Garamond" w:hAnsi="EB Garamond"/>
-          <w:b w:val="0"/>
-          <w:i w:val="0"/>
-        </w:rPr>
-        <w:t xml:space="preserve"> retinues up to the settlement's </w:t>
-      </w:r>
-      <w:r>
-        <w:rPr>
-          <w:rFonts w:ascii="EB Garamond" w:hAnsi="EB Garamond"/>
-          <w:b/>
-          <w:i w:val="0"/>
-        </w:rPr>
-        <w:t>muster limit</w:t>
-      </w:r>
-      <w:r>
-        <w:rPr>
-          <w:rFonts w:ascii="EB Garamond" w:hAnsi="EB Garamond"/>
-          <w:b w:val="0"/>
-          <w:i w:val="0"/>
-        </w:rPr>
-        <w:t xml:space="preserve">, </w:t>
-      </w:r>
-      <w:r>
-        <w:rPr>
-          <w:rFonts w:ascii="EB Garamond" w:hAnsi="EB Garamond"/>
-          <w:b/>
-          <w:i w:val="0"/>
-        </w:rPr>
-        <w:t>pay</w:t>
-      </w:r>
-      <w:r>
-        <w:rPr>
-          <w:rFonts w:ascii="EB Garamond" w:hAnsi="EB Garamond"/>
-          <w:b w:val="0"/>
-          <w:i w:val="0"/>
-        </w:rPr>
-        <w:t xml:space="preserve"> the cost for the </w:t>
-      </w:r>
-      <w:r>
-        <w:rPr>
-          <w:rFonts w:ascii="EB Garamond" w:hAnsi="EB Garamond"/>
-          <w:b/>
-          <w:i w:val="0"/>
-        </w:rPr>
-        <w:t>retinue type</w:t>
-      </w:r>
-      <w:r>
-        <w:rPr>
-          <w:rFonts w:ascii="EB Garamond" w:hAnsi="EB Garamond"/>
-          <w:b w:val="0"/>
-          <w:i w:val="0"/>
-        </w:rPr>
-        <w:t xml:space="preserve"> you're eligible to buy, choose their </w:t>
-      </w:r>
-      <w:r>
-        <w:rPr>
-          <w:rFonts w:ascii="EB Garamond" w:hAnsi="EB Garamond"/>
-          <w:b/>
-          <w:i w:val="0"/>
-        </w:rPr>
-        <w:t>equipment</w:t>
-      </w:r>
-      <w:r>
-        <w:rPr>
-          <w:rFonts w:ascii="EB Garamond" w:hAnsi="EB Garamond"/>
-          <w:b w:val="0"/>
-          <w:i w:val="0"/>
-        </w:rPr>
-        <w:t xml:space="preserve"> from what you have available, and set a </w:t>
+        <w:t xml:space="preserve">When you perform a Muster action and you're below your Army cap, you may place an Army within (range 0) a Settlement you Control that isn't being sieged by another player. When you do: muster Retinues up to the Settlement's muster limit, pay the cost for the Retinue type you're eligible to buy, choose their equipment from what you have available, and set a </w:t>
       </w:r>
       <w:r>
         <w:rPr>
@@ -24682,103 +20050,7 @@
           <w:b w:val="0"/>
           <w:i w:val="0"/>
         </w:rPr>
-        <w:t xml:space="preserve">To </w:t>
-      </w:r>
-      <w:r>
-        <w:rPr>
-          <w:rFonts w:ascii="EB Garamond" w:hAnsi="EB Garamond"/>
-          <w:b/>
-          <w:i w:val="0"/>
-        </w:rPr>
-        <w:t>muster</w:t>
-      </w:r>
-      <w:r>
-        <w:rPr>
-          <w:rFonts w:ascii="EB Garamond" w:hAnsi="EB Garamond"/>
-          <w:b w:val="0"/>
-          <w:i w:val="0"/>
-        </w:rPr>
-        <w:t xml:space="preserve"> more </w:t>
-      </w:r>
-      <w:r>
-        <w:rPr>
-          <w:rFonts w:ascii="EB Garamond" w:hAnsi="EB Garamond"/>
-          <w:b/>
-          <w:i w:val="0"/>
-        </w:rPr>
-        <w:t>retinues</w:t>
-      </w:r>
-      <w:r>
-        <w:rPr>
-          <w:rFonts w:ascii="EB Garamond" w:hAnsi="EB Garamond"/>
-          <w:b w:val="0"/>
-          <w:i w:val="0"/>
-        </w:rPr>
-        <w:t xml:space="preserve"> than the </w:t>
-      </w:r>
-      <w:r>
-        <w:rPr>
-          <w:rFonts w:ascii="EB Garamond" w:hAnsi="EB Garamond"/>
-          <w:b/>
-          <w:i w:val="0"/>
-        </w:rPr>
-        <w:t>muster limit</w:t>
-      </w:r>
-      <w:r>
-        <w:rPr>
-          <w:rFonts w:ascii="EB Garamond" w:hAnsi="EB Garamond"/>
-          <w:b w:val="0"/>
-          <w:i w:val="0"/>
-        </w:rPr>
-        <w:t xml:space="preserve">, </w:t>
-      </w:r>
-      <w:r>
-        <w:rPr>
-          <w:rFonts w:ascii="EB Garamond" w:hAnsi="EB Garamond"/>
-          <w:b/>
-          <w:i w:val="0"/>
-        </w:rPr>
-        <w:t>increment the Muster Timer +1</w:t>
-      </w:r>
-      <w:r>
-        <w:rPr>
-          <w:rFonts w:ascii="EB Garamond" w:hAnsi="EB Garamond"/>
-          <w:b w:val="0"/>
-          <w:i w:val="0"/>
-        </w:rPr>
-        <w:t xml:space="preserve"> for each additional turn's worth of mustering. Each turn the Muster Timer increments, you recruit that many </w:t>
-      </w:r>
-      <w:r>
-        <w:rPr>
-          <w:rFonts w:ascii="EB Garamond" w:hAnsi="EB Garamond"/>
-          <w:b/>
-          <w:i w:val="0"/>
-        </w:rPr>
-        <w:t>retinues</w:t>
-      </w:r>
-      <w:r>
-        <w:rPr>
-          <w:rFonts w:ascii="EB Garamond" w:hAnsi="EB Garamond"/>
-          <w:b w:val="0"/>
-          <w:i w:val="0"/>
-        </w:rPr>
-        <w:t xml:space="preserve"> and begin paying </w:t>
-      </w:r>
-      <w:r>
-        <w:rPr>
-          <w:rFonts w:ascii="EB Garamond" w:hAnsi="EB Garamond"/>
-          <w:b/>
-          <w:i w:val="0"/>
-        </w:rPr>
-        <w:t>upkeep</w:t>
-      </w:r>
-      <w:r>
-        <w:rPr>
-          <w:rFonts w:ascii="EB Garamond" w:hAnsi="EB Garamond"/>
-          <w:b w:val="0"/>
-          <w:i w:val="0"/>
-        </w:rPr>
-        <w:t xml:space="preserve"> on them.</w:t>
+        <w:t>To muster more Retinues than the muster limit, increment the Muster Timer +1 for each additional turn's worth of mustering. Each turn the Muster Timer increments, you recruit that many Retinues and begin paying upkeep on them.</w:t>
       </w:r>
     </w:p>
     <w:p>
@@ -24788,39 +20060,7 @@
           <w:b w:val="0"/>
           <w:i w:val="0"/>
         </w:rPr>
-        <w:t xml:space="preserve">While a settlement is besieged, its </w:t>
-      </w:r>
-      <w:r>
-        <w:rPr>
-          <w:rFonts w:ascii="EB Garamond" w:hAnsi="EB Garamond"/>
-          <w:b/>
-          <w:i w:val="0"/>
-        </w:rPr>
-        <w:t>muster limit</w:t>
-      </w:r>
-      <w:r>
-        <w:rPr>
-          <w:rFonts w:ascii="EB Garamond" w:hAnsi="EB Garamond"/>
-          <w:b w:val="0"/>
-          <w:i w:val="0"/>
-        </w:rPr>
-        <w:t xml:space="preserve"> is 0; an active </w:t>
-      </w:r>
-      <w:r>
-        <w:rPr>
-          <w:rFonts w:ascii="EB Garamond" w:hAnsi="EB Garamond"/>
-          <w:b/>
-          <w:i w:val="0"/>
-        </w:rPr>
-        <w:t>Muster Timer</w:t>
-      </w:r>
-      <w:r>
-        <w:rPr>
-          <w:rFonts w:ascii="EB Garamond" w:hAnsi="EB Garamond"/>
-          <w:b w:val="0"/>
-          <w:i w:val="0"/>
-        </w:rPr>
-        <w:t xml:space="preserve"> doesn't increment and may be cancelled at any time.</w:t>
+        <w:t>While a Settlement is besieged, its muster limit is 0; an active Muster Timer doesn't increment and may be cancelled at any time.</w:t>
       </w:r>
     </w:p>
     <w:p>
@@ -24846,7 +20086,7 @@
           <w:b w:val="0"/>
           <w:i w:val="0"/>
         </w:rPr>
-        <w:t xml:space="preserve">If an existing army performs a </w:t>
+        <w:t xml:space="preserve">If an existing Army performs a Muster action within range 3 of any Settlement(s) you Control that aren't under Siege, you may muster Retinues up to the Settlement's muster limit, to the maximum an Army can hold (25), and set a </w:t>
       </w:r>
       <w:r>
         <w:rPr>
@@ -24854,7 +20094,7 @@
           <w:b/>
           <w:i w:val="0"/>
         </w:rPr>
-        <w:t>Muster action within range 3</w:t>
+        <w:t>Muster Timer 1</w:t>
       </w:r>
       <w:r>
         <w:rPr>
@@ -24862,103 +20102,7 @@
           <w:b w:val="0"/>
           <w:i w:val="0"/>
         </w:rPr>
-        <w:t xml:space="preserve"> of any </w:t>
-      </w:r>
-      <w:r>
-        <w:rPr>
-          <w:rFonts w:ascii="EB Garamond" w:hAnsi="EB Garamond"/>
-          <w:b/>
-          <w:i w:val="0"/>
-        </w:rPr>
-        <w:t>settlement(s)</w:t>
-      </w:r>
-      <w:r>
-        <w:rPr>
-          <w:rFonts w:ascii="EB Garamond" w:hAnsi="EB Garamond"/>
-          <w:b w:val="0"/>
-          <w:i w:val="0"/>
-        </w:rPr>
-        <w:t xml:space="preserve"> you </w:t>
-      </w:r>
-      <w:r>
-        <w:rPr>
-          <w:rFonts w:ascii="EB Garamond" w:hAnsi="EB Garamond"/>
-          <w:b/>
-          <w:i w:val="0"/>
-        </w:rPr>
-        <w:t>control</w:t>
-      </w:r>
-      <w:r>
-        <w:rPr>
-          <w:rFonts w:ascii="EB Garamond" w:hAnsi="EB Garamond"/>
-          <w:b w:val="0"/>
-          <w:i w:val="0"/>
-        </w:rPr>
-        <w:t xml:space="preserve"> that aren't under </w:t>
-      </w:r>
-      <w:r>
-        <w:rPr>
-          <w:rFonts w:ascii="EB Garamond" w:hAnsi="EB Garamond"/>
-          <w:b/>
-          <w:i w:val="0"/>
-        </w:rPr>
-        <w:t>siege</w:t>
-      </w:r>
-      <w:r>
-        <w:rPr>
-          <w:rFonts w:ascii="EB Garamond" w:hAnsi="EB Garamond"/>
-          <w:b w:val="0"/>
-          <w:i w:val="0"/>
-        </w:rPr>
-        <w:t xml:space="preserve">, you may </w:t>
-      </w:r>
-      <w:r>
-        <w:rPr>
-          <w:rFonts w:ascii="EB Garamond" w:hAnsi="EB Garamond"/>
-          <w:b/>
-          <w:i w:val="0"/>
-        </w:rPr>
-        <w:t>muster</w:t>
-      </w:r>
-      <w:r>
-        <w:rPr>
-          <w:rFonts w:ascii="EB Garamond" w:hAnsi="EB Garamond"/>
-          <w:b w:val="0"/>
-          <w:i w:val="0"/>
-        </w:rPr>
-        <w:t xml:space="preserve"> retinues up to the settlement's </w:t>
-      </w:r>
-      <w:r>
-        <w:rPr>
-          <w:rFonts w:ascii="EB Garamond" w:hAnsi="EB Garamond"/>
-          <w:b/>
-          <w:i w:val="0"/>
-        </w:rPr>
-        <w:t>muster limit</w:t>
-      </w:r>
-      <w:r>
-        <w:rPr>
-          <w:rFonts w:ascii="EB Garamond" w:hAnsi="EB Garamond"/>
-          <w:b w:val="0"/>
-          <w:i w:val="0"/>
-        </w:rPr>
-        <w:t xml:space="preserve">, to the maximum an army can hold (25), and set a </w:t>
-      </w:r>
-      <w:r>
-        <w:rPr>
-          <w:rFonts w:ascii="EB Garamond" w:hAnsi="EB Garamond"/>
-          <w:b/>
-          <w:i w:val="0"/>
-        </w:rPr>
-        <w:t>Muster Timer 1</w:t>
-      </w:r>
-      <w:r>
-        <w:rPr>
-          <w:rFonts w:ascii="EB Garamond" w:hAnsi="EB Garamond"/>
-          <w:b w:val="0"/>
-          <w:i w:val="0"/>
-        </w:rPr>
-        <w:t>. When the Muster Timer resolves, you gain those retinues, equipped the same as your existing retinues.</w:t>
+        <w:t>. When the Muster Timer resolves, you gain those Retinues, equipped the same as your existing Retinues.</w:t>
       </w:r>
     </w:p>
     <w:p>
@@ -24968,103 +20112,7 @@
           <w:b w:val="0"/>
           <w:i w:val="0"/>
         </w:rPr>
-        <w:t xml:space="preserve">During any </w:t>
-      </w:r>
-      <w:r>
-        <w:rPr>
-          <w:rFonts w:ascii="EB Garamond" w:hAnsi="EB Garamond"/>
-          <w:b/>
-          <w:i w:val="0"/>
-        </w:rPr>
-        <w:t>Upkeep</w:t>
-      </w:r>
-      <w:r>
-        <w:rPr>
-          <w:rFonts w:ascii="EB Garamond" w:hAnsi="EB Garamond"/>
-          <w:b w:val="0"/>
-          <w:i w:val="0"/>
-        </w:rPr>
-        <w:t xml:space="preserve"> phase while an </w:t>
-      </w:r>
-      <w:r>
-        <w:rPr>
-          <w:rFonts w:ascii="EB Garamond" w:hAnsi="EB Garamond"/>
-          <w:b/>
-          <w:i w:val="0"/>
-        </w:rPr>
-        <w:t>army</w:t>
-      </w:r>
-      <w:r>
-        <w:rPr>
-          <w:rFonts w:ascii="EB Garamond" w:hAnsi="EB Garamond"/>
-          <w:b w:val="0"/>
-          <w:i w:val="0"/>
-        </w:rPr>
-        <w:t xml:space="preserve"> is </w:t>
-      </w:r>
-      <w:r>
-        <w:rPr>
-          <w:rFonts w:ascii="EB Garamond" w:hAnsi="EB Garamond"/>
-          <w:b/>
-          <w:i w:val="0"/>
-        </w:rPr>
-        <w:t>within</w:t>
-      </w:r>
-      <w:r>
-        <w:rPr>
-          <w:rFonts w:ascii="EB Garamond" w:hAnsi="EB Garamond"/>
-          <w:b w:val="0"/>
-          <w:i w:val="0"/>
-        </w:rPr>
-        <w:t xml:space="preserve"> (range 0) a </w:t>
-      </w:r>
-      <w:r>
-        <w:rPr>
-          <w:rFonts w:ascii="EB Garamond" w:hAnsi="EB Garamond"/>
-          <w:b/>
-          <w:i w:val="0"/>
-        </w:rPr>
-        <w:t>settlement</w:t>
-      </w:r>
-      <w:r>
-        <w:rPr>
-          <w:rFonts w:ascii="EB Garamond" w:hAnsi="EB Garamond"/>
-          <w:b w:val="0"/>
-          <w:i w:val="0"/>
-        </w:rPr>
-        <w:t xml:space="preserve"> you control, you may change that army's </w:t>
-      </w:r>
-      <w:r>
-        <w:rPr>
-          <w:rFonts w:ascii="EB Garamond" w:hAnsi="EB Garamond"/>
-          <w:b/>
-          <w:i w:val="0"/>
-        </w:rPr>
-        <w:t>equipment</w:t>
-      </w:r>
-      <w:r>
-        <w:rPr>
-          <w:rFonts w:ascii="EB Garamond" w:hAnsi="EB Garamond"/>
-          <w:b w:val="0"/>
-          <w:i w:val="0"/>
-        </w:rPr>
-        <w:t xml:space="preserve"> to any you've </w:t>
-      </w:r>
-      <w:r>
-        <w:rPr>
-          <w:rFonts w:ascii="EB Garamond" w:hAnsi="EB Garamond"/>
-          <w:b/>
-          <w:i w:val="0"/>
-        </w:rPr>
-        <w:t>unlocked</w:t>
-      </w:r>
-      <w:r>
-        <w:rPr>
-          <w:rFonts w:ascii="EB Garamond" w:hAnsi="EB Garamond"/>
-          <w:b w:val="0"/>
-          <w:i w:val="0"/>
-        </w:rPr>
-        <w:t>.</w:t>
+        <w:t>During any Upkeep phase while an Army is within (range 0) a Settlement you Control, you may change that Army's equipment to any you've unlocked.</w:t>
       </w:r>
     </w:p>
     <w:p>
@@ -25702,7 +20750,7 @@
           <w:b w:val="0"/>
           <w:i w:val="0"/>
         </w:rPr>
-        <w:t xml:space="preserve">A </w:t>
+        <w:t xml:space="preserve">A Blocked Army can't be the target of actions until Blocked is removed. An Army gains </w:t>
       </w:r>
       <w:r>
         <w:rPr>
@@ -25710,7 +20758,7 @@
           <w:b/>
           <w:i w:val="0"/>
         </w:rPr>
-        <w:t>Blocked army</w:t>
+        <w:t>Blocked</w:t>
       </w:r>
       <w:r>
         <w:rPr>
@@ -25718,135 +20766,7 @@
           <w:b w:val="0"/>
           <w:i w:val="0"/>
         </w:rPr>
-        <w:t xml:space="preserve"> can't be the </w:t>
-      </w:r>
-      <w:r>
-        <w:rPr>
-          <w:rFonts w:ascii="EB Garamond" w:hAnsi="EB Garamond"/>
-          <w:b/>
-          <w:i w:val="0"/>
-        </w:rPr>
-        <w:t>target</w:t>
-      </w:r>
-      <w:r>
-        <w:rPr>
-          <w:rFonts w:ascii="EB Garamond" w:hAnsi="EB Garamond"/>
-          <w:b w:val="0"/>
-          <w:i w:val="0"/>
-        </w:rPr>
-        <w:t xml:space="preserve"> of </w:t>
-      </w:r>
-      <w:r>
-        <w:rPr>
-          <w:rFonts w:ascii="EB Garamond" w:hAnsi="EB Garamond"/>
-          <w:b/>
-          <w:i w:val="0"/>
-        </w:rPr>
-        <w:t>actions</w:t>
-      </w:r>
-      <w:r>
-        <w:rPr>
-          <w:rFonts w:ascii="EB Garamond" w:hAnsi="EB Garamond"/>
-          <w:b w:val="0"/>
-          <w:i w:val="0"/>
-        </w:rPr>
-        <w:t xml:space="preserve"> until Blocked is removed. An </w:t>
-      </w:r>
-      <w:r>
-        <w:rPr>
-          <w:rFonts w:ascii="EB Garamond" w:hAnsi="EB Garamond"/>
-          <w:b/>
-          <w:i w:val="0"/>
-        </w:rPr>
-        <w:t>army</w:t>
-      </w:r>
-      <w:r>
-        <w:rPr>
-          <w:rFonts w:ascii="EB Garamond" w:hAnsi="EB Garamond"/>
-          <w:b w:val="0"/>
-          <w:i w:val="0"/>
-        </w:rPr>
-        <w:t xml:space="preserve"> gains </w:t>
-      </w:r>
-      <w:r>
-        <w:rPr>
-          <w:rFonts w:ascii="EB Garamond" w:hAnsi="EB Garamond"/>
-          <w:b/>
-          <w:i w:val="0"/>
-        </w:rPr>
-        <w:t>Blocked</w:t>
-      </w:r>
-      <w:r>
-        <w:rPr>
-          <w:rFonts w:ascii="EB Garamond" w:hAnsi="EB Garamond"/>
-          <w:b w:val="0"/>
-          <w:i w:val="0"/>
-        </w:rPr>
-        <w:t xml:space="preserve"> while it's </w:t>
-      </w:r>
-      <w:r>
-        <w:rPr>
-          <w:rFonts w:ascii="EB Garamond" w:hAnsi="EB Garamond"/>
-          <w:b/>
-          <w:i w:val="0"/>
-        </w:rPr>
-        <w:t>within</w:t>
-      </w:r>
-      <w:r>
-        <w:rPr>
-          <w:rFonts w:ascii="EB Garamond" w:hAnsi="EB Garamond"/>
-          <w:b w:val="0"/>
-          <w:i w:val="0"/>
-        </w:rPr>
-        <w:t xml:space="preserve"> a </w:t>
-      </w:r>
-      <w:r>
-        <w:rPr>
-          <w:rFonts w:ascii="EB Garamond" w:hAnsi="EB Garamond"/>
-          <w:b/>
-          <w:i w:val="0"/>
-        </w:rPr>
-        <w:t>settlement</w:t>
-      </w:r>
-      <w:r>
-        <w:rPr>
-          <w:rFonts w:ascii="EB Garamond" w:hAnsi="EB Garamond"/>
-          <w:b w:val="0"/>
-          <w:i w:val="0"/>
-        </w:rPr>
-        <w:t xml:space="preserve"> under </w:t>
-      </w:r>
-      <w:r>
-        <w:rPr>
-          <w:rFonts w:ascii="EB Garamond" w:hAnsi="EB Garamond"/>
-          <w:b/>
-          <w:i w:val="0"/>
-        </w:rPr>
-        <w:t>siege</w:t>
-      </w:r>
-      <w:r>
-        <w:rPr>
-          <w:rFonts w:ascii="EB Garamond" w:hAnsi="EB Garamond"/>
-          <w:b w:val="0"/>
-          <w:i w:val="0"/>
-        </w:rPr>
-        <w:t xml:space="preserve">, or when it's selected as the result of a </w:t>
-      </w:r>
-      <w:r>
-        <w:rPr>
-          <w:rFonts w:ascii="EB Garamond" w:hAnsi="EB Garamond"/>
-          <w:b/>
-          <w:i w:val="0"/>
-        </w:rPr>
-        <w:t>condemned Prowess envoy</w:t>
-      </w:r>
-      <w:r>
-        <w:rPr>
-          <w:rFonts w:ascii="EB Garamond" w:hAnsi="EB Garamond"/>
-          <w:b w:val="0"/>
-          <w:i w:val="0"/>
-        </w:rPr>
-        <w:t>.</w:t>
+        <w:t xml:space="preserve"> while it's within a Settlement under Siege, or when it's selected as the result of a condemned Prowess Envoy.</w:t>
       </w:r>
     </w:p>
     <w:p>
@@ -25931,7 +20851,7 @@
           <w:b/>
           <w:i w:val="0"/>
         </w:rPr>
-        <w:t>Declare army</w:t>
+        <w:t>Declare Army</w:t>
       </w:r>
       <w:r>
         <w:rPr>
@@ -25939,39 +20859,7 @@
           <w:b w:val="0"/>
           <w:i w:val="0"/>
         </w:rPr>
-        <w:t xml:space="preserve"> — declare which </w:t>
-      </w:r>
-      <w:r>
-        <w:rPr>
-          <w:rFonts w:ascii="EB Garamond" w:hAnsi="EB Garamond"/>
-          <w:b/>
-          <w:i w:val="0"/>
-        </w:rPr>
-        <w:t>army</w:t>
-      </w:r>
-      <w:r>
-        <w:rPr>
-          <w:rFonts w:ascii="EB Garamond" w:hAnsi="EB Garamond"/>
-          <w:b w:val="0"/>
-          <w:i w:val="0"/>
-        </w:rPr>
-        <w:t xml:space="preserve"> will </w:t>
-      </w:r>
-      <w:r>
-        <w:rPr>
-          <w:rFonts w:ascii="EB Garamond" w:hAnsi="EB Garamond"/>
-          <w:b/>
-          <w:i w:val="0"/>
-        </w:rPr>
-        <w:t>skirmish</w:t>
-      </w:r>
-      <w:r>
-        <w:rPr>
-          <w:rFonts w:ascii="EB Garamond" w:hAnsi="EB Garamond"/>
-          <w:b w:val="0"/>
-          <w:i w:val="0"/>
-        </w:rPr>
-        <w:t xml:space="preserve"> (if more than one is adjacent to either army in the battle).</w:t>
+        <w:t xml:space="preserve"> — declare which Army will Skirmish (if more than one is adjacent to either Army in the Battle).</w:t>
       </w:r>
     </w:p>
     <w:p>
@@ -25992,7 +20880,7 @@
           <w:b/>
           <w:i w:val="0"/>
         </w:rPr>
-        <w:t>Choose a tactic</w:t>
+        <w:t>Choose a Tactic</w:t>
       </w:r>
       <w:r>
         <w:rPr>
@@ -26000,23 +20888,7 @@
           <w:b w:val="0"/>
           <w:i w:val="0"/>
         </w:rPr>
-        <w:t xml:space="preserve"> — place a face-down </w:t>
-      </w:r>
-      <w:r>
-        <w:rPr>
-          <w:rFonts w:ascii="EB Garamond" w:hAnsi="EB Garamond"/>
-          <w:b/>
-          <w:i w:val="0"/>
-        </w:rPr>
-        <w:t>tactic</w:t>
-      </w:r>
-      <w:r>
-        <w:rPr>
-          <w:rFonts w:ascii="EB Garamond" w:hAnsi="EB Garamond"/>
-          <w:b w:val="0"/>
-          <w:i w:val="0"/>
-        </w:rPr>
-        <w:t>; reveal once the other player has too.</w:t>
+        <w:t xml:space="preserve"> — place a face-down Tactic; reveal once the other player has too.</w:t>
       </w:r>
     </w:p>
     <w:p>
@@ -26045,39 +20917,7 @@
           <w:b w:val="0"/>
           <w:i w:val="0"/>
         </w:rPr>
-        <w:t xml:space="preserve"> (if you have a </w:t>
-      </w:r>
-      <w:r>
-        <w:rPr>
-          <w:rFonts w:ascii="EB Garamond" w:hAnsi="EB Garamond"/>
-          <w:b/>
-          <w:i w:val="0"/>
-        </w:rPr>
-        <w:t>tiltyard</w:t>
-      </w:r>
-      <w:r>
-        <w:rPr>
-          <w:rFonts w:ascii="EB Garamond" w:hAnsi="EB Garamond"/>
-          <w:b w:val="0"/>
-          <w:i w:val="0"/>
-        </w:rPr>
-        <w:t xml:space="preserve"> or a </w:t>
-      </w:r>
-      <w:r>
-        <w:rPr>
-          <w:rFonts w:ascii="EB Garamond" w:hAnsi="EB Garamond"/>
-          <w:b/>
-          <w:i w:val="0"/>
-        </w:rPr>
-        <w:t>one-shot</w:t>
-      </w:r>
-      <w:r>
-        <w:rPr>
-          <w:rFonts w:ascii="EB Garamond" w:hAnsi="EB Garamond"/>
-          <w:b w:val="0"/>
-          <w:i w:val="0"/>
-        </w:rPr>
-        <w:t xml:space="preserve"> weapon).</w:t>
+        <w:t xml:space="preserve"> (if you have a tiltyard or a one-shot weapon).</w:t>
       </w:r>
     </w:p>
     <w:p>
@@ -26098,7 +20938,7 @@
           <w:b/>
           <w:i w:val="0"/>
         </w:rPr>
-        <w:t>Resolve tactic modifiers</w:t>
+        <w:t>Resolve Tactic modifiers</w:t>
       </w:r>
       <w:r>
         <w:rPr>
@@ -26106,39 +20946,7 @@
           <w:b w:val="0"/>
           <w:i w:val="0"/>
         </w:rPr>
-        <w:t xml:space="preserve"> — after tactics are revealed, apply the </w:t>
-      </w:r>
-      <w:r>
-        <w:rPr>
-          <w:rFonts w:ascii="EB Garamond" w:hAnsi="EB Garamond"/>
-          <w:b/>
-          <w:i w:val="0"/>
-        </w:rPr>
-        <w:t>initiative</w:t>
-      </w:r>
-      <w:r>
-        <w:rPr>
-          <w:rFonts w:ascii="EB Garamond" w:hAnsi="EB Garamond"/>
-          <w:b w:val="0"/>
-          <w:i w:val="0"/>
-        </w:rPr>
-        <w:t xml:space="preserve"> and any other modifiers from your </w:t>
-      </w:r>
-      <w:r>
-        <w:rPr>
-          <w:rFonts w:ascii="EB Garamond" w:hAnsi="EB Garamond"/>
-          <w:b/>
-          <w:i w:val="0"/>
-        </w:rPr>
-        <w:t>tactics</w:t>
-      </w:r>
-      <w:r>
-        <w:rPr>
-          <w:rFonts w:ascii="EB Garamond" w:hAnsi="EB Garamond"/>
-          <w:b w:val="0"/>
-          <w:i w:val="0"/>
-        </w:rPr>
-        <w:t xml:space="preserve"> and weapon profile.</w:t>
+        <w:t xml:space="preserve"> — after Tactics are revealed, apply the Initiative and any other modifiers from your Tactics and weapon profile.</w:t>
       </w:r>
     </w:p>
     <w:p>
@@ -26235,7 +21043,7 @@
           <w:b w:val="0"/>
           <w:i w:val="0"/>
         </w:rPr>
-        <w:t xml:space="preserve"> Each side places up to 10 retinues in its front line — one Strike die each — and may keep up to 5 in reserve to replace losses as they fall. An army of 25 keeps the remainder in camp; between Skirmishes, camp and reserves refill the front line and reserve to their maximums.</w:t>
+        <w:t xml:space="preserve"> Each side places up to 10 Retinues in its front line — one Strike die each — and may keep up to 5 in reserve to replace losses as they fall. An Army of 25 keeps the remainder in camp; between Skirmishes, camp and reserves refill the front line and reserve to their maximums.</w:t>
       </w:r>
     </w:p>
     <w:p>
@@ -26322,7 +21130,7 @@
           <w:b w:val="0"/>
           <w:i w:val="0"/>
         </w:rPr>
-        <w:t xml:space="preserve"> Initiative runs from −2 to +2 (the Ministry monument can raise the maximum to +3). The higher Initiative Strikes first this Skirmish. At −2 or lower you Blunder — you can Strike only on a natural 6.</w:t>
+        <w:t xml:space="preserve"> Initiative runs from −2 to +2 (the Ministry Monument can raise the maximum to +3). The higher Initiative Strikes first this Skirmish. At −2 or lower you Blunder — you can Strike only on a natural 6.</w:t>
       </w:r>
     </w:p>
     <w:p>
@@ -26351,7 +21159,7 @@
           <w:b w:val="0"/>
           <w:i w:val="0"/>
         </w:rPr>
-        <w:t xml:space="preserve"> Roll a D6 for each front-line retinue, applying its modifiers. It Strikes on a result ≥ its to-Strike number (Levy 4+, Man-at-Arms 3+, Sergeant 2+, Knight Templar 3+). A natural 6 may trigger Cleave, Deadly, or Destroy Shield.</w:t>
+        <w:t xml:space="preserve"> Roll a D6 for each front-line Retinue, applying its modifiers. It Strikes on a result ≥ its to-Strike number (Levy 4+, Man-at-Arms 3+, Sergeant 2+, Knight Templar 3+). A natural 6 may trigger Cleave, Deadly, or Destroy Shield.</w:t>
       </w:r>
     </w:p>
     <w:p>
@@ -26409,7 +21217,7 @@
           <w:b w:val="0"/>
           <w:i w:val="0"/>
         </w:rPr>
-        <w:t xml:space="preserve"> If the side about to Strike back took 5 or more casualties this Skirmish, it first takes a Panic check: roll its Morale, up to 5 dice; failures are casualties. Immune Panic auto-passes. A check ever modified to 7 or more Routs the whole army.</w:t>
+        <w:t xml:space="preserve"> If the side about to Strike back took 5 or more casualties this Skirmish, it first takes a Panic check: roll its Morale, up to 5 dice; failures are casualties. Immune Panic auto-passes. A check ever modified to 7 or more Routs the whole Army.</w:t>
       </w:r>
     </w:p>
     <w:p>
@@ -26496,7 +21304,7 @@
           <w:b w:val="0"/>
           <w:i w:val="0"/>
         </w:rPr>
-        <w:t xml:space="preserve"> Before gaining its token, each Fatigued side's field takes a Break check: roll a D6 per retinue in the field, up to 5 dice, each ≥ its modified Morale value; failures are casualties. A Break check never triggers a Panic check. A check ever modified to 7 or more Routs the whole army.</w:t>
+        <w:t xml:space="preserve"> Before gaining its token, each Fatigued side's field takes a Break check: roll a D6 per Retinue in the field, up to 5 dice, each ≥ its modified Morale value; failures are casualties. A Break check never triggers a Panic check. A check ever modified to 7 or more Routs the whole Army.</w:t>
       </w:r>
     </w:p>
     <w:p>
@@ -26525,7 +21333,7 @@
           <w:b w:val="0"/>
           <w:i w:val="0"/>
         </w:rPr>
-        <w:t xml:space="preserve"> Each Fatigued side then gains a Fatigue token — each token is −1 to that army's Strike and Morale rolls (Strike to a maximum of 6+; Morale uncapped); while Fatigued, retinues can't Parry or Recover. Tokens stack and last until the Battle ends.</w:t>
+        <w:t xml:space="preserve"> Each Fatigued side then gains a Fatigue token — each token is −1 to that Army's Strike and Morale rolls (Strike to a maximum of 6+; Morale uncapped); while Fatigued, Retinues can't Parry or Recover. Tokens stack and last until the Battle ends.</w:t>
       </w:r>
     </w:p>
     <w:p>
@@ -26583,23 +21391,7 @@
           <w:b w:val="0"/>
           <w:i w:val="0"/>
         </w:rPr>
-        <w:t xml:space="preserve">1. Remove all </w:t>
-      </w:r>
-      <w:r>
-        <w:rPr>
-          <w:rFonts w:ascii="EB Garamond" w:hAnsi="EB Garamond"/>
-          <w:b/>
-          <w:i w:val="0"/>
-        </w:rPr>
-        <w:t>Fatigue tokens</w:t>
-      </w:r>
-      <w:r>
-        <w:rPr>
-          <w:rFonts w:ascii="EB Garamond" w:hAnsi="EB Garamond"/>
-          <w:b w:val="0"/>
-          <w:i w:val="0"/>
-        </w:rPr>
-        <w:t>.</w:t>
+        <w:t>1. Remove all Fatigue tokens.</w:t>
       </w:r>
     </w:p>
     <w:p>
@@ -26612,23 +21404,7 @@
           <w:b w:val="0"/>
           <w:i w:val="0"/>
         </w:rPr>
-        <w:t xml:space="preserve">2. The </w:t>
-      </w:r>
-      <w:r>
-        <w:rPr>
-          <w:rFonts w:ascii="EB Garamond" w:hAnsi="EB Garamond"/>
-          <w:b/>
-          <w:i w:val="0"/>
-        </w:rPr>
-        <w:t>player</w:t>
-      </w:r>
-      <w:r>
-        <w:rPr>
-          <w:rFonts w:ascii="EB Garamond" w:hAnsi="EB Garamond"/>
-          <w:b w:val="0"/>
-          <w:i w:val="0"/>
-        </w:rPr>
-        <w:t xml:space="preserve"> who won </w:t>
+        <w:t xml:space="preserve">2. The player who won </w:t>
       </w:r>
       <w:r>
         <w:rPr>
@@ -26646,7 +21422,7 @@
           <w:b w:val="0"/>
           <w:i/>
         </w:rPr>
-        <w:t>Spoils of War: extort the total cost of the retinues, by type, you destroyed in the battle.</w:t>
+        <w:t>Spoils of War: extort the total cost of the Retinues, by type, you destroyed in the Battle.</w:t>
       </w:r>
     </w:p>
     <w:p>
@@ -26691,39 +21467,7 @@
           <w:b w:val="0"/>
           <w:i w:val="0"/>
         </w:rPr>
-        <w:t xml:space="preserve">When you </w:t>
-      </w:r>
-      <w:r>
-        <w:rPr>
-          <w:rFonts w:ascii="EB Garamond" w:hAnsi="EB Garamond"/>
-          <w:b/>
-          <w:i w:val="0"/>
-        </w:rPr>
-        <w:t>Lay Siege</w:t>
-      </w:r>
-      <w:r>
-        <w:rPr>
-          <w:rFonts w:ascii="EB Garamond" w:hAnsi="EB Garamond"/>
-          <w:b w:val="0"/>
-          <w:i w:val="0"/>
-        </w:rPr>
-        <w:t xml:space="preserve"> during the Envoy Phase, track the relevant </w:t>
-      </w:r>
-      <w:r>
-        <w:rPr>
-          <w:rFonts w:ascii="EB Garamond" w:hAnsi="EB Garamond"/>
-          <w:b/>
-          <w:i w:val="0"/>
-        </w:rPr>
-        <w:t>Siege Timer(s)</w:t>
-      </w:r>
-      <w:r>
-        <w:rPr>
-          <w:rFonts w:ascii="EB Garamond" w:hAnsi="EB Garamond"/>
-          <w:b w:val="0"/>
-          <w:i w:val="0"/>
-        </w:rPr>
-        <w:t>.</w:t>
+        <w:t>When you Lay Siege during the Envoy Phase, track the relevant Siege Timer(s).</w:t>
       </w:r>
     </w:p>
     <w:p>
@@ -26736,103 +21480,7 @@
           <w:b w:val="0"/>
           <w:i w:val="0"/>
         </w:rPr>
-        <w:t xml:space="preserve">When a </w:t>
-      </w:r>
-      <w:r>
-        <w:rPr>
-          <w:rFonts w:ascii="EB Garamond" w:hAnsi="EB Garamond"/>
-          <w:b/>
-          <w:i w:val="0"/>
-        </w:rPr>
-        <w:t>Siege Timer</w:t>
-      </w:r>
-      <w:r>
-        <w:rPr>
-          <w:rFonts w:ascii="EB Garamond" w:hAnsi="EB Garamond"/>
-          <w:b w:val="0"/>
-          <w:i w:val="0"/>
-        </w:rPr>
-        <w:t xml:space="preserve"> reaches 0, resolve the </w:t>
-      </w:r>
-      <w:r>
-        <w:rPr>
-          <w:rFonts w:ascii="EB Garamond" w:hAnsi="EB Garamond"/>
-          <w:b/>
-          <w:i w:val="0"/>
-        </w:rPr>
-        <w:t>siege</w:t>
-      </w:r>
-      <w:r>
-        <w:rPr>
-          <w:rFonts w:ascii="EB Garamond" w:hAnsi="EB Garamond"/>
-          <w:b w:val="0"/>
-          <w:i w:val="0"/>
-        </w:rPr>
-        <w:t xml:space="preserve"> before the Rest Phase: </w:t>
-      </w:r>
-      <w:r>
-        <w:rPr>
-          <w:rFonts w:ascii="EB Garamond" w:hAnsi="EB Garamond"/>
-          <w:b/>
-          <w:i w:val="0"/>
-        </w:rPr>
-        <w:t>negotiate</w:t>
-      </w:r>
-      <w:r>
-        <w:rPr>
-          <w:rFonts w:ascii="EB Garamond" w:hAnsi="EB Garamond"/>
-          <w:b w:val="0"/>
-          <w:i w:val="0"/>
-        </w:rPr>
-        <w:t xml:space="preserve">, then </w:t>
-      </w:r>
-      <w:r>
-        <w:rPr>
-          <w:rFonts w:ascii="EB Garamond" w:hAnsi="EB Garamond"/>
-          <w:b/>
-          <w:i w:val="0"/>
-        </w:rPr>
-        <w:t>battle</w:t>
-      </w:r>
-      <w:r>
-        <w:rPr>
-          <w:rFonts w:ascii="EB Garamond" w:hAnsi="EB Garamond"/>
-          <w:b w:val="0"/>
-          <w:i w:val="0"/>
-        </w:rPr>
-        <w:t xml:space="preserve"> if needed, then </w:t>
-      </w:r>
-      <w:r>
-        <w:rPr>
-          <w:rFonts w:ascii="EB Garamond" w:hAnsi="EB Garamond"/>
-          <w:b/>
-          <w:i w:val="0"/>
-        </w:rPr>
-        <w:t>capture</w:t>
-      </w:r>
-      <w:r>
-        <w:rPr>
-          <w:rFonts w:ascii="EB Garamond" w:hAnsi="EB Garamond"/>
-          <w:b w:val="0"/>
-          <w:i w:val="0"/>
-        </w:rPr>
-        <w:t xml:space="preserve"> or </w:t>
-      </w:r>
-      <w:r>
-        <w:rPr>
-          <w:rFonts w:ascii="EB Garamond" w:hAnsi="EB Garamond"/>
-          <w:b/>
-          <w:i w:val="0"/>
-        </w:rPr>
-        <w:t>sack</w:t>
-      </w:r>
-      <w:r>
-        <w:rPr>
-          <w:rFonts w:ascii="EB Garamond" w:hAnsi="EB Garamond"/>
-          <w:b w:val="0"/>
-          <w:i w:val="0"/>
-        </w:rPr>
-        <w:t>.</w:t>
+        <w:t>When a Siege Timer reaches 0, resolve the Siege before the Rest Phase: negotiate, then Battle if needed, then capture or sack.</w:t>
       </w:r>
     </w:p>
     <w:p>
@@ -26871,39 +21519,7 @@
           <w:b w:val="0"/>
           <w:i w:val="0"/>
         </w:rPr>
-        <w:t xml:space="preserve">A </w:t>
-      </w:r>
-      <w:r>
-        <w:rPr>
-          <w:rFonts w:ascii="EB Garamond" w:hAnsi="EB Garamond"/>
-          <w:b/>
-          <w:i w:val="0"/>
-        </w:rPr>
-        <w:t>Siege Timer</w:t>
-      </w:r>
-      <w:r>
-        <w:rPr>
-          <w:rFonts w:ascii="EB Garamond" w:hAnsi="EB Garamond"/>
-          <w:b w:val="0"/>
-          <w:i w:val="0"/>
-        </w:rPr>
-        <w:t xml:space="preserve"> is the sum of the besieged settlement's defenses minus the attacker's siege effects, to a minimum of 1 (no maximum). Walls </w:t>
-      </w:r>
-      <w:r>
-        <w:rPr>
-          <w:rFonts w:ascii="EB Garamond" w:hAnsi="EB Garamond"/>
-          <w:b/>
-          <w:i w:val="0"/>
-        </w:rPr>
-        <w:t>stack</w:t>
-      </w:r>
-      <w:r>
-        <w:rPr>
-          <w:rFonts w:ascii="EB Garamond" w:hAnsi="EB Garamond"/>
-          <w:b w:val="0"/>
-          <w:i w:val="0"/>
-        </w:rPr>
-        <w:t xml:space="preserve"> — a settlement with both Wooden and Stone Walls contributes +3.</w:t>
+        <w:t>A Siege Timer is the sum of the besieged Settlement's defenses minus the attacker's Siege effects, to a minimum of 1 (no maximum). Walls stack — a Settlement with both Wooden and Stone Walls contributes +3.</w:t>
       </w:r>
     </w:p>
     <w:tbl>
@@ -27512,71 +22128,7 @@
           <w:b w:val="0"/>
           <w:i w:val="0"/>
         </w:rPr>
-        <w:t xml:space="preserve">1. End a </w:t>
-      </w:r>
-      <w:r>
-        <w:rPr>
-          <w:rFonts w:ascii="EB Garamond" w:hAnsi="EB Garamond"/>
-          <w:b/>
-          <w:i w:val="0"/>
-        </w:rPr>
-        <w:t>Move</w:t>
-      </w:r>
-      <w:r>
-        <w:rPr>
-          <w:rFonts w:ascii="EB Garamond" w:hAnsi="EB Garamond"/>
-          <w:b w:val="0"/>
-          <w:i w:val="0"/>
-        </w:rPr>
-        <w:t xml:space="preserve"> action with your </w:t>
-      </w:r>
-      <w:r>
-        <w:rPr>
-          <w:rFonts w:ascii="EB Garamond" w:hAnsi="EB Garamond"/>
-          <w:b/>
-          <w:i w:val="0"/>
-        </w:rPr>
-        <w:t>army adjacent</w:t>
-      </w:r>
-      <w:r>
-        <w:rPr>
-          <w:rFonts w:ascii="EB Garamond" w:hAnsi="EB Garamond"/>
-          <w:b w:val="0"/>
-          <w:i w:val="0"/>
-        </w:rPr>
-        <w:t xml:space="preserve"> to another </w:t>
-      </w:r>
-      <w:r>
-        <w:rPr>
-          <w:rFonts w:ascii="EB Garamond" w:hAnsi="EB Garamond"/>
-          <w:b/>
-          <w:i w:val="0"/>
-        </w:rPr>
-        <w:t>player's settlement</w:t>
-      </w:r>
-      <w:r>
-        <w:rPr>
-          <w:rFonts w:ascii="EB Garamond" w:hAnsi="EB Garamond"/>
-          <w:b w:val="0"/>
-          <w:i w:val="0"/>
-        </w:rPr>
-        <w:t xml:space="preserve"> you're </w:t>
-      </w:r>
-      <w:r>
-        <w:rPr>
-          <w:rFonts w:ascii="EB Garamond" w:hAnsi="EB Garamond"/>
-          <w:b/>
-          <w:i w:val="0"/>
-        </w:rPr>
-        <w:t>At War</w:t>
-      </w:r>
-      <w:r>
-        <w:rPr>
-          <w:rFonts w:ascii="EB Garamond" w:hAnsi="EB Garamond"/>
-          <w:b w:val="0"/>
-          <w:i w:val="0"/>
-        </w:rPr>
-        <w:t xml:space="preserve"> with.</w:t>
+        <w:t>1. End a Move action with your Army adjacent to another player's Settlement you're At War with.</w:t>
       </w:r>
     </w:p>
     <w:p>
@@ -27589,39 +22141,7 @@
           <w:b w:val="0"/>
           <w:i w:val="0"/>
         </w:rPr>
-        <w:t xml:space="preserve">2. Your </w:t>
-      </w:r>
-      <w:r>
-        <w:rPr>
-          <w:rFonts w:ascii="EB Garamond" w:hAnsi="EB Garamond"/>
-          <w:b/>
-          <w:i w:val="0"/>
-        </w:rPr>
-        <w:t>army</w:t>
-      </w:r>
-      <w:r>
-        <w:rPr>
-          <w:rFonts w:ascii="EB Garamond" w:hAnsi="EB Garamond"/>
-          <w:b w:val="0"/>
-          <w:i w:val="0"/>
-        </w:rPr>
-        <w:t xml:space="preserve"> must stay there for the </w:t>
-      </w:r>
-      <w:r>
-        <w:rPr>
-          <w:rFonts w:ascii="EB Garamond" w:hAnsi="EB Garamond"/>
-          <w:b/>
-          <w:i w:val="0"/>
-        </w:rPr>
-        <w:t>Siege Timer</w:t>
-      </w:r>
-      <w:r>
-        <w:rPr>
-          <w:rFonts w:ascii="EB Garamond" w:hAnsi="EB Garamond"/>
-          <w:b w:val="0"/>
-          <w:i w:val="0"/>
-        </w:rPr>
-        <w:t xml:space="preserve"> and can't take other actions.</w:t>
+        <w:t>2. Your Army must stay there for the Siege Timer and can't take other actions.</w:t>
       </w:r>
     </w:p>
     <w:p>
@@ -27634,39 +22154,7 @@
           <w:b w:val="0"/>
           <w:i w:val="0"/>
         </w:rPr>
-        <w:t xml:space="preserve">3. If you're attacked while sieging and you </w:t>
-      </w:r>
-      <w:r>
-        <w:rPr>
-          <w:rFonts w:ascii="EB Garamond" w:hAnsi="EB Garamond"/>
-          <w:b/>
-          <w:i w:val="0"/>
-        </w:rPr>
-        <w:t>Fall Back</w:t>
-      </w:r>
-      <w:r>
-        <w:rPr>
-          <w:rFonts w:ascii="EB Garamond" w:hAnsi="EB Garamond"/>
-          <w:b w:val="0"/>
-          <w:i w:val="0"/>
-        </w:rPr>
-        <w:t xml:space="preserve">, the siege is broken and the </w:t>
-      </w:r>
-      <w:r>
-        <w:rPr>
-          <w:rFonts w:ascii="EB Garamond" w:hAnsi="EB Garamond"/>
-          <w:b/>
-          <w:i w:val="0"/>
-        </w:rPr>
-        <w:t>Siege Timer</w:t>
-      </w:r>
-      <w:r>
-        <w:rPr>
-          <w:rFonts w:ascii="EB Garamond" w:hAnsi="EB Garamond"/>
-          <w:b w:val="0"/>
-          <w:i w:val="0"/>
-        </w:rPr>
-        <w:t xml:space="preserve"> is removed from play.</w:t>
+        <w:t>3. If you're attacked while sieging and you Fall Back, the Siege is broken and the Siege Timer is removed from play.</w:t>
       </w:r>
     </w:p>
     <w:p>
@@ -27679,7 +22167,7 @@
           <w:b w:val="0"/>
           <w:i w:val="0"/>
         </w:rPr>
-        <w:t xml:space="preserve">4. While a </w:t>
+        <w:t xml:space="preserve">4. While a Settlement is besieged: it can't count Pursuits toward Craft X; its Armies gain Blocked except to </w:t>
       </w:r>
       <w:r>
         <w:rPr>
@@ -27687,7 +22175,7 @@
           <w:b/>
           <w:i w:val="0"/>
         </w:rPr>
-        <w:t>settlement</w:t>
+        <w:t>sally forth</w:t>
       </w:r>
       <w:r>
         <w:rPr>
@@ -27695,119 +22183,7 @@
           <w:b w:val="0"/>
           <w:i w:val="0"/>
         </w:rPr>
-        <w:t xml:space="preserve"> is besieged: it can't count </w:t>
-      </w:r>
-      <w:r>
-        <w:rPr>
-          <w:rFonts w:ascii="EB Garamond" w:hAnsi="EB Garamond"/>
-          <w:b/>
-          <w:i w:val="0"/>
-        </w:rPr>
-        <w:t>pursuits</w:t>
-      </w:r>
-      <w:r>
-        <w:rPr>
-          <w:rFonts w:ascii="EB Garamond" w:hAnsi="EB Garamond"/>
-          <w:b w:val="0"/>
-          <w:i w:val="0"/>
-        </w:rPr>
-        <w:t xml:space="preserve"> toward </w:t>
-      </w:r>
-      <w:r>
-        <w:rPr>
-          <w:rFonts w:ascii="EB Garamond" w:hAnsi="EB Garamond"/>
-          <w:b/>
-          <w:i w:val="0"/>
-        </w:rPr>
-        <w:t>Craft X</w:t>
-      </w:r>
-      <w:r>
-        <w:rPr>
-          <w:rFonts w:ascii="EB Garamond" w:hAnsi="EB Garamond"/>
-          <w:b w:val="0"/>
-          <w:i w:val="0"/>
-        </w:rPr>
-        <w:t xml:space="preserve">; its </w:t>
-      </w:r>
-      <w:r>
-        <w:rPr>
-          <w:rFonts w:ascii="EB Garamond" w:hAnsi="EB Garamond"/>
-          <w:b/>
-          <w:i w:val="0"/>
-        </w:rPr>
-        <w:t>armies</w:t>
-      </w:r>
-      <w:r>
-        <w:rPr>
-          <w:rFonts w:ascii="EB Garamond" w:hAnsi="EB Garamond"/>
-          <w:b w:val="0"/>
-          <w:i w:val="0"/>
-        </w:rPr>
-        <w:t xml:space="preserve"> gain </w:t>
-      </w:r>
-      <w:r>
-        <w:rPr>
-          <w:rFonts w:ascii="EB Garamond" w:hAnsi="EB Garamond"/>
-          <w:b/>
-          <w:i w:val="0"/>
-        </w:rPr>
-        <w:t>Blocked</w:t>
-      </w:r>
-      <w:r>
-        <w:rPr>
-          <w:rFonts w:ascii="EB Garamond" w:hAnsi="EB Garamond"/>
-          <w:b w:val="0"/>
-          <w:i w:val="0"/>
-        </w:rPr>
-        <w:t xml:space="preserve"> except to </w:t>
-      </w:r>
-      <w:r>
-        <w:rPr>
-          <w:rFonts w:ascii="EB Garamond" w:hAnsi="EB Garamond"/>
-          <w:b/>
-          <w:i w:val="0"/>
-        </w:rPr>
-        <w:t>sally forth</w:t>
-      </w:r>
-      <w:r>
-        <w:rPr>
-          <w:rFonts w:ascii="EB Garamond" w:hAnsi="EB Garamond"/>
-          <w:b w:val="0"/>
-          <w:i w:val="0"/>
-        </w:rPr>
-        <w:t xml:space="preserve">; </w:t>
-      </w:r>
-      <w:r>
-        <w:rPr>
-          <w:rFonts w:ascii="EB Garamond" w:hAnsi="EB Garamond"/>
-          <w:b/>
-          <w:i w:val="0"/>
-        </w:rPr>
-        <w:t>timers</w:t>
-      </w:r>
-      <w:r>
-        <w:rPr>
-          <w:rFonts w:ascii="EB Garamond" w:hAnsi="EB Garamond"/>
-          <w:b w:val="0"/>
-          <w:i w:val="0"/>
-        </w:rPr>
-        <w:t xml:space="preserve"> targeting the settlement don't increment; and </w:t>
-      </w:r>
-      <w:r>
-        <w:rPr>
-          <w:rFonts w:ascii="EB Garamond" w:hAnsi="EB Garamond"/>
-          <w:b/>
-          <w:i w:val="0"/>
-        </w:rPr>
-        <w:t>Industry actions</w:t>
-      </w:r>
-      <w:r>
-        <w:rPr>
-          <w:rFonts w:ascii="EB Garamond" w:hAnsi="EB Garamond"/>
-          <w:b w:val="0"/>
-          <w:i w:val="0"/>
-        </w:rPr>
-        <w:t xml:space="preserve"> can't target it.</w:t>
+        <w:t>; timers targeting the Settlement don't increment; and Industry actions can't target it.</w:t>
       </w:r>
     </w:p>
     <w:p>
@@ -27846,39 +22222,7 @@
           <w:b w:val="0"/>
           <w:i w:val="0"/>
         </w:rPr>
-        <w:t xml:space="preserve">1. If you haven't </w:t>
-      </w:r>
-      <w:r>
-        <w:rPr>
-          <w:rFonts w:ascii="EB Garamond" w:hAnsi="EB Garamond"/>
-          <w:b/>
-          <w:i w:val="0"/>
-        </w:rPr>
-        <w:t>negotiated</w:t>
-      </w:r>
-      <w:r>
-        <w:rPr>
-          <w:rFonts w:ascii="EB Garamond" w:hAnsi="EB Garamond"/>
-          <w:b w:val="0"/>
-          <w:i w:val="0"/>
-        </w:rPr>
-        <w:t xml:space="preserve"> yet, </w:t>
-      </w:r>
-      <w:r>
-        <w:rPr>
-          <w:rFonts w:ascii="EB Garamond" w:hAnsi="EB Garamond"/>
-          <w:b/>
-          <w:i w:val="0"/>
-        </w:rPr>
-        <w:t>negotiate</w:t>
-      </w:r>
-      <w:r>
-        <w:rPr>
-          <w:rFonts w:ascii="EB Garamond" w:hAnsi="EB Garamond"/>
-          <w:b w:val="0"/>
-          <w:i w:val="0"/>
-        </w:rPr>
-        <w:t xml:space="preserve"> now.</w:t>
+        <w:t>1. If you haven't negotiated yet, negotiate now.</w:t>
       </w:r>
     </w:p>
     <w:p>
@@ -27891,55 +22235,7 @@
           <w:b w:val="0"/>
           <w:i w:val="0"/>
         </w:rPr>
-        <w:t xml:space="preserve">2. If negotiation fails and there's an </w:t>
-      </w:r>
-      <w:r>
-        <w:rPr>
-          <w:rFonts w:ascii="EB Garamond" w:hAnsi="EB Garamond"/>
-          <w:b/>
-          <w:i w:val="0"/>
-        </w:rPr>
-        <w:t>army</w:t>
-      </w:r>
-      <w:r>
-        <w:rPr>
-          <w:rFonts w:ascii="EB Garamond" w:hAnsi="EB Garamond"/>
-          <w:b w:val="0"/>
-          <w:i w:val="0"/>
-        </w:rPr>
-        <w:t xml:space="preserve"> or </w:t>
-      </w:r>
-      <w:r>
-        <w:rPr>
-          <w:rFonts w:ascii="EB Garamond" w:hAnsi="EB Garamond"/>
-          <w:b/>
-          <w:i w:val="0"/>
-        </w:rPr>
-        <w:t>garrison</w:t>
-      </w:r>
-      <w:r>
-        <w:rPr>
-          <w:rFonts w:ascii="EB Garamond" w:hAnsi="EB Garamond"/>
-          <w:b w:val="0"/>
-          <w:i w:val="0"/>
-        </w:rPr>
-        <w:t xml:space="preserve"> inside, </w:t>
-      </w:r>
-      <w:r>
-        <w:rPr>
-          <w:rFonts w:ascii="EB Garamond" w:hAnsi="EB Garamond"/>
-          <w:b/>
-          <w:i w:val="0"/>
-        </w:rPr>
-        <w:t>battle</w:t>
-      </w:r>
-      <w:r>
-        <w:rPr>
-          <w:rFonts w:ascii="EB Garamond" w:hAnsi="EB Garamond"/>
-          <w:b w:val="0"/>
-          <w:i w:val="0"/>
-        </w:rPr>
-        <w:t xml:space="preserve"> in the Battle Phase.</w:t>
+        <w:t>2. If negotiation fails and there's an Army or Garrison inside, Battle in the Battle Phase.</w:t>
       </w:r>
     </w:p>
     <w:p>
@@ -27952,23 +22248,7 @@
           <w:b w:val="0"/>
           <w:i w:val="0"/>
         </w:rPr>
-        <w:t xml:space="preserve">3. If the besieging </w:t>
-      </w:r>
-      <w:r>
-        <w:rPr>
-          <w:rFonts w:ascii="EB Garamond" w:hAnsi="EB Garamond"/>
-          <w:b/>
-          <w:i w:val="0"/>
-        </w:rPr>
-        <w:t>player</w:t>
-      </w:r>
-      <w:r>
-        <w:rPr>
-          <w:rFonts w:ascii="EB Garamond" w:hAnsi="EB Garamond"/>
-          <w:b w:val="0"/>
-          <w:i w:val="0"/>
-        </w:rPr>
-        <w:t xml:space="preserve"> wins, or there's no eligible army or garrison, choose one:</w:t>
+        <w:t>3. If the besieging player wins, or there's no eligible Army or Garrison, choose one:</w:t>
       </w:r>
     </w:p>
     <w:p>
@@ -27997,103 +22277,7 @@
           <w:b/>
           <w:i w:val="0"/>
         </w:rPr>
-        <w:t>Capture Timer 1</w:t>
-      </w:r>
-      <w:r>
-        <w:rPr>
-          <w:rFonts w:ascii="EB Garamond" w:hAnsi="EB Garamond"/>
-          <w:b w:val="0"/>
-          <w:i w:val="0"/>
-        </w:rPr>
-        <w:t xml:space="preserve">. When it resolves, the </w:t>
-      </w:r>
-      <w:r>
-        <w:rPr>
-          <w:rFonts w:ascii="EB Garamond" w:hAnsi="EB Garamond"/>
-          <w:b/>
-          <w:i w:val="0"/>
-        </w:rPr>
-        <w:t>settlement</w:t>
-      </w:r>
-      <w:r>
-        <w:rPr>
-          <w:rFonts w:ascii="EB Garamond" w:hAnsi="EB Garamond"/>
-          <w:b w:val="0"/>
-          <w:i w:val="0"/>
-        </w:rPr>
-        <w:t xml:space="preserve"> comes under your </w:t>
-      </w:r>
-      <w:r>
-        <w:rPr>
-          <w:rFonts w:ascii="EB Garamond" w:hAnsi="EB Garamond"/>
-          <w:b/>
-          <w:i w:val="0"/>
-        </w:rPr>
-        <w:t>control</w:t>
-      </w:r>
-      <w:r>
-        <w:rPr>
-          <w:rFonts w:ascii="EB Garamond" w:hAnsi="EB Garamond"/>
-          <w:b w:val="0"/>
-          <w:i w:val="0"/>
-        </w:rPr>
-        <w:t xml:space="preserve"> — it receives your </w:t>
-      </w:r>
-      <w:r>
-        <w:rPr>
-          <w:rFonts w:ascii="EB Garamond" w:hAnsi="EB Garamond"/>
-          <w:b/>
-          <w:i w:val="0"/>
-        </w:rPr>
-        <w:t>active infrastructure</w:t>
-      </w:r>
-      <w:r>
-        <w:rPr>
-          <w:rFonts w:ascii="EB Garamond" w:hAnsi="EB Garamond"/>
-          <w:b w:val="0"/>
-          <w:i w:val="0"/>
-        </w:rPr>
-        <w:t xml:space="preserve"> effects, and you gain its </w:t>
-      </w:r>
-      <w:r>
-        <w:rPr>
-          <w:rFonts w:ascii="EB Garamond" w:hAnsi="EB Garamond"/>
-          <w:b/>
-          <w:i w:val="0"/>
-        </w:rPr>
-        <w:t>pursuits</w:t>
-      </w:r>
-      <w:r>
-        <w:rPr>
-          <w:rFonts w:ascii="EB Garamond" w:hAnsi="EB Garamond"/>
-          <w:b w:val="0"/>
-          <w:i w:val="0"/>
-        </w:rPr>
-        <w:t xml:space="preserve">, </w:t>
-      </w:r>
-      <w:r>
-        <w:rPr>
-          <w:rFonts w:ascii="EB Garamond" w:hAnsi="EB Garamond"/>
-          <w:b/>
-          <w:i w:val="0"/>
-        </w:rPr>
-        <w:t>tax income</w:t>
-      </w:r>
-      <w:r>
-        <w:rPr>
-          <w:rFonts w:ascii="EB Garamond" w:hAnsi="EB Garamond"/>
-          <w:b w:val="0"/>
-          <w:i w:val="0"/>
-        </w:rPr>
-        <w:t xml:space="preserve">, and </w:t>
-      </w:r>
-      <w:r>
-        <w:rPr>
-          <w:rFonts w:ascii="EB Garamond" w:hAnsi="EB Garamond"/>
-          <w:b/>
-          <w:i w:val="0"/>
-        </w:rPr>
-        <w:t>reach</w:t>
+        <w:t>Capture Timer 1. When it resolves, the Settlement comes under your Control — it receives your active Infrastructure effects, and you gain its Pursuits, tax income, and Reach</w:t>
       </w:r>
       <w:r>
         <w:rPr>
@@ -28122,7 +22306,7 @@
           <w:b w:val="0"/>
           <w:i w:val="0"/>
         </w:rPr>
-        <w:t xml:space="preserve"> </w:t>
+        <w:t xml:space="preserve"> raze all Pursuits; extort 2500 per Settlement tier; reduce the Settlement by 1 tier. Its controller removes all Pursuits from one Settlement Ward of the sacking player's choice, then removes that Ward from play. Set a </w:t>
       </w:r>
       <w:r>
         <w:rPr>
@@ -28130,199 +22314,7 @@
           <w:b/>
           <w:i w:val="0"/>
         </w:rPr>
-        <w:t>raze</w:t>
-      </w:r>
-      <w:r>
-        <w:rPr>
-          <w:rFonts w:ascii="EB Garamond" w:hAnsi="EB Garamond"/>
-          <w:b w:val="0"/>
-          <w:i w:val="0"/>
-        </w:rPr>
-        <w:t xml:space="preserve"> all </w:t>
-      </w:r>
-      <w:r>
-        <w:rPr>
-          <w:rFonts w:ascii="EB Garamond" w:hAnsi="EB Garamond"/>
-          <w:b/>
-          <w:i w:val="0"/>
-        </w:rPr>
-        <w:t>pursuits</w:t>
-      </w:r>
-      <w:r>
-        <w:rPr>
-          <w:rFonts w:ascii="EB Garamond" w:hAnsi="EB Garamond"/>
-          <w:b w:val="0"/>
-          <w:i w:val="0"/>
-        </w:rPr>
-        <w:t xml:space="preserve">; </w:t>
-      </w:r>
-      <w:r>
-        <w:rPr>
-          <w:rFonts w:ascii="EB Garamond" w:hAnsi="EB Garamond"/>
-          <w:b/>
-          <w:i w:val="0"/>
-        </w:rPr>
-        <w:t>extort 2500</w:t>
-      </w:r>
-      <w:r>
-        <w:rPr>
-          <w:rFonts w:ascii="EB Garamond" w:hAnsi="EB Garamond"/>
-          <w:b w:val="0"/>
-          <w:i w:val="0"/>
-        </w:rPr>
-        <w:t xml:space="preserve"> per </w:t>
-      </w:r>
-      <w:r>
-        <w:rPr>
-          <w:rFonts w:ascii="EB Garamond" w:hAnsi="EB Garamond"/>
-          <w:b/>
-          <w:i w:val="0"/>
-        </w:rPr>
-        <w:t>settlement tier</w:t>
-      </w:r>
-      <w:r>
-        <w:rPr>
-          <w:rFonts w:ascii="EB Garamond" w:hAnsi="EB Garamond"/>
-          <w:b w:val="0"/>
-          <w:i w:val="0"/>
-        </w:rPr>
-        <w:t xml:space="preserve">; reduce the </w:t>
-      </w:r>
-      <w:r>
-        <w:rPr>
-          <w:rFonts w:ascii="EB Garamond" w:hAnsi="EB Garamond"/>
-          <w:b/>
-          <w:i w:val="0"/>
-        </w:rPr>
-        <w:t>settlement</w:t>
-      </w:r>
-      <w:r>
-        <w:rPr>
-          <w:rFonts w:ascii="EB Garamond" w:hAnsi="EB Garamond"/>
-          <w:b w:val="0"/>
-          <w:i w:val="0"/>
-        </w:rPr>
-        <w:t xml:space="preserve"> by </w:t>
-      </w:r>
-      <w:r>
-        <w:rPr>
-          <w:rFonts w:ascii="EB Garamond" w:hAnsi="EB Garamond"/>
-          <w:b/>
-          <w:i w:val="0"/>
-        </w:rPr>
-        <w:t>1 tier</w:t>
-      </w:r>
-      <w:r>
-        <w:rPr>
-          <w:rFonts w:ascii="EB Garamond" w:hAnsi="EB Garamond"/>
-          <w:b w:val="0"/>
-          <w:i w:val="0"/>
-        </w:rPr>
-        <w:t xml:space="preserve">. Its controller removes all </w:t>
-      </w:r>
-      <w:r>
-        <w:rPr>
-          <w:rFonts w:ascii="EB Garamond" w:hAnsi="EB Garamond"/>
-          <w:b/>
-          <w:i w:val="0"/>
-        </w:rPr>
-        <w:t>pursuits</w:t>
-      </w:r>
-      <w:r>
-        <w:rPr>
-          <w:rFonts w:ascii="EB Garamond" w:hAnsi="EB Garamond"/>
-          <w:b w:val="0"/>
-          <w:i w:val="0"/>
-        </w:rPr>
-        <w:t xml:space="preserve"> from one </w:t>
-      </w:r>
-      <w:r>
-        <w:rPr>
-          <w:rFonts w:ascii="EB Garamond" w:hAnsi="EB Garamond"/>
-          <w:b/>
-          <w:i w:val="0"/>
-        </w:rPr>
-        <w:t>settlement ward</w:t>
-      </w:r>
-      <w:r>
-        <w:rPr>
-          <w:rFonts w:ascii="EB Garamond" w:hAnsi="EB Garamond"/>
-          <w:b w:val="0"/>
-          <w:i w:val="0"/>
-        </w:rPr>
-        <w:t xml:space="preserve"> of the sacking player's choice, then removes that ward from play. Set a </w:t>
-      </w:r>
-      <w:r>
-        <w:rPr>
-          <w:rFonts w:ascii="EB Garamond" w:hAnsi="EB Garamond"/>
-          <w:b/>
-          <w:i w:val="0"/>
-        </w:rPr>
-        <w:t>Sack Timer 2</w:t>
-      </w:r>
-      <w:r>
-        <w:rPr>
-          <w:rFonts w:ascii="EB Garamond" w:hAnsi="EB Garamond"/>
-          <w:b w:val="0"/>
-          <w:i w:val="0"/>
-        </w:rPr>
-        <w:t xml:space="preserve"> — you can't </w:t>
-      </w:r>
-      <w:r>
-        <w:rPr>
-          <w:rFonts w:ascii="EB Garamond" w:hAnsi="EB Garamond"/>
-          <w:b/>
-          <w:i w:val="0"/>
-        </w:rPr>
-        <w:t>Lay Siege</w:t>
-      </w:r>
-      <w:r>
-        <w:rPr>
-          <w:rFonts w:ascii="EB Garamond" w:hAnsi="EB Garamond"/>
-          <w:b w:val="0"/>
-          <w:i w:val="0"/>
-        </w:rPr>
-        <w:t xml:space="preserve"> again until it resolves. Your </w:t>
-      </w:r>
-      <w:r>
-        <w:rPr>
-          <w:rFonts w:ascii="EB Garamond" w:hAnsi="EB Garamond"/>
-          <w:b/>
-          <w:i w:val="0"/>
-        </w:rPr>
-        <w:t>army</w:t>
-      </w:r>
-      <w:r>
-        <w:rPr>
-          <w:rFonts w:ascii="EB Garamond" w:hAnsi="EB Garamond"/>
-          <w:b w:val="0"/>
-          <w:i w:val="0"/>
-        </w:rPr>
-        <w:t xml:space="preserve"> gains </w:t>
-      </w:r>
-      <w:r>
-        <w:rPr>
-          <w:rFonts w:ascii="EB Garamond" w:hAnsi="EB Garamond"/>
-          <w:b/>
-          <w:i w:val="0"/>
-        </w:rPr>
-        <w:t>Blocked</w:t>
-      </w:r>
-      <w:r>
-        <w:rPr>
-          <w:rFonts w:ascii="EB Garamond" w:hAnsi="EB Garamond"/>
-          <w:b w:val="0"/>
-          <w:i w:val="0"/>
-        </w:rPr>
-        <w:t xml:space="preserve"> and </w:t>
-      </w:r>
-      <w:r>
-        <w:rPr>
-          <w:rFonts w:ascii="EB Garamond" w:hAnsi="EB Garamond"/>
-          <w:b/>
-          <w:i w:val="0"/>
-        </w:rPr>
-        <w:t>Strained</w:t>
+        <w:t>Sack Timer 2 — you can't Lay Siege again until it resolves. Your Army gains Blocked and Strained</w:t>
       </w:r>
       <w:r>
         <w:rPr>
@@ -28369,106 +22361,18 @@
       <w:r>
         <w:rPr>
           <w:rFonts w:ascii="EB Garamond" w:hAnsi="EB Garamond"/>
+          <w:b w:val="0"/>
+          <w:i w:val="0"/>
+        </w:rPr>
+        <w:t xml:space="preserve">Outlaw Country is a cluster of Territory in your starting Settlement region that you can't Control. At the start of the game, demarcate 3 Territories in your starting region, each within range 1 of at least one other Outlaw Country Territory and at least </w:t>
+      </w:r>
+      <w:r>
+        <w:rPr>
+          <w:rFonts w:ascii="EB Garamond" w:hAnsi="EB Garamond"/>
           <w:b/>
           <w:i w:val="0"/>
         </w:rPr>
-        <w:t>Outlaw Country</w:t>
-      </w:r>
-      <w:r>
-        <w:rPr>
-          <w:rFonts w:ascii="EB Garamond" w:hAnsi="EB Garamond"/>
-          <w:b w:val="0"/>
-          <w:i w:val="0"/>
-        </w:rPr>
-        <w:t xml:space="preserve"> is a cluster of </w:t>
-      </w:r>
-      <w:r>
-        <w:rPr>
-          <w:rFonts w:ascii="EB Garamond" w:hAnsi="EB Garamond"/>
-          <w:b/>
-          <w:i w:val="0"/>
-        </w:rPr>
-        <w:t>territory</w:t>
-      </w:r>
-      <w:r>
-        <w:rPr>
-          <w:rFonts w:ascii="EB Garamond" w:hAnsi="EB Garamond"/>
-          <w:b w:val="0"/>
-          <w:i w:val="0"/>
-        </w:rPr>
-        <w:t xml:space="preserve"> in your </w:t>
-      </w:r>
-      <w:r>
-        <w:rPr>
-          <w:rFonts w:ascii="EB Garamond" w:hAnsi="EB Garamond"/>
-          <w:b/>
-          <w:i w:val="0"/>
-        </w:rPr>
-        <w:t>starting settlement region</w:t>
-      </w:r>
-      <w:r>
-        <w:rPr>
-          <w:rFonts w:ascii="EB Garamond" w:hAnsi="EB Garamond"/>
-          <w:b w:val="0"/>
-          <w:i w:val="0"/>
-        </w:rPr>
-        <w:t xml:space="preserve"> that you can't </w:t>
-      </w:r>
-      <w:r>
-        <w:rPr>
-          <w:rFonts w:ascii="EB Garamond" w:hAnsi="EB Garamond"/>
-          <w:b/>
-          <w:i w:val="0"/>
-        </w:rPr>
-        <w:t>control</w:t>
-      </w:r>
-      <w:r>
-        <w:rPr>
-          <w:rFonts w:ascii="EB Garamond" w:hAnsi="EB Garamond"/>
-          <w:b w:val="0"/>
-          <w:i w:val="0"/>
-        </w:rPr>
-        <w:t xml:space="preserve">. At the start of the game, demarcate 3 territories in your starting region, each within </w:t>
-      </w:r>
-      <w:r>
-        <w:rPr>
-          <w:rFonts w:ascii="EB Garamond" w:hAnsi="EB Garamond"/>
-          <w:b/>
-          <w:i w:val="0"/>
-        </w:rPr>
-        <w:t>range 1</w:t>
-      </w:r>
-      <w:r>
-        <w:rPr>
-          <w:rFonts w:ascii="EB Garamond" w:hAnsi="EB Garamond"/>
-          <w:b w:val="0"/>
-          <w:i w:val="0"/>
-        </w:rPr>
-        <w:t xml:space="preserve"> of at least one other Outlaw Country territory and at least </w:t>
-      </w:r>
-      <w:r>
-        <w:rPr>
-          <w:rFonts w:ascii="EB Garamond" w:hAnsi="EB Garamond"/>
-          <w:b/>
-          <w:i w:val="0"/>
-        </w:rPr>
-        <w:t>range 2</w:t>
-      </w:r>
-      <w:r>
-        <w:rPr>
-          <w:rFonts w:ascii="EB Garamond" w:hAnsi="EB Garamond"/>
-          <w:b w:val="0"/>
-          <w:i w:val="0"/>
-        </w:rPr>
-        <w:t xml:space="preserve"> from any </w:t>
-      </w:r>
-      <w:r>
-        <w:rPr>
-          <w:rFonts w:ascii="EB Garamond" w:hAnsi="EB Garamond"/>
-          <w:b/>
-          <w:i w:val="0"/>
-        </w:rPr>
-        <w:t>settlement</w:t>
+        <w:t>range 2 from any Settlement</w:t>
       </w:r>
       <w:r>
         <w:rPr>
@@ -28486,39 +22390,7 @@
           <w:b w:val="0"/>
           <w:i w:val="0"/>
         </w:rPr>
-        <w:t xml:space="preserve">If that's not possible, place them </w:t>
-      </w:r>
-      <w:r>
-        <w:rPr>
-          <w:rFonts w:ascii="EB Garamond" w:hAnsi="EB Garamond"/>
-          <w:b/>
-          <w:i w:val="0"/>
-        </w:rPr>
-        <w:t>range 2</w:t>
-      </w:r>
-      <w:r>
-        <w:rPr>
-          <w:rFonts w:ascii="EB Garamond" w:hAnsi="EB Garamond"/>
-          <w:b w:val="0"/>
-          <w:i w:val="0"/>
-        </w:rPr>
-        <w:t xml:space="preserve"> from your </w:t>
-      </w:r>
-      <w:r>
-        <w:rPr>
-          <w:rFonts w:ascii="EB Garamond" w:hAnsi="EB Garamond"/>
-          <w:b/>
-          <w:i w:val="0"/>
-        </w:rPr>
-        <w:t>capital settlement</w:t>
-      </w:r>
-      <w:r>
-        <w:rPr>
-          <w:rFonts w:ascii="EB Garamond" w:hAnsi="EB Garamond"/>
-          <w:b w:val="0"/>
-          <w:i w:val="0"/>
-        </w:rPr>
-        <w:t>.</w:t>
+        <w:t>If that's not possible, place them range 2 from your capital Settlement.</w:t>
       </w:r>
     </w:p>
     <w:p>
@@ -28544,39 +22416,7 @@
           <w:b w:val="0"/>
           <w:i w:val="0"/>
         </w:rPr>
-        <w:t xml:space="preserve">At the start of the Bandit Mechanics step in Spring: place a </w:t>
-      </w:r>
-      <w:r>
-        <w:rPr>
-          <w:rFonts w:ascii="EB Garamond" w:hAnsi="EB Garamond"/>
-          <w:b/>
-          <w:i w:val="0"/>
-        </w:rPr>
-        <w:t>bandit camp</w:t>
-      </w:r>
-      <w:r>
-        <w:rPr>
-          <w:rFonts w:ascii="EB Garamond" w:hAnsi="EB Garamond"/>
-          <w:b w:val="0"/>
-          <w:i w:val="0"/>
-        </w:rPr>
-        <w:t xml:space="preserve"> of 5 Bandits (retinues) in each </w:t>
-      </w:r>
-      <w:r>
-        <w:rPr>
-          <w:rFonts w:ascii="EB Garamond" w:hAnsi="EB Garamond"/>
-          <w:b/>
-          <w:i w:val="0"/>
-        </w:rPr>
-        <w:t>player's</w:t>
-      </w:r>
-      <w:r>
-        <w:rPr>
-          <w:rFonts w:ascii="EB Garamond" w:hAnsi="EB Garamond"/>
-          <w:b w:val="0"/>
-          <w:i w:val="0"/>
-        </w:rPr>
-        <w:t xml:space="preserve"> Outlaw Country.</w:t>
+        <w:t>At the start of the Bandit Mechanics step in Spring: place a Bandit Camp of 5 Bandits (Retinues) in each player's Outlaw Country.</w:t>
       </w:r>
     </w:p>
     <w:p>
@@ -28586,7 +22426,7 @@
           <w:b w:val="0"/>
           <w:i/>
         </w:rPr>
-        <w:t>Note: if an Outlaw Country is chosen to receive another bandit camp but there's no room to place one, instead each existing Bandit Camp grows according to the current Era.</w:t>
+        <w:t>Note: if an Outlaw Country is chosen to receive another Bandit Camp but there's no room to place one, instead each existing Bandit Camp grows according to the current Era.</w:t>
       </w:r>
     </w:p>
     <w:p>
@@ -28612,39 +22452,7 @@
           <w:b w:val="0"/>
           <w:i w:val="0"/>
         </w:rPr>
-        <w:t xml:space="preserve">A </w:t>
-      </w:r>
-      <w:r>
-        <w:rPr>
-          <w:rFonts w:ascii="EB Garamond" w:hAnsi="EB Garamond"/>
-          <w:b/>
-          <w:i w:val="0"/>
-        </w:rPr>
-        <w:t>bandit camp</w:t>
-      </w:r>
-      <w:r>
-        <w:rPr>
-          <w:rFonts w:ascii="EB Garamond" w:hAnsi="EB Garamond"/>
-          <w:b w:val="0"/>
-          <w:i w:val="0"/>
-        </w:rPr>
-        <w:t xml:space="preserve"> becomes a </w:t>
-      </w:r>
-      <w:r>
-        <w:rPr>
-          <w:rFonts w:ascii="EB Garamond" w:hAnsi="EB Garamond"/>
-          <w:b/>
-          <w:i w:val="0"/>
-        </w:rPr>
-        <w:t>bandit army</w:t>
-      </w:r>
-      <w:r>
-        <w:rPr>
-          <w:rFonts w:ascii="EB Garamond" w:hAnsi="EB Garamond"/>
-          <w:b w:val="0"/>
-          <w:i w:val="0"/>
-        </w:rPr>
-        <w:t xml:space="preserve"> when it reaches 25 Retinues.</w:t>
+        <w:t>A Bandit Camp becomes a Bandit Army when it reaches 25 Retinues.</w:t>
       </w:r>
     </w:p>
     <w:p>
@@ -28949,55 +22757,7 @@
           <w:b w:val="0"/>
           <w:i w:val="0"/>
         </w:rPr>
-        <w:t xml:space="preserve">Bandits share the same </w:t>
-      </w:r>
-      <w:r>
-        <w:rPr>
-          <w:rFonts w:ascii="EB Garamond" w:hAnsi="EB Garamond"/>
-          <w:b/>
-          <w:i w:val="0"/>
-        </w:rPr>
-        <w:t>Renown</w:t>
-      </w:r>
-      <w:r>
-        <w:rPr>
-          <w:rFonts w:ascii="EB Garamond" w:hAnsi="EB Garamond"/>
-          <w:b w:val="0"/>
-          <w:i w:val="0"/>
-        </w:rPr>
-        <w:t xml:space="preserve"> level as </w:t>
-      </w:r>
-      <w:r>
-        <w:rPr>
-          <w:rFonts w:ascii="EB Garamond" w:hAnsi="EB Garamond"/>
-          <w:b/>
-          <w:i w:val="0"/>
-        </w:rPr>
-        <w:t>players</w:t>
-      </w:r>
-      <w:r>
-        <w:rPr>
-          <w:rFonts w:ascii="EB Garamond" w:hAnsi="EB Garamond"/>
-          <w:b w:val="0"/>
-          <w:i w:val="0"/>
-        </w:rPr>
-        <w:t xml:space="preserve">. A </w:t>
-      </w:r>
-      <w:r>
-        <w:rPr>
-          <w:rFonts w:ascii="EB Garamond" w:hAnsi="EB Garamond"/>
-          <w:b/>
-          <w:i w:val="0"/>
-        </w:rPr>
-        <w:t>Bandit's Domain</w:t>
-      </w:r>
-      <w:r>
-        <w:rPr>
-          <w:rFonts w:ascii="EB Garamond" w:hAnsi="EB Garamond"/>
-          <w:b w:val="0"/>
-          <w:i w:val="0"/>
-        </w:rPr>
-        <w:t xml:space="preserve"> value is set by the size of its Bandit Camp:</w:t>
+        <w:t>Bandits share the same Renown level as players. A Bandit's Domain value is set by the size of its Bandit Camp:</w:t>
       </w:r>
     </w:p>
     <w:p>
@@ -29010,7 +22770,7 @@
           <w:b w:val="0"/>
           <w:i w:val="0"/>
         </w:rPr>
-        <w:t>+1 Cunning and +1 Prowess for every multiple of 5 Bandits in the camp (e.g. 30 Retinues = 6 Cunning = Established Cunning = influence 2).</w:t>
+        <w:t>+1 Cunning and +1 Prowess for every multiple of 5 Bandits in the camp (e.g. 30 Retinues = 6 Cunning = Established Cunning = Influence 2).</w:t>
       </w:r>
     </w:p>
     <w:p>
@@ -29020,55 +22780,7 @@
           <w:b w:val="0"/>
           <w:i w:val="0"/>
         </w:rPr>
-        <w:t xml:space="preserve">All </w:t>
-      </w:r>
-      <w:r>
-        <w:rPr>
-          <w:rFonts w:ascii="EB Garamond" w:hAnsi="EB Garamond"/>
-          <w:b/>
-          <w:i w:val="0"/>
-        </w:rPr>
-        <w:t>players</w:t>
-      </w:r>
-      <w:r>
-        <w:rPr>
-          <w:rFonts w:ascii="EB Garamond" w:hAnsi="EB Garamond"/>
-          <w:b w:val="0"/>
-          <w:i w:val="0"/>
-        </w:rPr>
-        <w:t xml:space="preserve"> are At War with all Bandits and their camps. </w:t>
-      </w:r>
-      <w:r>
-        <w:rPr>
-          <w:rFonts w:ascii="EB Garamond" w:hAnsi="EB Garamond"/>
-          <w:b/>
-          <w:i w:val="0"/>
-        </w:rPr>
-        <w:t>Players abstain</w:t>
-      </w:r>
-      <w:r>
-        <w:rPr>
-          <w:rFonts w:ascii="EB Garamond" w:hAnsi="EB Garamond"/>
-          <w:b w:val="0"/>
-          <w:i w:val="0"/>
-        </w:rPr>
-        <w:t xml:space="preserve"> on all Bandit Actions, but </w:t>
-      </w:r>
-      <w:r>
-        <w:rPr>
-          <w:rFonts w:ascii="EB Garamond" w:hAnsi="EB Garamond"/>
-          <w:b/>
-          <w:i w:val="0"/>
-        </w:rPr>
-        <w:t>innate modifiers</w:t>
-      </w:r>
-      <w:r>
-        <w:rPr>
-          <w:rFonts w:ascii="EB Garamond" w:hAnsi="EB Garamond"/>
-          <w:b w:val="0"/>
-          <w:i w:val="0"/>
-        </w:rPr>
-        <w:t xml:space="preserve"> can still apply and cause the action to Fail.</w:t>
+        <w:t>All players are At War with all Bandits and their camps. Players abstain on all Bandit Actions, but innate modifiers can still apply and cause the action to Fail.</w:t>
       </w:r>
     </w:p>
     <w:p>
@@ -29151,135 +22863,7 @@
           <w:b w:val="0"/>
           <w:i w:val="0"/>
         </w:rPr>
-        <w:t xml:space="preserve">A </w:t>
-      </w:r>
-      <w:r>
-        <w:rPr>
-          <w:rFonts w:ascii="EB Garamond" w:hAnsi="EB Garamond"/>
-          <w:b/>
-          <w:i w:val="0"/>
-        </w:rPr>
-        <w:t>bandit camp</w:t>
-      </w:r>
-      <w:r>
-        <w:rPr>
-          <w:rFonts w:ascii="EB Garamond" w:hAnsi="EB Garamond"/>
-          <w:b w:val="0"/>
-          <w:i w:val="0"/>
-        </w:rPr>
-        <w:t xml:space="preserve"> keeps Extorted money in its </w:t>
-      </w:r>
-      <w:r>
-        <w:rPr>
-          <w:rFonts w:ascii="EB Garamond" w:hAnsi="EB Garamond"/>
-          <w:b/>
-          <w:i w:val="0"/>
-        </w:rPr>
-        <w:t>treasury</w:t>
-      </w:r>
-      <w:r>
-        <w:rPr>
-          <w:rFonts w:ascii="EB Garamond" w:hAnsi="EB Garamond"/>
-          <w:b w:val="0"/>
-          <w:i w:val="0"/>
-        </w:rPr>
-        <w:t xml:space="preserve"> and doesn't </w:t>
-      </w:r>
-      <w:r>
-        <w:rPr>
-          <w:rFonts w:ascii="EB Garamond" w:hAnsi="EB Garamond"/>
-          <w:b/>
-          <w:i w:val="0"/>
-        </w:rPr>
-        <w:t>pay costs</w:t>
-      </w:r>
-      <w:r>
-        <w:rPr>
-          <w:rFonts w:ascii="EB Garamond" w:hAnsi="EB Garamond"/>
-          <w:b w:val="0"/>
-          <w:i w:val="0"/>
-        </w:rPr>
-        <w:t xml:space="preserve">, </w:t>
-      </w:r>
-      <w:r>
-        <w:rPr>
-          <w:rFonts w:ascii="EB Garamond" w:hAnsi="EB Garamond"/>
-          <w:b/>
-          <w:i w:val="0"/>
-        </w:rPr>
-        <w:t>upkeep</w:t>
-      </w:r>
-      <w:r>
-        <w:rPr>
-          <w:rFonts w:ascii="EB Garamond" w:hAnsi="EB Garamond"/>
-          <w:b w:val="0"/>
-          <w:i w:val="0"/>
-        </w:rPr>
-        <w:t xml:space="preserve">, or </w:t>
-      </w:r>
-      <w:r>
-        <w:rPr>
-          <w:rFonts w:ascii="EB Garamond" w:hAnsi="EB Garamond"/>
-          <w:b/>
-          <w:i w:val="0"/>
-        </w:rPr>
-        <w:t>recoup</w:t>
-      </w:r>
-      <w:r>
-        <w:rPr>
-          <w:rFonts w:ascii="EB Garamond" w:hAnsi="EB Garamond"/>
-          <w:b w:val="0"/>
-          <w:i w:val="0"/>
-        </w:rPr>
-        <w:t xml:space="preserve">. When you destroy a </w:t>
-      </w:r>
-      <w:r>
-        <w:rPr>
-          <w:rFonts w:ascii="EB Garamond" w:hAnsi="EB Garamond"/>
-          <w:b/>
-          <w:i w:val="0"/>
-        </w:rPr>
-        <w:t>bandit camp</w:t>
-      </w:r>
-      <w:r>
-        <w:rPr>
-          <w:rFonts w:ascii="EB Garamond" w:hAnsi="EB Garamond"/>
-          <w:b w:val="0"/>
-          <w:i w:val="0"/>
-        </w:rPr>
-        <w:t xml:space="preserve"> or </w:t>
-      </w:r>
-      <w:r>
-        <w:rPr>
-          <w:rFonts w:ascii="EB Garamond" w:hAnsi="EB Garamond"/>
-          <w:b/>
-          <w:i w:val="0"/>
-        </w:rPr>
-        <w:t>army</w:t>
-      </w:r>
-      <w:r>
-        <w:rPr>
-          <w:rFonts w:ascii="EB Garamond" w:hAnsi="EB Garamond"/>
-          <w:b w:val="0"/>
-          <w:i w:val="0"/>
-        </w:rPr>
-        <w:t xml:space="preserve">, you </w:t>
-      </w:r>
-      <w:r>
-        <w:rPr>
-          <w:rFonts w:ascii="EB Garamond" w:hAnsi="EB Garamond"/>
-          <w:b/>
-          <w:i w:val="0"/>
-        </w:rPr>
-        <w:t>extort</w:t>
-      </w:r>
-      <w:r>
-        <w:rPr>
-          <w:rFonts w:ascii="EB Garamond" w:hAnsi="EB Garamond"/>
-          <w:b w:val="0"/>
-          <w:i w:val="0"/>
-        </w:rPr>
-        <w:t xml:space="preserve"> its treasury.</w:t>
+        <w:t>A Bandit Camp keeps Extorted money in its Treasury and doesn't pay costs, upkeep, or recoup. When you destroy a Bandit Camp or Army, you extort its Treasury.</w:t>
       </w:r>
     </w:p>
     <w:p>
@@ -29305,23 +22889,7 @@
           <w:b w:val="0"/>
           <w:i w:val="0"/>
         </w:rPr>
-        <w:t xml:space="preserve">After Bandit Mechanics resolve, a bandit </w:t>
-      </w:r>
-      <w:r>
-        <w:rPr>
-          <w:rFonts w:ascii="EB Garamond" w:hAnsi="EB Garamond"/>
-          <w:b/>
-          <w:i w:val="0"/>
-        </w:rPr>
-        <w:t>army</w:t>
-      </w:r>
-      <w:r>
-        <w:rPr>
-          <w:rFonts w:ascii="EB Garamond" w:hAnsi="EB Garamond"/>
-          <w:b w:val="0"/>
-          <w:i w:val="0"/>
-        </w:rPr>
-        <w:t xml:space="preserve"> performs a Move action based on, in order:</w:t>
+        <w:t>After Bandit Mechanics resolve, a Bandit Army performs a Move action based on, in order:</w:t>
       </w:r>
     </w:p>
     <w:p>
@@ -29350,23 +22918,7 @@
           <w:b w:val="0"/>
           <w:i w:val="0"/>
         </w:rPr>
-        <w:t xml:space="preserve"> — if another </w:t>
-      </w:r>
-      <w:r>
-        <w:rPr>
-          <w:rFonts w:ascii="EB Garamond" w:hAnsi="EB Garamond"/>
-          <w:b/>
-          <w:i w:val="0"/>
-        </w:rPr>
-        <w:t>player's army</w:t>
-      </w:r>
-      <w:r>
-        <w:rPr>
-          <w:rFonts w:ascii="EB Garamond" w:hAnsi="EB Garamond"/>
-          <w:b w:val="0"/>
-          <w:i w:val="0"/>
-        </w:rPr>
-        <w:t xml:space="preserve"> is in range.</w:t>
+        <w:t xml:space="preserve"> — if another player's Army is in range.</w:t>
       </w:r>
     </w:p>
     <w:p>
@@ -29395,23 +22947,7 @@
           <w:b w:val="0"/>
           <w:i w:val="0"/>
         </w:rPr>
-        <w:t xml:space="preserve"> — if another </w:t>
-      </w:r>
-      <w:r>
-        <w:rPr>
-          <w:rFonts w:ascii="EB Garamond" w:hAnsi="EB Garamond"/>
-          <w:b/>
-          <w:i w:val="0"/>
-        </w:rPr>
-        <w:t>player's settlement</w:t>
-      </w:r>
-      <w:r>
-        <w:rPr>
-          <w:rFonts w:ascii="EB Garamond" w:hAnsi="EB Garamond"/>
-          <w:b w:val="0"/>
-          <w:i w:val="0"/>
-        </w:rPr>
-        <w:t xml:space="preserve"> is in range.</w:t>
+        <w:t xml:space="preserve"> — if another player's Settlement is in range.</w:t>
       </w:r>
     </w:p>
     <w:p>
@@ -29440,39 +22976,7 @@
           <w:b w:val="0"/>
           <w:i w:val="0"/>
         </w:rPr>
-        <w:t xml:space="preserve"> — toward the closest </w:t>
-      </w:r>
-      <w:r>
-        <w:rPr>
-          <w:rFonts w:ascii="EB Garamond" w:hAnsi="EB Garamond"/>
-          <w:b/>
-          <w:i w:val="0"/>
-        </w:rPr>
-        <w:t>player's army</w:t>
-      </w:r>
-      <w:r>
-        <w:rPr>
-          <w:rFonts w:ascii="EB Garamond" w:hAnsi="EB Garamond"/>
-          <w:b w:val="0"/>
-          <w:i w:val="0"/>
-        </w:rPr>
-        <w:t xml:space="preserve"> or </w:t>
-      </w:r>
-      <w:r>
-        <w:rPr>
-          <w:rFonts w:ascii="EB Garamond" w:hAnsi="EB Garamond"/>
-          <w:b/>
-          <w:i w:val="0"/>
-        </w:rPr>
-        <w:t>settlement</w:t>
-      </w:r>
-      <w:r>
-        <w:rPr>
-          <w:rFonts w:ascii="EB Garamond" w:hAnsi="EB Garamond"/>
-          <w:b w:val="0"/>
-          <w:i w:val="0"/>
-        </w:rPr>
-        <w:t>.</w:t>
+        <w:t xml:space="preserve"> — toward the closest player's Army or Settlement.</w:t>
       </w:r>
     </w:p>
     <w:p>
@@ -29482,7 +22986,7 @@
           <w:b w:val="0"/>
           <w:i/>
         </w:rPr>
-        <w:t>Note: if range ties, the host chooses the target.</w:t>
+        <w:t>Note: if range ties, the Host chooses the target.</w:t>
       </w:r>
     </w:p>
     <w:p>
@@ -29508,215 +23012,7 @@
           <w:b w:val="0"/>
           <w:i w:val="0"/>
         </w:rPr>
-        <w:t xml:space="preserve">Use the </w:t>
-      </w:r>
-      <w:r>
-        <w:rPr>
-          <w:rFonts w:ascii="EB Garamond" w:hAnsi="EB Garamond"/>
-          <w:b/>
-          <w:i w:val="0"/>
-        </w:rPr>
-        <w:t>Move</w:t>
-      </w:r>
-      <w:r>
-        <w:rPr>
-          <w:rFonts w:ascii="EB Garamond" w:hAnsi="EB Garamond"/>
-          <w:b w:val="0"/>
-          <w:i w:val="0"/>
-        </w:rPr>
-        <w:t xml:space="preserve"> action to end </w:t>
-      </w:r>
-      <w:r>
-        <w:rPr>
-          <w:rFonts w:ascii="EB Garamond" w:hAnsi="EB Garamond"/>
-          <w:b/>
-          <w:i w:val="0"/>
-        </w:rPr>
-        <w:t>adjacent</w:t>
-      </w:r>
-      <w:r>
-        <w:rPr>
-          <w:rFonts w:ascii="EB Garamond" w:hAnsi="EB Garamond"/>
-          <w:b w:val="0"/>
-          <w:i w:val="0"/>
-        </w:rPr>
-        <w:t xml:space="preserve"> to a </w:t>
-      </w:r>
-      <w:r>
-        <w:rPr>
-          <w:rFonts w:ascii="EB Garamond" w:hAnsi="EB Garamond"/>
-          <w:b/>
-          <w:i w:val="0"/>
-        </w:rPr>
-        <w:t>bandit camp</w:t>
-      </w:r>
-      <w:r>
-        <w:rPr>
-          <w:rFonts w:ascii="EB Garamond" w:hAnsi="EB Garamond"/>
-          <w:b w:val="0"/>
-          <w:i w:val="0"/>
-        </w:rPr>
-        <w:t xml:space="preserve">. Another </w:t>
-      </w:r>
-      <w:r>
-        <w:rPr>
-          <w:rFonts w:ascii="EB Garamond" w:hAnsi="EB Garamond"/>
-          <w:b/>
-          <w:i w:val="0"/>
-        </w:rPr>
-        <w:t>player</w:t>
-      </w:r>
-      <w:r>
-        <w:rPr>
-          <w:rFonts w:ascii="EB Garamond" w:hAnsi="EB Garamond"/>
-          <w:b w:val="0"/>
-          <w:i w:val="0"/>
-        </w:rPr>
-        <w:t xml:space="preserve"> rolls for </w:t>
-      </w:r>
-      <w:r>
-        <w:rPr>
-          <w:rFonts w:ascii="EB Garamond" w:hAnsi="EB Garamond"/>
-          <w:b/>
-          <w:i w:val="0"/>
-        </w:rPr>
-        <w:t>bandit tactics</w:t>
-      </w:r>
-      <w:r>
-        <w:rPr>
-          <w:rFonts w:ascii="EB Garamond" w:hAnsi="EB Garamond"/>
-          <w:b w:val="0"/>
-          <w:i w:val="0"/>
-        </w:rPr>
-        <w:t xml:space="preserve"> (roll D6; 7 = Fall Back) and resolves the </w:t>
-      </w:r>
-      <w:r>
-        <w:rPr>
-          <w:rFonts w:ascii="EB Garamond" w:hAnsi="EB Garamond"/>
-          <w:b/>
-          <w:i w:val="0"/>
-        </w:rPr>
-        <w:t>to-Strike</w:t>
-      </w:r>
-      <w:r>
-        <w:rPr>
-          <w:rFonts w:ascii="EB Garamond" w:hAnsi="EB Garamond"/>
-          <w:b w:val="0"/>
-          <w:i w:val="0"/>
-        </w:rPr>
-        <w:t xml:space="preserve"> and </w:t>
-      </w:r>
-      <w:r>
-        <w:rPr>
-          <w:rFonts w:ascii="EB Garamond" w:hAnsi="EB Garamond"/>
-          <w:b/>
-          <w:i w:val="0"/>
-        </w:rPr>
-        <w:t>to-Save</w:t>
-      </w:r>
-      <w:r>
-        <w:rPr>
-          <w:rFonts w:ascii="EB Garamond" w:hAnsi="EB Garamond"/>
-          <w:b w:val="0"/>
-          <w:i w:val="0"/>
-        </w:rPr>
-        <w:t xml:space="preserve"> rolls. Resolve it as a </w:t>
-      </w:r>
-      <w:r>
-        <w:rPr>
-          <w:rFonts w:ascii="EB Garamond" w:hAnsi="EB Garamond"/>
-          <w:b/>
-          <w:i w:val="0"/>
-        </w:rPr>
-        <w:t>battle</w:t>
-      </w:r>
-      <w:r>
-        <w:rPr>
-          <w:rFonts w:ascii="EB Garamond" w:hAnsi="EB Garamond"/>
-          <w:b w:val="0"/>
-          <w:i w:val="0"/>
-        </w:rPr>
-        <w:t xml:space="preserve"> in the Battle Phase. </w:t>
-      </w:r>
-      <w:r>
-        <w:rPr>
-          <w:rFonts w:ascii="EB Garamond" w:hAnsi="EB Garamond"/>
-          <w:b/>
-          <w:i w:val="0"/>
-        </w:rPr>
-        <w:t>Extort</w:t>
-      </w:r>
-      <w:r>
-        <w:rPr>
-          <w:rFonts w:ascii="EB Garamond" w:hAnsi="EB Garamond"/>
-          <w:b w:val="0"/>
-          <w:i w:val="0"/>
-        </w:rPr>
-        <w:t xml:space="preserve"> the </w:t>
-      </w:r>
-      <w:r>
-        <w:rPr>
-          <w:rFonts w:ascii="EB Garamond" w:hAnsi="EB Garamond"/>
-          <w:b/>
-          <w:i w:val="0"/>
-        </w:rPr>
-        <w:t>bandit camp's gold</w:t>
-      </w:r>
-      <w:r>
-        <w:rPr>
-          <w:rFonts w:ascii="EB Garamond" w:hAnsi="EB Garamond"/>
-          <w:b w:val="0"/>
-          <w:i w:val="0"/>
-        </w:rPr>
-        <w:t xml:space="preserve"> if it's destroyed. </w:t>
-      </w:r>
-      <w:r>
-        <w:rPr>
-          <w:rFonts w:ascii="EB Garamond" w:hAnsi="EB Garamond"/>
-          <w:b/>
-          <w:i w:val="0"/>
-        </w:rPr>
-        <w:t>Bandits</w:t>
-      </w:r>
-      <w:r>
-        <w:rPr>
-          <w:rFonts w:ascii="EB Garamond" w:hAnsi="EB Garamond"/>
-          <w:b w:val="0"/>
-          <w:i w:val="0"/>
-        </w:rPr>
-        <w:t xml:space="preserve"> never </w:t>
-      </w:r>
-      <w:r>
-        <w:rPr>
-          <w:rFonts w:ascii="EB Garamond" w:hAnsi="EB Garamond"/>
-          <w:b/>
-          <w:i w:val="0"/>
-        </w:rPr>
-        <w:t>Fall Back</w:t>
-      </w:r>
-      <w:r>
-        <w:rPr>
-          <w:rFonts w:ascii="EB Garamond" w:hAnsi="EB Garamond"/>
-          <w:b w:val="0"/>
-          <w:i w:val="0"/>
-        </w:rPr>
-        <w:t xml:space="preserve">, but they may </w:t>
-      </w:r>
-      <w:r>
-        <w:rPr>
-          <w:rFonts w:ascii="EB Garamond" w:hAnsi="EB Garamond"/>
-          <w:b/>
-          <w:i w:val="0"/>
-        </w:rPr>
-        <w:t>flee</w:t>
-      </w:r>
-      <w:r>
-        <w:rPr>
-          <w:rFonts w:ascii="EB Garamond" w:hAnsi="EB Garamond"/>
-          <w:b w:val="0"/>
-          <w:i w:val="0"/>
-        </w:rPr>
-        <w:t>.</w:t>
+        <w:t>Use the Move action to end adjacent to a Bandit Camp. Another player rolls for Bandit Tactics (roll D6; 7 = Fall Back) and resolves the to-Strike and to-Save rolls. Resolve it as a Battle in the Battle Phase. Extort the Bandit Camp's gold if it's destroyed. Bandits never Fall Back, but they may flee.</w:t>
       </w:r>
     </w:p>
     <w:sectPr>

--- a/CE/Rules.docx
+++ b/CE/Rules.docx
@@ -12005,23 +12005,7 @@
           <w:b w:val="0"/>
           <w:i w:val="0"/>
         </w:rPr>
-        <w:t xml:space="preserve">The first </w:t>
-      </w:r>
-      <w:r>
-        <w:rPr>
-          <w:rFonts w:ascii="EB Garamond" w:hAnsi="EB Garamond"/>
-          <w:b/>
-          <w:i w:val="0"/>
-        </w:rPr>
-        <w:t>3 Influence</w:t>
-      </w:r>
-      <w:r>
-        <w:rPr>
-          <w:rFonts w:ascii="EB Garamond" w:hAnsi="EB Garamond"/>
-          <w:b w:val="0"/>
-          <w:i w:val="0"/>
-        </w:rPr>
-        <w:t xml:space="preserve"> the Vassal generates each turn.</w:t>
+        <w:t>The first 3 Influence the Vassal generates each turn.</w:t>
       </w:r>
     </w:p>
     <w:p>
@@ -13389,23 +13373,7 @@
           <w:b w:val="0"/>
           <w:i w:val="0"/>
         </w:rPr>
-        <w:t xml:space="preserve">When chartering a new Settlement, place it at least </w:t>
-      </w:r>
-      <w:r>
-        <w:rPr>
-          <w:rFonts w:ascii="EB Garamond" w:hAnsi="EB Garamond"/>
-          <w:b/>
-          <w:i w:val="0"/>
-        </w:rPr>
-        <w:t>range 4 from all other Settlements and range 2 from any Outlaw Country. You can't charter a Settlement on mountain or water Territory. To upgrade a Village into a Sea Town, you must have a Settlement Ward adjacent to a water</w:t>
-      </w:r>
-      <w:r>
-        <w:rPr>
-          <w:rFonts w:ascii="EB Garamond" w:hAnsi="EB Garamond"/>
-          <w:b w:val="0"/>
-          <w:i w:val="0"/>
-        </w:rPr>
-        <w:t xml:space="preserve"> Territory.</w:t>
+        <w:t>When chartering a new Settlement, place it at least range 4 from all other Settlements and range 2 from any Outlaw Country. You can't charter a Settlement on mountain or water Territory. To upgrade a Village into a Sea Town, you must have a Settlement Ward adjacent to a water Territory.</w:t>
       </w:r>
     </w:p>
     <w:p>
@@ -13473,23 +13441,7 @@
           <w:b w:val="0"/>
           <w:i w:val="0"/>
         </w:rPr>
-        <w:t xml:space="preserve"> </w:t>
-      </w:r>
-      <w:r>
-        <w:rPr>
-          <w:rFonts w:ascii="EB Garamond" w:hAnsi="EB Garamond"/>
-          <w:b/>
-          <w:i w:val="0"/>
-        </w:rPr>
-        <w:t>range 2 from your capital via a Charter Settlement action. These small farmland communities produce no tax income or muster limit, but have 3 Husbandry Settlement Wards. You may also pursue arable land in a Hamlet even if that Raw Material</w:t>
-      </w:r>
-      <w:r>
-        <w:rPr>
-          <w:rFonts w:ascii="EB Garamond" w:hAnsi="EB Garamond"/>
-          <w:b w:val="0"/>
-          <w:i w:val="0"/>
-        </w:rPr>
-        <w:t xml:space="preserve"> isn't in the Hamlet's region.</w:t>
+        <w:t xml:space="preserve"> range 2 from your capital via a Charter Settlement action. These small farmland communities produce no tax income or muster limit, but have 3 Husbandry Settlement Wards. You may also pursue arable land in a Hamlet even if that Raw Material isn't in the Hamlet's region.</w:t>
       </w:r>
     </w:p>
     <w:p>
@@ -20024,23 +19976,7 @@
           <w:b w:val="0"/>
           <w:i w:val="0"/>
         </w:rPr>
-        <w:t xml:space="preserve">When you perform a Muster action and you're below your Army cap, you may place an Army within (range 0) a Settlement you Control that isn't being sieged by another player. When you do: muster Retinues up to the Settlement's muster limit, pay the cost for the Retinue type you're eligible to buy, choose their equipment from what you have available, and set a </w:t>
-      </w:r>
-      <w:r>
-        <w:rPr>
-          <w:rFonts w:ascii="EB Garamond" w:hAnsi="EB Garamond"/>
-          <w:b/>
-          <w:i w:val="0"/>
-        </w:rPr>
-        <w:t>Muster Timer 1</w:t>
-      </w:r>
-      <w:r>
-        <w:rPr>
-          <w:rFonts w:ascii="EB Garamond" w:hAnsi="EB Garamond"/>
-          <w:b w:val="0"/>
-          <w:i w:val="0"/>
-        </w:rPr>
-        <w:t>.</w:t>
+        <w:t>When you perform a Muster action and you're below your Army cap, you may place an Army within (range 0) a Settlement you Control that isn't being sieged by another player. When you do: muster Retinues up to the Settlement's muster limit, pay the cost for the Retinue type you're eligible to buy, choose their equipment from what you have available, and set a Muster Timer 1.</w:t>
       </w:r>
     </w:p>
     <w:p>
@@ -20086,23 +20022,7 @@
           <w:b w:val="0"/>
           <w:i w:val="0"/>
         </w:rPr>
-        <w:t xml:space="preserve">If an existing Army performs a Muster action within range 3 of any Settlement(s) you Control that aren't under Siege, you may muster Retinues up to the Settlement's muster limit, to the maximum an Army can hold (25), and set a </w:t>
-      </w:r>
-      <w:r>
-        <w:rPr>
-          <w:rFonts w:ascii="EB Garamond" w:hAnsi="EB Garamond"/>
-          <w:b/>
-          <w:i w:val="0"/>
-        </w:rPr>
-        <w:t>Muster Timer 1</w:t>
-      </w:r>
-      <w:r>
-        <w:rPr>
-          <w:rFonts w:ascii="EB Garamond" w:hAnsi="EB Garamond"/>
-          <w:b w:val="0"/>
-          <w:i w:val="0"/>
-        </w:rPr>
-        <w:t>. When the Muster Timer resolves, you gain those Retinues, equipped the same as your existing Retinues.</w:t>
+        <w:t>If an existing Army performs a Muster action within range 3 of any Settlement(s) you Control that aren't under Siege, you may muster Retinues up to the Settlement's muster limit, to the maximum an Army can hold (25), and set a Muster Timer 1. When the Muster Timer resolves, you gain those Retinues, equipped the same as your existing Retinues.</w:t>
       </w:r>
     </w:p>
     <w:p>
@@ -22269,23 +22189,7 @@
           <w:b w:val="0"/>
           <w:i w:val="0"/>
         </w:rPr>
-        <w:t xml:space="preserve"> set a </w:t>
-      </w:r>
-      <w:r>
-        <w:rPr>
-          <w:rFonts w:ascii="EB Garamond" w:hAnsi="EB Garamond"/>
-          <w:b/>
-          <w:i w:val="0"/>
-        </w:rPr>
-        <w:t>Capture Timer 1. When it resolves, the Settlement comes under your Control — it receives your active Infrastructure effects, and you gain its Pursuits, tax income, and Reach</w:t>
-      </w:r>
-      <w:r>
-        <w:rPr>
-          <w:rFonts w:ascii="EB Garamond" w:hAnsi="EB Garamond"/>
-          <w:b w:val="0"/>
-          <w:i w:val="0"/>
-        </w:rPr>
-        <w:t>.</w:t>
+        <w:t xml:space="preserve"> set a Capture Timer 1. When it resolves, the Settlement comes under your Control — it receives your active Infrastructure effects, and you gain its Pursuits, tax income, and Reach.</w:t>
       </w:r>
     </w:p>
     <w:p>
@@ -22306,23 +22210,7 @@
           <w:b w:val="0"/>
           <w:i w:val="0"/>
         </w:rPr>
-        <w:t xml:space="preserve"> raze all Pursuits; extort 2500 per Settlement tier; reduce the Settlement by 1 tier. Its controller removes all Pursuits from one Settlement Ward of the sacking player's choice, then removes that Ward from play. Set a </w:t>
-      </w:r>
-      <w:r>
-        <w:rPr>
-          <w:rFonts w:ascii="EB Garamond" w:hAnsi="EB Garamond"/>
-          <w:b/>
-          <w:i w:val="0"/>
-        </w:rPr>
-        <w:t>Sack Timer 2 — you can't Lay Siege again until it resolves. Your Army gains Blocked and Strained</w:t>
-      </w:r>
-      <w:r>
-        <w:rPr>
-          <w:rFonts w:ascii="EB Garamond" w:hAnsi="EB Garamond"/>
-          <w:b w:val="0"/>
-          <w:i w:val="0"/>
-        </w:rPr>
-        <w:t xml:space="preserve"> until the Sack Timer resolves.</w:t>
+        <w:t xml:space="preserve"> raze all Pursuits; extort 2500 per Settlement tier; reduce the Settlement by 1 tier. Its controller removes all Pursuits from one Settlement Ward of the sacking player's choice, then removes that Ward from play. Set a Sack Timer 2 — you can't Lay Siege again until it resolves. Your Army gains Blocked and Strained until the Sack Timer resolves.</w:t>
       </w:r>
     </w:p>
     <w:p>
@@ -22364,23 +22252,7 @@
           <w:b w:val="0"/>
           <w:i w:val="0"/>
         </w:rPr>
-        <w:t xml:space="preserve">Outlaw Country is a cluster of Territory in your starting Settlement region that you can't Control. At the start of the game, demarcate 3 Territories in your starting region, each within range 1 of at least one other Outlaw Country Territory and at least </w:t>
-      </w:r>
-      <w:r>
-        <w:rPr>
-          <w:rFonts w:ascii="EB Garamond" w:hAnsi="EB Garamond"/>
-          <w:b/>
-          <w:i w:val="0"/>
-        </w:rPr>
-        <w:t>range 2 from any Settlement</w:t>
-      </w:r>
-      <w:r>
-        <w:rPr>
-          <w:rFonts w:ascii="EB Garamond" w:hAnsi="EB Garamond"/>
-          <w:b w:val="0"/>
-          <w:i w:val="0"/>
-        </w:rPr>
-        <w:t>.</w:t>
+        <w:t>Outlaw Country is a cluster of Territory in your starting Settlement region that you can't Control. At the start of the game, demarcate 3 Territories in your starting region, each within range 1 of at least one other Outlaw Country Territory and at least range 2 from any Settlement.</w:t>
       </w:r>
     </w:p>
     <w:p>
